--- a/06-学生侧材料/讲义/学生专用版/1-化学基础知识/方程式书写专项-超级充实版（学生专用版）.docx
+++ b/06-学生侧材料/讲义/学生专用版/1-化学基础知识/方程式书写专项-超级充实版（学生专用版）.docx
@@ -2,782 +2,7 @@
 <file path=word/document.xml><?xml version="1.0" encoding="utf-8"?>
 <w:document xmlns:w="http://schemas.openxmlformats.org/wordprocessingml/2006/main" xmlns:m="http://schemas.openxmlformats.org/officeDocument/2006/math" xmlns:r="http://schemas.openxmlformats.org/officeDocument/2006/relationships" xmlns:o="urn:schemas-microsoft-com:office:office" xmlns:v="urn:schemas-microsoft-com:vml" xmlns:w10="urn:schemas-microsoft-com:office:word" xmlns:a="http://schemas.openxmlformats.org/drawingml/2006/main" xmlns:pic="http://schemas.openxmlformats.org/drawingml/2006/picture" xmlns:wp="http://schemas.openxmlformats.org/drawingml/2006/wordprocessingDrawing">
   <w:body>
-    <w:bookmarkStart w:id="9" w:name="学习目标与考纲锚点"/>
-    <w:p>
-      <w:pPr>
-        <w:pStyle w:val="Heading2"/>
-        <w:spacing w:before="280" w:after="120"/>
-      </w:pPr>
-      <w:r>
-        <w:rPr>
-          <w:rFonts w:hint="eastAsia" w:ascii="Times New Roman" w:hAnsi="Times New Roman" w:eastAsia="SimHei" w:cs="Times New Roman"/>
-        </w:rPr>
-        <w:t xml:space="preserve">学习目标与考纲锚点</w:t>
-      </w:r>
-    </w:p>
-    <w:p>
-      <w:pPr>
-        <w:pStyle w:val="BlockText"/>
-        <w:spacing w:after="80"/>
-        <w:ind w:firstLine="420"/>
-      </w:pPr>
-      <w:r>
-        <w:rPr>
-          <w:rFonts w:hint="eastAsia" w:ascii="Times New Roman" w:hAnsi="Times New Roman" w:eastAsia="FangSong" w:cs="Times New Roman"/>
-        </w:rPr>
-        <w:t>对齐考纲</w:t>
-      </w:r>
-      <w:r>
-        <w:rPr>
-          <w:rFonts w:hint="eastAsia" w:ascii="Times New Roman" w:hAnsi="Times New Roman" w:eastAsia="Times New Roman" w:cs="Times New Roman"/>
-        </w:rPr>
-        <w:t>：§08</w:t>
-      </w:r>
-      <w:r>
-        <w:rPr>
-          <w:rFonts w:ascii="Times New Roman" w:hAnsi="Times New Roman" w:eastAsia="Times New Roman" w:cs="Times New Roman"/>
-        </w:rPr>
-        <w:t xml:space="preserve"> </w:t>
-      </w:r>
-      <w:r>
-        <w:rPr>
-          <w:rFonts w:hint="eastAsia" w:ascii="Times New Roman" w:hAnsi="Times New Roman" w:eastAsia="FangSong" w:cs="Times New Roman"/>
-        </w:rPr>
-        <w:t xml:space="preserve">氧化还原与电化学</w:t>
-      </w:r>
-      <w:r>
-        <w:rPr>
-          <w:rFonts w:ascii="Times New Roman" w:hAnsi="Times New Roman" w:eastAsia="Times New Roman" w:cs="Times New Roman"/>
-        </w:rPr>
-        <w:t xml:space="preserve"> · §13 </w:t>
-      </w:r>
-      <w:r>
-        <w:rPr>
-          <w:rFonts w:hint="eastAsia" w:ascii="Times New Roman" w:hAnsi="Times New Roman" w:eastAsia="FangSong" w:cs="Times New Roman"/>
-        </w:rPr>
-        <w:t xml:space="preserve">元素化学</w:t>
-      </w:r>
-    </w:p>
-    <w:tbl>
-      <w:tblPr>
-        <w:tblStyle w:val="Table"/>
-        <w:tblW w:type="pct" w:w="5000"/>
-        <w:tblLayout w:type="fixed"/>
-        <w:tblLook w:firstRow="1" w:lastRow="0" w:firstColumn="0" w:lastColumn="0" w:noHBand="0" w:noVBand="0" w:val="0020"/>
-        <w:jc w:val="center"/>
-        <w:tblBorders>
-          <w:top w:val="single" w:sz="12" w:space="0" w:color="333333"/>
-          <w:bottom w:val="single" w:sz="12" w:space="0" w:color="333333"/>
-          <w:left w:val="none"/>
-          <w:right w:val="none"/>
-          <w:insideH w:val="none"/>
-          <w:insideV w:val="none"/>
-        </w:tblBorders>
-      </w:tblPr>
-      <w:tblGrid>
-        <w:gridCol w:w="3960"/>
-        <w:gridCol w:w="3960"/>
-      </w:tblGrid>
-      <w:tr>
-        <w:trPr>
-          <w:tblHeader w:val="on"/>
-        </w:trPr>
-        <w:tc>
-          <w:tcPr>
-            <w:tcBorders>
-              <w:bottom w:val="single" w:sz="6" w:space="0" w:color="333333"/>
-            </w:tcBorders>
-          </w:tcPr>
-          <w:p>
-            <w:pPr>
-              <w:pStyle w:val="Compact"/>
-              <w:jc w:val="center"/>
-            </w:pPr>
-            <w:r>
-              <w:rPr>
-                <w:rFonts w:hint="eastAsia" w:ascii="Times New Roman" w:hAnsi="Times New Roman" w:eastAsia="SimHei" w:cs="Times New Roman"/>
-                <w:b/>
-              </w:rPr>
-              <w:t xml:space="preserve">考纲条目</w:t>
-            </w:r>
-          </w:p>
-        </w:tc>
-        <w:tc>
-          <w:tcPr>
-            <w:tcBorders>
-              <w:bottom w:val="single" w:sz="6" w:space="0" w:color="333333"/>
-            </w:tcBorders>
-          </w:tcPr>
-          <w:p>
-            <w:pPr>
-              <w:pStyle w:val="Compact"/>
-              <w:jc w:val="center"/>
-            </w:pPr>
-            <w:r>
-              <w:rPr>
-                <w:rFonts w:hint="eastAsia" w:ascii="Times New Roman" w:hAnsi="Times New Roman" w:eastAsia="SimHei" w:cs="Times New Roman"/>
-                <w:b/>
-              </w:rPr>
-              <w:t xml:space="preserve">学完本讲应能</w:t>
-            </w:r>
-          </w:p>
-        </w:tc>
-      </w:tr>
-      <w:tr>
-        <w:tc>
-          <w:tcPr/>
-          <w:p>
-            <w:pPr>
-              <w:pStyle w:val="Compact"/>
-              <w:jc w:val="center"/>
-            </w:pPr>
-            <w:r>
-              <w:rPr>
-                <w:rFonts w:ascii="Times New Roman" w:hAnsi="Times New Roman" w:eastAsia="Times New Roman" w:cs="Times New Roman"/>
-              </w:rPr>
-              <w:t xml:space="preserve">§08 </w:t>
-            </w:r>
-            <w:r>
-              <w:rPr>
-                <w:rFonts w:hint="eastAsia" w:ascii="Times New Roman" w:hAnsi="Times New Roman" w:eastAsia="FangSong" w:cs="Times New Roman"/>
-              </w:rPr>
-              <w:t xml:space="preserve">氧化还原与电化学</w:t>
-            </w:r>
-            <w:r>
-              <w:rPr>
-                <w:rFonts w:ascii="Times New Roman" w:hAnsi="Times New Roman" w:eastAsia="Times New Roman" w:cs="Times New Roman"/>
-              </w:rPr>
-              <w:t xml:space="preserve"> · </w:t>
-            </w:r>
-            <w:r>
-              <w:rPr>
-                <w:rFonts w:hint="eastAsia" w:ascii="Times New Roman" w:hAnsi="Times New Roman" w:eastAsia="FangSong" w:cs="Times New Roman"/>
-              </w:rPr>
-              <w:t xml:space="preserve">氧化态与配平</w:t>
-            </w:r>
-          </w:p>
-        </w:tc>
-        <w:tc>
-          <w:tcPr/>
-          <w:p>
-            <w:pPr>
-              <w:pStyle w:val="Compact"/>
-              <w:jc w:val="center"/>
-            </w:pPr>
-            <w:r>
-              <w:rPr>
-                <w:rFonts w:hint="eastAsia" w:ascii="Times New Roman" w:hAnsi="Times New Roman" w:eastAsia="FangSong" w:cs="Times New Roman"/>
-              </w:rPr>
-              <w:t>用氧化态法与离子</w:t>
-            </w:r>
-            <w:r>
-              <w:rPr>
-                <w:rFonts w:hint="eastAsia" w:ascii="Times New Roman" w:hAnsi="Times New Roman" w:eastAsia="Times New Roman" w:cs="Times New Roman"/>
-              </w:rPr>
-              <w:t>-</w:t>
-            </w:r>
-            <w:r>
-              <w:rPr>
-                <w:rFonts w:hint="eastAsia" w:ascii="Times New Roman" w:hAnsi="Times New Roman" w:eastAsia="FangSong" w:cs="Times New Roman"/>
-              </w:rPr>
-              <w:t>电子半反应法配平复杂氧化还原方程式</w:t>
-            </w:r>
-            <w:r>
-              <w:rPr>
-                <w:rFonts w:hint="eastAsia" w:ascii="Times New Roman" w:hAnsi="Times New Roman" w:eastAsia="Times New Roman" w:cs="Times New Roman"/>
-              </w:rPr>
-              <w:t>，</w:t>
-            </w:r>
-            <w:r>
-              <w:rPr>
-                <w:rFonts w:hint="eastAsia" w:ascii="Times New Roman" w:hAnsi="Times New Roman" w:eastAsia="FangSong" w:cs="Times New Roman"/>
-              </w:rPr>
-              <w:t>掌握分子整体法判定总电子得失</w:t>
-            </w:r>
-          </w:p>
-        </w:tc>
-      </w:tr>
-      <w:tr>
-        <w:tc>
-          <w:tcPr/>
-          <w:p>
-            <w:pPr>
-              <w:pStyle w:val="Compact"/>
-              <w:jc w:val="center"/>
-            </w:pPr>
-            <w:r>
-              <w:rPr>
-                <w:rFonts w:ascii="Times New Roman" w:hAnsi="Times New Roman" w:eastAsia="Times New Roman" w:cs="Times New Roman"/>
-              </w:rPr>
-              <w:t xml:space="preserve">§08 </w:t>
-            </w:r>
-            <w:r>
-              <w:rPr>
-                <w:rFonts w:hint="eastAsia" w:ascii="Times New Roman" w:hAnsi="Times New Roman" w:eastAsia="FangSong" w:cs="Times New Roman"/>
-              </w:rPr>
-              <w:t xml:space="preserve">氧化还原与电化学</w:t>
-            </w:r>
-            <w:r>
-              <w:rPr>
-                <w:rFonts w:ascii="Times New Roman" w:hAnsi="Times New Roman" w:eastAsia="Times New Roman" w:cs="Times New Roman"/>
-              </w:rPr>
-              <w:t xml:space="preserve"> · </w:t>
-            </w:r>
-            <w:r>
-              <w:rPr>
-                <w:rFonts w:hint="eastAsia" w:ascii="Times New Roman" w:hAnsi="Times New Roman" w:eastAsia="FangSong" w:cs="Times New Roman"/>
-              </w:rPr>
-              <w:t xml:space="preserve">介质与优势物种</w:t>
-            </w:r>
-          </w:p>
-        </w:tc>
-        <w:tc>
-          <w:tcPr/>
-          <w:p>
-            <w:pPr>
-              <w:pStyle w:val="Compact"/>
-              <w:jc w:val="center"/>
-            </w:pPr>
-            <w:r>
-              <w:rPr>
-                <w:rFonts w:hint="eastAsia" w:ascii="Times New Roman" w:hAnsi="Times New Roman" w:eastAsia="FangSong" w:cs="Times New Roman"/>
-              </w:rPr>
-              <w:t>判定酸性</w:t>
-            </w:r>
-            <w:r>
-              <w:rPr>
-                <w:rFonts w:hint="eastAsia" w:ascii="Times New Roman" w:hAnsi="Times New Roman" w:eastAsia="Times New Roman" w:cs="Times New Roman"/>
-              </w:rPr>
-              <w:t>/</w:t>
-            </w:r>
-            <w:r>
-              <w:rPr>
-                <w:rFonts w:hint="eastAsia" w:ascii="Times New Roman" w:hAnsi="Times New Roman" w:eastAsia="FangSong" w:cs="Times New Roman"/>
-              </w:rPr>
-              <w:t>碱性</w:t>
-            </w:r>
-            <w:r>
-              <w:rPr>
-                <w:rFonts w:hint="eastAsia" w:ascii="Times New Roman" w:hAnsi="Times New Roman" w:eastAsia="Times New Roman" w:cs="Times New Roman"/>
-              </w:rPr>
-              <w:t>/</w:t>
-            </w:r>
-            <w:r>
-              <w:rPr>
-                <w:rFonts w:hint="eastAsia" w:ascii="Times New Roman" w:hAnsi="Times New Roman" w:eastAsia="FangSong" w:cs="Times New Roman"/>
-              </w:rPr>
-              <w:t>中性介质与优势存在形态</w:t>
-            </w:r>
-            <w:r>
-              <w:rPr>
-                <w:rFonts w:hint="eastAsia" w:ascii="Times New Roman" w:hAnsi="Times New Roman" w:eastAsia="Times New Roman" w:cs="Times New Roman"/>
-              </w:rPr>
-              <w:t>，</w:t>
-            </w:r>
-            <w:r>
-              <w:rPr>
-                <w:rFonts w:hint="eastAsia" w:ascii="Times New Roman" w:hAnsi="Times New Roman" w:eastAsia="FangSong" w:cs="Times New Roman"/>
-              </w:rPr>
-              <w:t>规范书写离子方程式与分子方程式</w:t>
-            </w:r>
-          </w:p>
-        </w:tc>
-      </w:tr>
-      <w:tr>
-        <w:tc>
-          <w:tcPr/>
-          <w:p>
-            <w:pPr>
-              <w:pStyle w:val="Compact"/>
-              <w:jc w:val="center"/>
-            </w:pPr>
-            <w:r>
-              <w:rPr>
-                <w:rFonts w:ascii="Times New Roman" w:hAnsi="Times New Roman" w:eastAsia="Times New Roman" w:cs="Times New Roman"/>
-              </w:rPr>
-              <w:t xml:space="preserve">§13 </w:t>
-            </w:r>
-            <w:r>
-              <w:rPr>
-                <w:rFonts w:hint="eastAsia" w:ascii="Times New Roman" w:hAnsi="Times New Roman" w:eastAsia="FangSong" w:cs="Times New Roman"/>
-              </w:rPr>
-              <w:t xml:space="preserve">元素化学</w:t>
-            </w:r>
-            <w:r>
-              <w:rPr>
-                <w:rFonts w:ascii="Times New Roman" w:hAnsi="Times New Roman" w:eastAsia="Times New Roman" w:cs="Times New Roman"/>
-              </w:rPr>
-              <w:t xml:space="preserve"> · </w:t>
-            </w:r>
-            <w:r>
-              <w:rPr>
-                <w:rFonts w:hint="eastAsia" w:ascii="Times New Roman" w:hAnsi="Times New Roman" w:eastAsia="FangSong" w:cs="Times New Roman"/>
-              </w:rPr>
-              <w:t xml:space="preserve">非金属与两性元素反应</w:t>
-            </w:r>
-          </w:p>
-        </w:tc>
-        <w:tc>
-          <w:tcPr/>
-          <w:p>
-            <w:pPr>
-              <w:pStyle w:val="Compact"/>
-              <w:jc w:val="center"/>
-            </w:pPr>
-            <w:r>
-              <w:rPr>
-                <w:rFonts w:hint="eastAsia" w:ascii="Times New Roman" w:hAnsi="Times New Roman" w:eastAsia="FangSong" w:cs="Times New Roman"/>
-              </w:rPr>
-              <w:t>书写硼</w:t>
-            </w:r>
-            <w:r>
-              <w:rPr>
-                <w:rFonts w:hint="eastAsia" w:ascii="Times New Roman" w:hAnsi="Times New Roman" w:eastAsia="Times New Roman" w:cs="Times New Roman"/>
-              </w:rPr>
-              <w:t>、</w:t>
-            </w:r>
-            <w:r>
-              <w:rPr>
-                <w:rFonts w:hint="eastAsia" w:ascii="Times New Roman" w:hAnsi="Times New Roman" w:eastAsia="FangSong" w:cs="Times New Roman"/>
-              </w:rPr>
-              <w:t>硅</w:t>
-            </w:r>
-            <w:r>
-              <w:rPr>
-                <w:rFonts w:hint="eastAsia" w:ascii="Times New Roman" w:hAnsi="Times New Roman" w:eastAsia="Times New Roman" w:cs="Times New Roman"/>
-              </w:rPr>
-              <w:t>、</w:t>
-            </w:r>
-            <w:r>
-              <w:rPr>
-                <w:rFonts w:hint="eastAsia" w:ascii="Times New Roman" w:hAnsi="Times New Roman" w:eastAsia="FangSong" w:cs="Times New Roman"/>
-              </w:rPr>
-              <w:t>硫</w:t>
-            </w:r>
-            <w:r>
-              <w:rPr>
-                <w:rFonts w:hint="eastAsia" w:ascii="Times New Roman" w:hAnsi="Times New Roman" w:eastAsia="Times New Roman" w:cs="Times New Roman"/>
-              </w:rPr>
-              <w:t>、</w:t>
-            </w:r>
-            <w:r>
-              <w:rPr>
-                <w:rFonts w:hint="eastAsia" w:ascii="Times New Roman" w:hAnsi="Times New Roman" w:eastAsia="FangSong" w:cs="Times New Roman"/>
-              </w:rPr>
-              <w:t>氮</w:t>
-            </w:r>
-            <w:r>
-              <w:rPr>
-                <w:rFonts w:hint="eastAsia" w:ascii="Times New Roman" w:hAnsi="Times New Roman" w:eastAsia="Times New Roman" w:cs="Times New Roman"/>
-              </w:rPr>
-              <w:t>、</w:t>
-            </w:r>
-            <w:r>
-              <w:rPr>
-                <w:rFonts w:hint="eastAsia" w:ascii="Times New Roman" w:hAnsi="Times New Roman" w:eastAsia="FangSong" w:cs="Times New Roman"/>
-              </w:rPr>
-              <w:t>磷族元素的非氧化还原反应及歧化</w:t>
-            </w:r>
-            <w:r>
-              <w:rPr>
-                <w:rFonts w:hint="eastAsia" w:ascii="Times New Roman" w:hAnsi="Times New Roman" w:eastAsia="Times New Roman" w:cs="Times New Roman"/>
-              </w:rPr>
-              <w:t>、</w:t>
-            </w:r>
-            <w:r>
-              <w:rPr>
-                <w:rFonts w:hint="eastAsia" w:ascii="Times New Roman" w:hAnsi="Times New Roman" w:eastAsia="FangSong" w:cs="Times New Roman"/>
-              </w:rPr>
-              <w:t>归中反应方程式</w:t>
-            </w:r>
-          </w:p>
-        </w:tc>
-      </w:tr>
-      <w:tr>
-        <w:tc>
-          <w:tcPr/>
-          <w:p>
-            <w:pPr>
-              <w:pStyle w:val="Compact"/>
-              <w:jc w:val="center"/>
-            </w:pPr>
-            <w:r>
-              <w:rPr>
-                <w:rFonts w:ascii="Times New Roman" w:hAnsi="Times New Roman" w:eastAsia="Times New Roman" w:cs="Times New Roman"/>
-              </w:rPr>
-              <w:t xml:space="preserve">§13 </w:t>
-            </w:r>
-            <w:r>
-              <w:rPr>
-                <w:rFonts w:hint="eastAsia" w:ascii="Times New Roman" w:hAnsi="Times New Roman" w:eastAsia="FangSong" w:cs="Times New Roman"/>
-              </w:rPr>
-              <w:t xml:space="preserve">元素化学</w:t>
-            </w:r>
-            <w:r>
-              <w:rPr>
-                <w:rFonts w:ascii="Times New Roman" w:hAnsi="Times New Roman" w:eastAsia="Times New Roman" w:cs="Times New Roman"/>
-              </w:rPr>
-              <w:t xml:space="preserve"> · </w:t>
-            </w:r>
-            <w:r>
-              <w:rPr>
-                <w:rFonts w:hint="eastAsia" w:ascii="Times New Roman" w:hAnsi="Times New Roman" w:eastAsia="FangSong" w:cs="Times New Roman"/>
-              </w:rPr>
-              <w:t xml:space="preserve">陌生流程与合成方程式</w:t>
-            </w:r>
-          </w:p>
-        </w:tc>
-        <w:tc>
-          <w:tcPr/>
-          <w:p>
-            <w:pPr>
-              <w:pStyle w:val="Compact"/>
-              <w:jc w:val="center"/>
-            </w:pPr>
-            <w:r>
-              <w:rPr>
-                <w:rFonts w:hint="eastAsia" w:ascii="Times New Roman" w:hAnsi="Times New Roman" w:eastAsia="FangSong" w:cs="Times New Roman"/>
-              </w:rPr>
-              <w:t>由工业流程与合成描述反推反应物</w:t>
-            </w:r>
-            <w:r>
-              <w:rPr>
-                <w:rFonts w:hint="eastAsia" w:ascii="Times New Roman" w:hAnsi="Times New Roman" w:eastAsia="Times New Roman" w:cs="Times New Roman"/>
-              </w:rPr>
-              <w:t>、</w:t>
-            </w:r>
-            <w:r>
-              <w:rPr>
-                <w:rFonts w:hint="eastAsia" w:ascii="Times New Roman" w:hAnsi="Times New Roman" w:eastAsia="FangSong" w:cs="Times New Roman"/>
-              </w:rPr>
-              <w:t>产物与介质条件</w:t>
-            </w:r>
-            <w:r>
-              <w:rPr>
-                <w:rFonts w:hint="eastAsia" w:ascii="Times New Roman" w:hAnsi="Times New Roman" w:eastAsia="Times New Roman" w:cs="Times New Roman"/>
-              </w:rPr>
-              <w:t>，</w:t>
-            </w:r>
-            <w:r>
-              <w:rPr>
-                <w:rFonts w:hint="eastAsia" w:ascii="Times New Roman" w:hAnsi="Times New Roman" w:eastAsia="FangSong" w:cs="Times New Roman"/>
-              </w:rPr>
-              <w:t>规范书写陌生方程式</w:t>
-            </w:r>
-          </w:p>
-        </w:tc>
-      </w:tr>
-    </w:tbl>
-    <w:p>
-      <w:pPr>
-        <w:spacing w:before="160" w:after="80"/>
-      </w:pPr>
-      <w:r>
-        <w:pict>
-          <v:rect style="width:0;height:1.5pt" o:hralign="center" o:hrstd="t" o:hr="t"/>
-        </w:pict>
-      </w:r>
-    </w:p>
-    <w:p>
-      <w:pPr>
-        <w:pStyle w:val="FirstParagraph"/>
-        <w:ind w:firstLine="420"/>
-      </w:pPr>
-      <w:r>
-        <w:rPr>
-          <w:rFonts w:hint="eastAsia" w:ascii="Times New Roman" w:hAnsi="Times New Roman" w:eastAsia="FangSong" w:cs="Times New Roman"/>
-        </w:rPr>
-        <w:t>化学方程式是化学科学最核心的通用符号语言</w:t>
-      </w:r>
-      <w:r>
-        <w:rPr>
-          <w:rFonts w:hint="eastAsia" w:ascii="Times New Roman" w:hAnsi="Times New Roman" w:eastAsia="Times New Roman" w:cs="Times New Roman"/>
-        </w:rPr>
-        <w:t>。</w:t>
-      </w:r>
-      <w:r>
-        <w:rPr>
-          <w:rFonts w:hint="eastAsia" w:ascii="Times New Roman" w:hAnsi="Times New Roman" w:eastAsia="FangSong" w:cs="Times New Roman"/>
-        </w:rPr>
-        <w:t>在宏观层面上</w:t>
-      </w:r>
-      <w:r>
-        <w:rPr>
-          <w:rFonts w:hint="eastAsia" w:ascii="Times New Roman" w:hAnsi="Times New Roman" w:eastAsia="Times New Roman" w:cs="Times New Roman"/>
-        </w:rPr>
-        <w:t>，</w:t>
-      </w:r>
-      <w:r>
-        <w:rPr>
-          <w:rFonts w:hint="eastAsia" w:ascii="Times New Roman" w:hAnsi="Times New Roman" w:eastAsia="FangSong" w:cs="Times New Roman"/>
-        </w:rPr>
-        <w:t>化学方程式定量表达了反应物与产物之间的质量守恒与电荷守恒</w:t>
-      </w:r>
-      <w:r>
-        <w:rPr>
-          <w:rFonts w:hint="eastAsia" w:ascii="Times New Roman" w:hAnsi="Times New Roman" w:eastAsia="Times New Roman" w:cs="Times New Roman"/>
-        </w:rPr>
-        <w:t>；</w:t>
-      </w:r>
-      <w:r>
-        <w:rPr>
-          <w:rFonts w:hint="eastAsia" w:ascii="Times New Roman" w:hAnsi="Times New Roman" w:eastAsia="FangSong" w:cs="Times New Roman"/>
-        </w:rPr>
-        <w:t>在微观层面上</w:t>
-      </w:r>
-      <w:r>
-        <w:rPr>
-          <w:rFonts w:hint="eastAsia" w:ascii="Times New Roman" w:hAnsi="Times New Roman" w:eastAsia="Times New Roman" w:cs="Times New Roman"/>
-        </w:rPr>
-        <w:t>，</w:t>
-      </w:r>
-      <w:r>
-        <w:rPr>
-          <w:rFonts w:hint="eastAsia" w:ascii="Times New Roman" w:hAnsi="Times New Roman" w:eastAsia="FangSong" w:cs="Times New Roman"/>
-        </w:rPr>
-        <w:t>它精确揭示了化学键的断裂与重组</w:t>
-      </w:r>
-      <w:r>
-        <w:rPr>
-          <w:rFonts w:hint="eastAsia" w:ascii="Times New Roman" w:hAnsi="Times New Roman" w:eastAsia="Times New Roman" w:cs="Times New Roman"/>
-        </w:rPr>
-        <w:t>、</w:t>
-      </w:r>
-      <w:r>
-        <w:rPr>
-          <w:rFonts w:hint="eastAsia" w:ascii="Times New Roman" w:hAnsi="Times New Roman" w:eastAsia="FangSong" w:cs="Times New Roman"/>
-        </w:rPr>
-        <w:t>电子的转移与重新分布</w:t>
-      </w:r>
-      <w:r>
-        <w:rPr>
-          <w:rFonts w:hint="eastAsia" w:ascii="Times New Roman" w:hAnsi="Times New Roman" w:eastAsia="Times New Roman" w:cs="Times New Roman"/>
-        </w:rPr>
-        <w:t>，</w:t>
-      </w:r>
-      <w:r>
-        <w:rPr>
-          <w:rFonts w:hint="eastAsia" w:ascii="Times New Roman" w:hAnsi="Times New Roman" w:eastAsia="FangSong" w:cs="Times New Roman"/>
-        </w:rPr>
-        <w:t>以及反应体系在特定介质环境下微观优势物种的热力学演变轨迹</w:t>
-      </w:r>
-      <w:r>
-        <w:rPr>
-          <w:rFonts w:hint="eastAsia" w:ascii="Times New Roman" w:hAnsi="Times New Roman" w:eastAsia="Times New Roman" w:cs="Times New Roman"/>
-        </w:rPr>
-        <w:t>。</w:t>
-      </w:r>
-      <w:r>
-        <w:rPr>
-          <w:rFonts w:hint="eastAsia" w:ascii="Times New Roman" w:hAnsi="Times New Roman" w:eastAsia="FangSong" w:cs="Times New Roman"/>
-        </w:rPr>
-        <w:t>在化学竞赛与高阶学术探索中</w:t>
-      </w:r>
-      <w:r>
-        <w:rPr>
-          <w:rFonts w:hint="eastAsia" w:ascii="Times New Roman" w:hAnsi="Times New Roman" w:eastAsia="Times New Roman" w:cs="Times New Roman"/>
-        </w:rPr>
-        <w:t>，</w:t>
-      </w:r>
-      <w:r>
-        <w:rPr>
-          <w:rFonts w:hint="eastAsia" w:ascii="Times New Roman" w:hAnsi="Times New Roman" w:eastAsia="FangSong" w:cs="Times New Roman"/>
-        </w:rPr>
-        <w:t>方程式书写早已超越了基础中学教学中给全已知物种的</w:t>
-      </w:r>
-      <w:r>
-        <w:rPr>
-          <w:rFonts w:hint="eastAsia" w:ascii="Times New Roman" w:hAnsi="Times New Roman" w:eastAsia="Times New Roman" w:cs="Times New Roman"/>
-        </w:rPr>
-        <w:t>“</w:t>
-      </w:r>
-      <w:r>
-        <w:rPr>
-          <w:rFonts w:hint="eastAsia" w:ascii="Times New Roman" w:hAnsi="Times New Roman" w:eastAsia="FangSong" w:cs="Times New Roman"/>
-        </w:rPr>
-        <w:t>机械凑平</w:t>
-      </w:r>
-      <w:r>
-        <w:rPr>
-          <w:rFonts w:hint="eastAsia" w:ascii="Times New Roman" w:hAnsi="Times New Roman" w:eastAsia="Times New Roman" w:cs="Times New Roman"/>
-        </w:rPr>
-        <w:t>”</w:t>
-      </w:r>
-      <w:r>
-        <w:rPr>
-          <w:rFonts w:hint="eastAsia" w:ascii="Times New Roman" w:hAnsi="Times New Roman" w:eastAsia="FangSong" w:cs="Times New Roman"/>
-        </w:rPr>
-        <w:t>阶段</w:t>
-      </w:r>
-      <w:r>
-        <w:rPr>
-          <w:rFonts w:hint="eastAsia" w:ascii="Times New Roman" w:hAnsi="Times New Roman" w:eastAsia="Times New Roman" w:cs="Times New Roman"/>
-        </w:rPr>
-        <w:t>，</w:t>
-      </w:r>
-      <w:r>
-        <w:rPr>
-          <w:rFonts w:hint="eastAsia" w:ascii="Times New Roman" w:hAnsi="Times New Roman" w:eastAsia="FangSong" w:cs="Times New Roman"/>
-        </w:rPr>
-        <w:t>而是演变成为一项极具挑战性的综合逻辑推理体系</w:t>
-      </w:r>
-      <w:r>
-        <w:rPr>
-          <w:rFonts w:hint="eastAsia" w:ascii="Times New Roman" w:hAnsi="Times New Roman" w:eastAsia="Times New Roman" w:cs="Times New Roman"/>
-        </w:rPr>
-        <w:t>：</w:t>
-      </w:r>
-      <w:r>
-        <w:rPr>
-          <w:rFonts w:hint="eastAsia" w:ascii="Times New Roman" w:hAnsi="Times New Roman" w:eastAsia="FangSong" w:cs="Times New Roman"/>
-        </w:rPr>
-        <w:t>要求学生在面临极简实验现象</w:t>
-      </w:r>
-      <w:r>
-        <w:rPr>
-          <w:rFonts w:hint="eastAsia" w:ascii="Times New Roman" w:hAnsi="Times New Roman" w:eastAsia="Times New Roman" w:cs="Times New Roman"/>
-        </w:rPr>
-        <w:t>、</w:t>
-      </w:r>
-      <w:r>
-        <w:rPr>
-          <w:rFonts w:hint="eastAsia" w:ascii="Times New Roman" w:hAnsi="Times New Roman" w:eastAsia="FangSong" w:cs="Times New Roman"/>
-        </w:rPr>
-        <w:t>工业工艺简图或复杂反应介质时</w:t>
-      </w:r>
-      <w:r>
-        <w:rPr>
-          <w:rFonts w:hint="eastAsia" w:ascii="Times New Roman" w:hAnsi="Times New Roman" w:eastAsia="Times New Roman" w:cs="Times New Roman"/>
-        </w:rPr>
-        <w:t>，</w:t>
-      </w:r>
-      <w:r>
-        <w:rPr>
-          <w:rFonts w:hint="eastAsia" w:ascii="Times New Roman" w:hAnsi="Times New Roman" w:eastAsia="FangSong" w:cs="Times New Roman"/>
-        </w:rPr>
-        <w:t>自主完成</w:t>
-      </w:r>
-      <w:r>
-        <w:rPr>
-          <w:rFonts w:hint="eastAsia" w:ascii="Times New Roman" w:hAnsi="Times New Roman" w:eastAsia="Times New Roman" w:cs="Times New Roman"/>
-        </w:rPr>
-        <w:t>“</w:t>
-      </w:r>
-      <w:r>
-        <w:rPr>
-          <w:rFonts w:hint="eastAsia" w:ascii="Times New Roman" w:hAnsi="Times New Roman" w:eastAsia="FangSong" w:cs="Times New Roman"/>
-        </w:rPr>
-        <w:t>判别反应驱动力</w:t>
-      </w:r>
-      <w:r>
-        <w:rPr>
-          <w:rFonts w:ascii="Times New Roman" w:hAnsi="Times New Roman" w:eastAsia="Times New Roman" w:cs="Times New Roman"/>
-        </w:rPr>
-        <w:t xml:space="preserve"> </w:t>
-      </w:r>
-      <m:oMath>
-        <m:r>
-          <m:rPr>
-            <m:sty m:val="p"/>
-          </m:rPr>
-          <m:t>→</m:t>
-        </m:r>
-      </m:oMath>
-      <w:r>
-        <w:rPr>
-          <w:rFonts w:ascii="Times New Roman" w:hAnsi="Times New Roman" w:eastAsia="Times New Roman" w:cs="Times New Roman"/>
-        </w:rPr>
-        <w:t xml:space="preserve"> </w:t>
-      </w:r>
-      <w:r>
-        <w:rPr>
-          <w:rFonts w:hint="eastAsia" w:ascii="Times New Roman" w:hAnsi="Times New Roman" w:eastAsia="FangSong" w:cs="Times New Roman"/>
-        </w:rPr>
-        <w:t xml:space="preserve">确定元素微观氧化态</w:t>
-      </w:r>
-      <w:r>
-        <w:rPr>
-          <w:rFonts w:ascii="Times New Roman" w:hAnsi="Times New Roman" w:eastAsia="Times New Roman" w:cs="Times New Roman"/>
-        </w:rPr>
-        <w:t xml:space="preserve"> </w:t>
-      </w:r>
-      <m:oMath>
-        <m:r>
-          <m:rPr>
-            <m:sty m:val="p"/>
-          </m:rPr>
-          <m:t>→</m:t>
-        </m:r>
-      </m:oMath>
-      <w:r>
-        <w:rPr>
-          <w:rFonts w:ascii="Times New Roman" w:hAnsi="Times New Roman" w:eastAsia="Times New Roman" w:cs="Times New Roman"/>
-        </w:rPr>
-        <w:t xml:space="preserve"> </w:t>
-      </w:r>
-      <w:r>
-        <w:rPr>
-          <w:rFonts w:hint="eastAsia" w:ascii="Times New Roman" w:hAnsi="Times New Roman" w:eastAsia="FangSong" w:cs="Times New Roman"/>
-        </w:rPr>
-        <w:t xml:space="preserve">判定介质优势存在形体</w:t>
-      </w:r>
-      <w:r>
-        <w:rPr>
-          <w:rFonts w:ascii="Times New Roman" w:hAnsi="Times New Roman" w:eastAsia="Times New Roman" w:cs="Times New Roman"/>
-        </w:rPr>
-        <w:t xml:space="preserve"> </w:t>
-      </w:r>
-      <m:oMath>
-        <m:r>
-          <m:rPr>
-            <m:sty m:val="p"/>
-          </m:rPr>
-          <m:t>→</m:t>
-        </m:r>
-      </m:oMath>
-      <w:r>
-        <w:rPr>
-          <w:rFonts w:ascii="Times New Roman" w:hAnsi="Times New Roman" w:eastAsia="Times New Roman" w:cs="Times New Roman"/>
-        </w:rPr>
-        <w:t xml:space="preserve"> </w:t>
-      </w:r>
-      <w:r>
-        <w:rPr>
-          <w:rFonts w:hint="eastAsia" w:ascii="Times New Roman" w:hAnsi="Times New Roman" w:eastAsia="FangSong" w:cs="Times New Roman"/>
-        </w:rPr>
-        <w:t>构建反应骨架并运用数学物理原理完成精准配平</w:t>
-      </w:r>
-      <w:r>
-        <w:rPr>
-          <w:rFonts w:hint="eastAsia" w:ascii="Times New Roman" w:hAnsi="Times New Roman" w:eastAsia="Times New Roman" w:cs="Times New Roman"/>
-        </w:rPr>
-        <w:t>”</w:t>
-      </w:r>
-      <w:r>
-        <w:rPr>
-          <w:rFonts w:hint="eastAsia" w:ascii="Times New Roman" w:hAnsi="Times New Roman" w:eastAsia="FangSong" w:cs="Times New Roman"/>
-        </w:rPr>
-        <w:t>的全链条逻辑推演</w:t>
-      </w:r>
-      <w:r>
-        <w:rPr>
-          <w:rFonts w:hint="eastAsia" w:ascii="Times New Roman" w:hAnsi="Times New Roman" w:eastAsia="Times New Roman" w:cs="Times New Roman"/>
-        </w:rPr>
-        <w:t>。</w:t>
-      </w:r>
-    </w:p>
-    <w:p>
-      <w:pPr>
-        <w:spacing w:before="160" w:after="80"/>
-      </w:pPr>
-      <w:r>
-        <w:pict>
-          <v:rect style="width:0;height:1.5pt" o:hralign="center" o:hrstd="t" o:hr="t"/>
-        </w:pict>
-      </w:r>
-    </w:p>
-    <w:bookmarkEnd w:id="9"/>
-    <w:bookmarkStart w:id="10" w:name="化学方程式的本质与化学语言规范"/>
+    <w:bookmarkStart w:id="9" w:name="化学方程式的本质与化学语言规范"/>
     <w:p>
       <w:pPr>
         <w:pStyle w:val="Heading2"/>
@@ -3528,8 +2753,8 @@
         </w:pict>
       </w:r>
     </w:p>
-    <w:bookmarkEnd w:id="10"/>
-    <w:bookmarkStart w:id="11" w:name="非氧化还原反应的书写与热力学驱动力"/>
+    <w:bookmarkEnd w:id="9"/>
+    <w:bookmarkStart w:id="10" w:name="非氧化还原反应的书写与热力学驱动力"/>
     <w:p>
       <w:pPr>
         <w:pStyle w:val="Heading2"/>
@@ -8001,8 +7226,8 @@
         </w:pict>
       </w:r>
     </w:p>
-    <w:bookmarkEnd w:id="11"/>
-    <w:bookmarkStart w:id="12" w:name="氧化态oxidation-state的微观定义与代数判定"/>
+    <w:bookmarkEnd w:id="10"/>
+    <w:bookmarkStart w:id="11" w:name="氧化态oxidation-state的微观定义与代数判定"/>
     <w:p>
       <w:pPr>
         <w:pStyle w:val="Heading2"/>
@@ -12537,8 +11762,8 @@
         </w:pict>
       </w:r>
     </w:p>
-    <w:bookmarkEnd w:id="12"/>
-    <w:bookmarkStart w:id="13" w:name="氧化还原反应方程式配平的核心方法体系"/>
+    <w:bookmarkEnd w:id="11"/>
+    <w:bookmarkStart w:id="12" w:name="氧化还原反应方程式配平的核心方法体系"/>
     <w:p>
       <w:pPr>
         <w:pStyle w:val="Heading2"/>
@@ -16259,8 +15484,8 @@
         </w:pict>
       </w:r>
     </w:p>
-    <w:bookmarkEnd w:id="13"/>
-    <w:bookmarkStart w:id="14" w:name="水溶液介质与物种优势存在形态dominant-species判定"/>
+    <w:bookmarkEnd w:id="12"/>
+    <w:bookmarkStart w:id="13" w:name="水溶液介质与物种优势存在形态dominant-species判定"/>
     <w:p>
       <w:pPr>
         <w:pStyle w:val="Heading2"/>
@@ -20423,8 +19648,8 @@
         </w:pict>
       </w:r>
     </w:p>
-    <w:bookmarkEnd w:id="14"/>
-    <w:bookmarkStart w:id="15" w:name="复杂工业流程与无机合成陌生方程式书写逻辑"/>
+    <w:bookmarkEnd w:id="13"/>
+    <w:bookmarkStart w:id="14" w:name="复杂工业流程与无机合成陌生方程式书写逻辑"/>
     <w:p>
       <w:pPr>
         <w:pStyle w:val="Heading2"/>
@@ -22148,8 +21373,8 @@
         </w:pict>
       </w:r>
     </w:p>
-    <w:bookmarkEnd w:id="15"/>
-    <w:bookmarkStart w:id="16" w:name="核心氧化还原电对与介质产物对应速查三线表gbt-7713.1-规范"/>
+    <w:bookmarkEnd w:id="14"/>
+    <w:bookmarkStart w:id="15" w:name="核心氧化还原电对与介质产物对应速查三线表"/>
     <w:p>
       <w:pPr>
         <w:pStyle w:val="Heading2"/>
@@ -22165,31 +21390,7 @@
         <w:rPr>
           <w:rFonts w:hint="eastAsia" w:ascii="Times New Roman" w:hAnsi="Times New Roman" w:eastAsia="SimHei" w:cs="Times New Roman"/>
         </w:rPr>
-        <w:t>核心氧化还原电对与介质产物对应速查三线表</w:t>
-      </w:r>
-      <w:r>
-        <w:rPr>
-          <w:rFonts w:hint="eastAsia" w:ascii="Times New Roman" w:hAnsi="Times New Roman" w:eastAsia="Times New Roman" w:cs="Times New Roman"/>
-        </w:rPr>
-        <w:t>（GB/T</w:t>
-      </w:r>
-      <w:r>
-        <w:rPr>
-          <w:rFonts w:ascii="Times New Roman" w:hAnsi="Times New Roman" w:eastAsia="Times New Roman" w:cs="Times New Roman"/>
-        </w:rPr>
-        <w:t xml:space="preserve"> 7713.1 </w:t>
-      </w:r>
-      <w:r>
-        <w:rPr>
-          <w:rFonts w:hint="eastAsia" w:ascii="Times New Roman" w:hAnsi="Times New Roman" w:eastAsia="SimHei" w:cs="Times New Roman"/>
-        </w:rPr>
-        <w:t>规范</w:t>
-      </w:r>
-      <w:r>
-        <w:rPr>
-          <w:rFonts w:hint="eastAsia" w:ascii="Times New Roman" w:hAnsi="Times New Roman" w:eastAsia="Times New Roman" w:cs="Times New Roman"/>
-        </w:rPr>
-        <w:t>）</w:t>
+        <w:t xml:space="preserve">核心氧化还原电对与介质产物对应速查三线表</w:t>
       </w:r>
     </w:p>
     <w:p>
@@ -29846,8 +29047,8 @@
         </w:pict>
       </w:r>
     </w:p>
-    <w:bookmarkEnd w:id="16"/>
-    <w:bookmarkStart w:id="17" w:name="典范进阶例题例-14-全解"/>
+    <w:bookmarkEnd w:id="15"/>
+    <w:bookmarkStart w:id="16" w:name="典范进阶例题例-14-全解"/>
     <w:p>
       <w:pPr>
         <w:pStyle w:val="Heading2"/>
@@ -32771,8 +31972,8 @@
         </w:pict>
       </w:r>
     </w:p>
-    <w:bookmarkEnd w:id="17"/>
-    <w:bookmarkStart w:id="18" w:name="竞赛思考强化题与微观机理精解"/>
+    <w:bookmarkEnd w:id="16"/>
+    <w:bookmarkStart w:id="17" w:name="课后习题"/>
     <w:p>
       <w:pPr>
         <w:pStyle w:val="Heading2"/>
@@ -32788,7 +31989,7 @@
         <w:rPr>
           <w:rFonts w:hint="eastAsia" w:ascii="Times New Roman" w:hAnsi="Times New Roman" w:eastAsia="SimHei" w:cs="Times New Roman"/>
         </w:rPr>
-        <w:t xml:space="preserve">竞赛思考强化题与微观机理精解</w:t>
+        <w:t xml:space="preserve">课后习题</w:t>
       </w:r>
     </w:p>
     <w:p>
@@ -40632,7 +39833,7 @@
         <w:pStyle w:val="BodyText"/>
       </w:pPr>
     </w:p>
-    <w:bookmarkEnd w:id="18"/>
+    <w:bookmarkEnd w:id="17"/>
     <w:sectPr>
       <w:footerReference w:type="default" r:id="rId9"/>
       <w:footnotePr>

--- a/06-学生侧材料/讲义/学生专用版/1-化学基础知识/方程式书写专项-超级充实版（学生专用版）.docx
+++ b/06-学生侧材料/讲义/学生专用版/1-化学基础知识/方程式书写专项-超级充实版（学生专用版）.docx
@@ -1146,7 +1146,7 @@
         <w:rPr>
           <w:rFonts w:hint="eastAsia" w:ascii="Times New Roman" w:hAnsi="Times New Roman" w:eastAsia="FangSong" w:cs="Times New Roman"/>
         </w:rPr>
-        <w:t>由于自由水分子极度匮乏</w:t>
+        <w:t>由于自由水分子匮乏</w:t>
       </w:r>
       <w:r>
         <w:rPr>
@@ -3872,7 +3872,7 @@
         <w:rPr>
           <w:rFonts w:hint="eastAsia" w:ascii="Times New Roman" w:hAnsi="Times New Roman" w:eastAsia="FangSong" w:cs="Times New Roman"/>
         </w:rPr>
-        <w:t>发生极其彻底的沉淀置换反应</w:t>
+        <w:t>发生彻底的沉淀置换反应</w:t>
       </w:r>
       <w:r>
         <w:rPr>
@@ -4820,7 +4820,7 @@
         <w:rPr>
           <w:rFonts w:hint="eastAsia" w:ascii="Times New Roman" w:hAnsi="Times New Roman" w:eastAsia="FangSong" w:cs="Times New Roman"/>
         </w:rPr>
-        <w:t>立即被弱酸根极其高效地结合并转化为极弱酸或挥发性气体逸出</w:t>
+        <w:t>立即被弱酸根高效地结合并转化为极弱酸或挥发性气体逸出</w:t>
       </w:r>
       <w:r>
         <w:rPr>
@@ -14789,7 +14789,7 @@
         <w:rPr>
           <w:rFonts w:hint="eastAsia" w:ascii="Times New Roman" w:hAnsi="Times New Roman" w:eastAsia="FangSong" w:cs="Times New Roman"/>
         </w:rPr>
-        <w:t>最终得到物理图景极其纯净的总反应离子方程式</w:t>
+        <w:t>最终得到物理图景纯净的总反应离子方程式</w:t>
       </w:r>
       <w:r>
         <w:rPr>
@@ -18721,7 +18721,7 @@
         <w:rPr>
           <w:rFonts w:hint="eastAsia" w:ascii="Times New Roman" w:hAnsi="Times New Roman" w:eastAsia="FangSong" w:cs="Times New Roman"/>
         </w:rPr>
-        <w:t>高价高电荷过渡金属及主族阳离子的极度自发水解</w:t>
+        <w:t>高价高电荷过渡金属及主族阳离子的自发水解</w:t>
       </w:r>
       <w:r>
         <w:rPr>
@@ -18996,7 +18996,7 @@
         <w:rPr>
           <w:rFonts w:hint="eastAsia" w:ascii="Times New Roman" w:hAnsi="Times New Roman" w:eastAsia="FangSong" w:cs="Times New Roman"/>
         </w:rPr>
-        <w:t>其极化作用极其强烈</w:t>
+        <w:t>其极化作用强烈</w:t>
       </w:r>
       <w:r>
         <w:rPr>
@@ -19899,7 +19899,7 @@
         <w:rPr>
           <w:rFonts w:hint="eastAsia" w:ascii="Times New Roman" w:hAnsi="Times New Roman" w:eastAsia="FangSong" w:cs="Times New Roman"/>
         </w:rPr>
-        <w:t>均有其极其严苛的操作目的</w:t>
+        <w:t>均有其严苛的操作目的</w:t>
       </w:r>
       <w:r>
         <w:rPr>

--- a/06-学生侧材料/讲义/学生专用版/1-化学基础知识/方程式书写专项-超级充实版（学生专用版）.docx
+++ b/06-学生侧材料/讲义/学生专用版/1-化学基础知识/方程式书写专项-超级充实版（学生专用版）.docx
@@ -29118,12 +29118,12 @@
         </w:rPr>
         <w:t xml:space="preserve"> 1</w:t>
       </w:r>
-      <w:r>
-        <w:rPr>
-          <w:rFonts w:ascii="Times New Roman" w:hAnsi="Times New Roman" w:eastAsia="Times New Roman" w:cs="Times New Roman"/>
-        </w:rPr>
-        <w:t xml:space="preserve"> </w:t>
-      </w:r>
+    </w:p>
+    <w:p>
+      <w:pPr>
+        <w:pStyle w:val="BodyText"/>
+        <w:ind w:firstLine="420"/>
+      </w:pPr>
       <w:r>
         <w:rPr>
           <w:rFonts w:hint="eastAsia" w:ascii="Times New Roman" w:hAnsi="Times New Roman" w:eastAsia="FangSong" w:cs="Times New Roman"/>
@@ -29767,12 +29767,12 @@
         </w:rPr>
         <w:t xml:space="preserve"> 2</w:t>
       </w:r>
-      <w:r>
-        <w:rPr>
-          <w:rFonts w:ascii="Times New Roman" w:hAnsi="Times New Roman" w:eastAsia="Times New Roman" w:cs="Times New Roman"/>
-        </w:rPr>
-        <w:t xml:space="preserve"> </w:t>
-      </w:r>
+    </w:p>
+    <w:p>
+      <w:pPr>
+        <w:pStyle w:val="BodyText"/>
+        <w:ind w:firstLine="420"/>
+      </w:pPr>
       <w:r>
         <w:rPr>
           <w:rFonts w:hint="eastAsia" w:ascii="Times New Roman" w:hAnsi="Times New Roman" w:eastAsia="FangSong" w:cs="Times New Roman"/>
@@ -30307,12 +30307,12 @@
         </w:rPr>
         <w:t xml:space="preserve"> 3</w:t>
       </w:r>
-      <w:r>
-        <w:rPr>
-          <w:rFonts w:ascii="Times New Roman" w:hAnsi="Times New Roman" w:eastAsia="Times New Roman" w:cs="Times New Roman"/>
-        </w:rPr>
-        <w:t xml:space="preserve"> </w:t>
-      </w:r>
+    </w:p>
+    <w:p>
+      <w:pPr>
+        <w:pStyle w:val="BodyText"/>
+        <w:ind w:firstLine="420"/>
+      </w:pPr>
       <w:r>
         <w:rPr>
           <w:rFonts w:hint="eastAsia" w:ascii="Times New Roman" w:hAnsi="Times New Roman" w:eastAsia="FangSong" w:cs="Times New Roman"/>
@@ -30746,12 +30746,12 @@
         </w:rPr>
         <w:t xml:space="preserve"> 4</w:t>
       </w:r>
-      <w:r>
-        <w:rPr>
-          <w:rFonts w:ascii="Times New Roman" w:hAnsi="Times New Roman" w:eastAsia="Times New Roman" w:cs="Times New Roman"/>
-        </w:rPr>
-        <w:t xml:space="preserve"> </w:t>
-      </w:r>
+    </w:p>
+    <w:p>
+      <w:pPr>
+        <w:pStyle w:val="BodyText"/>
+        <w:ind w:firstLine="420"/>
+      </w:pPr>
       <w:r>
         <w:rPr>
           <w:rFonts w:hint="eastAsia" w:ascii="Times New Roman" w:hAnsi="Times New Roman" w:eastAsia="FangSong" w:cs="Times New Roman"/>

--- a/06-学生侧材料/讲义/学生专用版/1-化学基础知识/方程式书写专项-超级充实版（学生专用版）.docx
+++ b/06-学生侧材料/讲义/学生专用版/1-化学基础知识/方程式书写专项-超级充实版（学生专用版）.docx
@@ -29898,12 +29898,12 @@
         </w:rPr>
         <w:t>。</w:t>
       </w:r>
-      <w:r>
-        <w:rPr>
-          <w:rFonts w:ascii="Times New Roman" w:hAnsi="Times New Roman" w:eastAsia="Times New Roman" w:cs="Times New Roman"/>
-        </w:rPr>
-        <w:t xml:space="preserve"> </w:t>
-      </w:r>
+    </w:p>
+    <w:p>
+      <w:pPr>
+        <w:pStyle w:val="BodyText"/>
+        <w:ind w:firstLine="420"/>
+      </w:pPr>
       <w:r>
         <w:rPr>
           <w:rFonts w:hint="eastAsia" w:ascii="Times New Roman" w:hAnsi="Times New Roman" w:eastAsia="FangSong" w:cs="Times New Roman"/>
@@ -30108,12 +30108,12 @@
         </w:rPr>
         <w:t xml:space="preserve">）。</w:t>
       </w:r>
-      <w:r>
-        <w:rPr>
-          <w:rFonts w:ascii="Times New Roman" w:hAnsi="Times New Roman" w:eastAsia="Times New Roman" w:cs="Times New Roman"/>
-        </w:rPr>
-        <w:t xml:space="preserve"> </w:t>
-      </w:r>
+    </w:p>
+    <w:p>
+      <w:pPr>
+        <w:pStyle w:val="BodyText"/>
+        <w:ind w:firstLine="420"/>
+      </w:pPr>
       <w:r>
         <w:rPr>
           <w:rFonts w:hint="eastAsia" w:ascii="Times New Roman" w:hAnsi="Times New Roman" w:eastAsia="FangSong" w:cs="Times New Roman"/>
@@ -30912,12 +30912,12 @@
         </w:rPr>
         <w:t>。</w:t>
       </w:r>
-      <w:r>
-        <w:rPr>
-          <w:rFonts w:ascii="Times New Roman" w:hAnsi="Times New Roman" w:eastAsia="Times New Roman" w:cs="Times New Roman"/>
-        </w:rPr>
-        <w:t xml:space="preserve"> </w:t>
-      </w:r>
+    </w:p>
+    <w:p>
+      <w:pPr>
+        <w:pStyle w:val="BodyText"/>
+        <w:ind w:firstLine="420"/>
+      </w:pPr>
       <w:r>
         <w:rPr>
           <w:rFonts w:hint="eastAsia" w:ascii="Times New Roman" w:hAnsi="Times New Roman" w:eastAsia="FangSong" w:cs="Times New Roman"/>
@@ -31310,12 +31310,12 @@
         </w:rPr>
         <w:t xml:space="preserve">。</w:t>
       </w:r>
-      <w:r>
-        <w:rPr>
-          <w:rFonts w:ascii="Times New Roman" w:hAnsi="Times New Roman" w:eastAsia="Times New Roman" w:cs="Times New Roman"/>
-        </w:rPr>
-        <w:t xml:space="preserve"> </w:t>
-      </w:r>
+    </w:p>
+    <w:p>
+      <w:pPr>
+        <w:pStyle w:val="BodyText"/>
+        <w:ind w:firstLine="420"/>
+      </w:pPr>
       <w:r>
         <w:rPr>
           <w:rFonts w:hint="eastAsia" w:ascii="Times New Roman" w:hAnsi="Times New Roman" w:eastAsia="FangSong" w:cs="Times New Roman"/>

--- a/06-学生侧材料/讲义/学生专用版/1-化学基础知识/方程式书写专项-超级充实版（学生专用版）.docx
+++ b/06-学生侧材料/讲义/学生专用版/1-化学基础知识/方程式书写专项-超级充实版（学生专用版）.docx
@@ -2263,6 +2263,12 @@
         </w:rPr>
         <w:t>；</w:t>
       </w:r>
+    </w:p>
+    <w:p>
+      <w:pPr>
+        <w:pStyle w:val="BodyText"/>
+        <w:ind w:firstLine="420"/>
+      </w:pPr>
       <w:r>
         <w:rPr>
           <w:rFonts w:hint="eastAsia" w:ascii="Times New Roman" w:hAnsi="Times New Roman" w:eastAsia="FangSong" w:cs="Times New Roman"/>
@@ -3628,10 +3634,16 @@
       </m:oMath>
       <w:r>
         <w:rPr>
-          <w:rFonts w:hint="eastAsia" w:ascii="Times New Roman" w:hAnsi="Times New Roman" w:eastAsia="Times New Roman" w:cs="Times New Roman"/>
-        </w:rPr>
-        <w:t>。</w:t>
-      </w:r>
+          <w:rFonts w:ascii="Times New Roman" w:hAnsi="Times New Roman" w:eastAsia="Times New Roman" w:cs="Times New Roman"/>
+        </w:rPr>
+        <w:t xml:space="preserve">。</w:t>
+      </w:r>
+    </w:p>
+    <w:p>
+      <w:pPr>
+        <w:pStyle w:val="BodyText"/>
+        <w:ind w:firstLine="420"/>
+      </w:pPr>
       <w:r>
         <w:rPr>
           <w:rFonts w:hint="eastAsia" w:ascii="Times New Roman" w:hAnsi="Times New Roman" w:eastAsia="FangSong" w:cs="Times New Roman"/>
@@ -5491,10 +5503,16 @@
       </m:oMath>
       <w:r>
         <w:rPr>
-          <w:rFonts w:hint="eastAsia" w:ascii="Times New Roman" w:hAnsi="Times New Roman" w:eastAsia="Times New Roman" w:cs="Times New Roman"/>
-        </w:rPr>
-        <w:t>。</w:t>
-      </w:r>
+          <w:rFonts w:ascii="Times New Roman" w:hAnsi="Times New Roman" w:eastAsia="Times New Roman" w:cs="Times New Roman"/>
+        </w:rPr>
+        <w:t xml:space="preserve">。</w:t>
+      </w:r>
+    </w:p>
+    <w:p>
+      <w:pPr>
+        <w:pStyle w:val="BodyText"/>
+        <w:ind w:firstLine="420"/>
+      </w:pPr>
       <w:r>
         <w:rPr>
           <w:rFonts w:hint="eastAsia" w:ascii="Times New Roman" w:hAnsi="Times New Roman" w:eastAsia="FangSong" w:cs="Times New Roman"/>
@@ -6768,10 +6786,16 @@
       </m:oMath>
       <w:r>
         <w:rPr>
-          <w:rFonts w:hint="eastAsia" w:ascii="Times New Roman" w:hAnsi="Times New Roman" w:eastAsia="Times New Roman" w:cs="Times New Roman"/>
-        </w:rPr>
-        <w:t>。</w:t>
-      </w:r>
+          <w:rFonts w:ascii="Times New Roman" w:hAnsi="Times New Roman" w:eastAsia="Times New Roman" w:cs="Times New Roman"/>
+        </w:rPr>
+        <w:t xml:space="preserve">。</w:t>
+      </w:r>
+    </w:p>
+    <w:p>
+      <w:pPr>
+        <w:pStyle w:val="BodyText"/>
+        <w:ind w:firstLine="420"/>
+      </w:pPr>
       <w:r>
         <w:rPr>
           <w:rFonts w:hint="eastAsia" w:ascii="Times New Roman" w:hAnsi="Times New Roman" w:eastAsia="FangSong" w:cs="Times New Roman"/>
@@ -12647,6 +12671,12 @@
         </w:rPr>
         <w:t>）。</w:t>
       </w:r>
+    </w:p>
+    <w:p>
+      <w:pPr>
+        <w:pStyle w:val="BodyText"/>
+        <w:ind w:firstLine="420"/>
+      </w:pPr>
       <w:r>
         <w:rPr>
           <w:rFonts w:hint="eastAsia" w:ascii="Times New Roman" w:hAnsi="Times New Roman" w:eastAsia="FangSong" w:cs="Times New Roman"/>
@@ -16721,15 +16751,21 @@
       </m:oMath>
       <w:r>
         <w:rPr>
-          <w:rFonts w:hint="eastAsia" w:ascii="Times New Roman" w:hAnsi="Times New Roman" w:eastAsia="Times New Roman" w:cs="Times New Roman"/>
-        </w:rPr>
-        <w:t>。</w:t>
-      </w:r>
-      <w:r>
-        <w:rPr>
-          <w:rFonts w:hint="eastAsia" w:ascii="Times New Roman" w:hAnsi="Times New Roman" w:eastAsia="FangSong" w:cs="Times New Roman"/>
-        </w:rPr>
-        <w:t>若强行在酸性介质产物中写出</w:t>
+          <w:rFonts w:ascii="Times New Roman" w:hAnsi="Times New Roman" w:eastAsia="Times New Roman" w:cs="Times New Roman"/>
+        </w:rPr>
+        <w:t xml:space="preserve">。</w:t>
+      </w:r>
+    </w:p>
+    <w:p>
+      <w:pPr>
+        <w:pStyle w:val="BodyText"/>
+        <w:ind w:firstLine="420"/>
+      </w:pPr>
+      <w:r>
+        <w:rPr>
+          <w:rFonts w:hint="eastAsia" w:ascii="Times New Roman" w:hAnsi="Times New Roman" w:eastAsia="FangSong" w:cs="Times New Roman"/>
+        </w:rPr>
+        <w:t xml:space="preserve">若强行在酸性介质产物中写出</w:t>
       </w:r>
       <w:r>
         <w:rPr>
@@ -18148,8 +18184,14 @@
         <w:rPr>
           <w:rFonts w:hint="eastAsia" w:ascii="Times New Roman" w:hAnsi="Times New Roman" w:eastAsia="Times New Roman" w:cs="Times New Roman"/>
         </w:rPr>
-        <w:t>；</w:t>
-      </w:r>
+        <w:t xml:space="preserve">；</w:t>
+      </w:r>
+    </w:p>
+    <w:p>
+      <w:pPr>
+        <w:pStyle w:val="BodyText"/>
+        <w:ind w:firstLine="420"/>
+      </w:pPr>
       <w:r>
         <w:rPr>
           <w:rFonts w:hint="eastAsia" w:ascii="Times New Roman" w:hAnsi="Times New Roman" w:eastAsia="FangSong" w:cs="Times New Roman"/>

--- a/06-学生侧材料/讲义/学生专用版/1-化学基础知识/方程式书写专项-超级充实版（学生专用版）.docx
+++ b/06-学生侧材料/讲义/学生专用版/1-化学基础知识/方程式书写专项-超级充实版（学生专用版）.docx
@@ -21573,11 +21573,10 @@
         </w:tblBorders>
       </w:tblPr>
       <w:tblGrid>
-        <w:gridCol w:w="1440"/>
-        <w:gridCol w:w="1440"/>
-        <w:gridCol w:w="1800"/>
-        <w:gridCol w:w="1800"/>
-        <w:gridCol w:w="1440"/>
+        <w:gridCol w:w="1760"/>
+        <w:gridCol w:w="1760"/>
+        <w:gridCol w:w="2200"/>
+        <w:gridCol w:w="2200"/>
       </w:tblGrid>
       <w:tr>
         <w:trPr>
@@ -21699,26 +21698,6 @@
             </m:oMath>
           </w:p>
         </w:tc>
-        <w:tc>
-          <w:tcPr>
-            <w:tcBorders>
-              <w:bottom w:val="single" w:sz="6" w:space="0" w:color="333333"/>
-            </w:tcBorders>
-          </w:tcPr>
-          <w:p>
-            <w:pPr>
-              <w:pStyle w:val="Compact"/>
-              <w:jc w:val="center"/>
-            </w:pPr>
-            <w:r>
-              <w:rPr>
-                <w:rFonts w:hint="eastAsia" w:ascii="Times New Roman" w:hAnsi="Times New Roman" w:eastAsia="SimHei" w:cs="Times New Roman"/>
-                <w:b/>
-              </w:rPr>
-              <w:t xml:space="preserve">规范电极半反应方程式</w:t>
-            </w:r>
-          </w:p>
-        </w:tc>
       </w:tr>
       <w:tr>
         <w:tc>
@@ -21910,184 +21889,6 @@
               </m:r>
               <m:r>
                 <m:t>1.51</m:t>
-              </m:r>
-            </m:oMath>
-            <w:r>
-              <w:rPr>
-                <w:rFonts w:ascii="Times New Roman" w:hAnsi="Times New Roman" w:eastAsia="Times New Roman" w:cs="Times New Roman"/>
-              </w:rPr>
-              <w:t xml:space="preserve">​</w:t>
-            </w:r>
-          </w:p>
-        </w:tc>
-        <w:tc>
-          <w:tcPr/>
-          <w:p>
-            <w:pPr>
-              <w:pStyle w:val="Compact"/>
-              <w:jc w:val="center"/>
-            </w:pPr>
-            <m:oMath>
-              <m:r>
-                <m:rPr>
-                  <m:sty m:val="p"/>
-                </m:rPr>
-                <m:t>M</m:t>
-              </m:r>
-              <m:r>
-                <m:rPr>
-                  <m:sty m:val="p"/>
-                </m:rPr>
-                <m:t>n</m:t>
-              </m:r>
-              <m:sSubSup>
-                <m:e>
-                  <m:r>
-                    <m:rPr>
-                      <m:sty m:val="p"/>
-                    </m:rPr>
-                    <m:t>O</m:t>
-                  </m:r>
-                </m:e>
-                <m:sub>
-                  <m:r>
-                    <m:rPr>
-                      <m:sty m:val="p"/>
-                    </m:rPr>
-                    <m:t>4</m:t>
-                  </m:r>
-                </m:sub>
-                <m:sup>
-                  <m:r>
-                    <m:rPr>
-                      <m:sty m:val="p"/>
-                    </m:rPr>
-                    <m:t>−</m:t>
-                  </m:r>
-                </m:sup>
-              </m:sSubSup>
-              <m:r>
-                <m:rPr>
-                  <m:sty m:val="p"/>
-                </m:rPr>
-                <m:t>+</m:t>
-              </m:r>
-              <m:r>
-                <m:t>8</m:t>
-              </m:r>
-              <m:sSup>
-                <m:e>
-                  <m:r>
-                    <m:rPr>
-                      <m:sty m:val="p"/>
-                    </m:rPr>
-                    <m:t>H</m:t>
-                  </m:r>
-                </m:e>
-                <m:sup>
-                  <m:r>
-                    <m:rPr>
-                      <m:sty m:val="p"/>
-                    </m:rPr>
-                    <m:t>+</m:t>
-                  </m:r>
-                </m:sup>
-              </m:sSup>
-              <m:r>
-                <m:rPr>
-                  <m:sty m:val="p"/>
-                </m:rPr>
-                <m:t>+</m:t>
-              </m:r>
-              <m:r>
-                <m:t>5</m:t>
-              </m:r>
-              <m:sSup>
-                <m:e>
-                  <m:r>
-                    <m:rPr>
-                      <m:sty m:val="p"/>
-                    </m:rPr>
-                    <m:t>e</m:t>
-                  </m:r>
-                </m:e>
-                <m:sup>
-                  <m:r>
-                    <m:rPr>
-                      <m:sty m:val="p"/>
-                    </m:rPr>
-                    <m:t>−</m:t>
-                  </m:r>
-                </m:sup>
-              </m:sSup>
-              <m:r>
-                <m:rPr>
-                  <m:sty m:val="p"/>
-                </m:rPr>
-                <m:t>→</m:t>
-              </m:r>
-              <m:r>
-                <m:rPr>
-                  <m:sty m:val="p"/>
-                </m:rPr>
-                <m:t>M</m:t>
-              </m:r>
-              <m:sSup>
-                <m:e>
-                  <m:r>
-                    <m:rPr>
-                      <m:sty m:val="p"/>
-                    </m:rPr>
-                    <m:t>n</m:t>
-                  </m:r>
-                </m:e>
-                <m:sup>
-                  <m:r>
-                    <m:rPr>
-                      <m:sty m:val="p"/>
-                    </m:rPr>
-                    <m:t>2</m:t>
-                  </m:r>
-                  <m:r>
-                    <m:rPr>
-                      <m:sty m:val="p"/>
-                    </m:rPr>
-                    <m:t>+</m:t>
-                  </m:r>
-                </m:sup>
-              </m:sSup>
-              <m:r>
-                <m:rPr>
-                  <m:sty m:val="p"/>
-                </m:rPr>
-                <m:t>+</m:t>
-              </m:r>
-              <m:r>
-                <m:t>4</m:t>
-              </m:r>
-              <m:sSub>
-                <m:e>
-                  <m:r>
-                    <m:rPr>
-                      <m:sty m:val="p"/>
-                    </m:rPr>
-                    <m:t>H</m:t>
-                  </m:r>
-                </m:e>
-                <m:sub>
-                  <m:r>
-                    <m:rPr>
-                      <m:sty m:val="p"/>
-                    </m:rPr>
-                    <m:t>2</m:t>
-                  </m:r>
-                </m:sub>
-              </m:sSub>
-              <m:r>
-                <m:rPr>
-                  <m:sty m:val="p"/>
-                </m:rPr>
-                <m:t>O</m:t>
               </m:r>
             </m:oMath>
             <w:r>
@@ -22308,196 +22109,6 @@
             </w:r>
           </w:p>
         </w:tc>
-        <w:tc>
-          <w:tcPr/>
-          <w:p>
-            <w:pPr>
-              <w:pStyle w:val="Compact"/>
-              <w:jc w:val="center"/>
-            </w:pPr>
-            <m:oMath>
-              <m:r>
-                <m:rPr>
-                  <m:sty m:val="p"/>
-                </m:rPr>
-                <m:t>M</m:t>
-              </m:r>
-              <m:r>
-                <m:rPr>
-                  <m:sty m:val="p"/>
-                </m:rPr>
-                <m:t>n</m:t>
-              </m:r>
-              <m:sSubSup>
-                <m:e>
-                  <m:r>
-                    <m:rPr>
-                      <m:sty m:val="p"/>
-                    </m:rPr>
-                    <m:t>O</m:t>
-                  </m:r>
-                </m:e>
-                <m:sub>
-                  <m:r>
-                    <m:rPr>
-                      <m:sty m:val="p"/>
-                    </m:rPr>
-                    <m:t>4</m:t>
-                  </m:r>
-                </m:sub>
-                <m:sup>
-                  <m:r>
-                    <m:rPr>
-                      <m:sty m:val="p"/>
-                    </m:rPr>
-                    <m:t>−</m:t>
-                  </m:r>
-                </m:sup>
-              </m:sSubSup>
-              <m:r>
-                <m:rPr>
-                  <m:sty m:val="p"/>
-                </m:rPr>
-                <m:t>+</m:t>
-              </m:r>
-              <m:r>
-                <m:t>2</m:t>
-              </m:r>
-              <m:sSub>
-                <m:e>
-                  <m:r>
-                    <m:rPr>
-                      <m:sty m:val="p"/>
-                    </m:rPr>
-                    <m:t>H</m:t>
-                  </m:r>
-                </m:e>
-                <m:sub>
-                  <m:r>
-                    <m:rPr>
-                      <m:sty m:val="p"/>
-                    </m:rPr>
-                    <m:t>2</m:t>
-                  </m:r>
-                </m:sub>
-              </m:sSub>
-              <m:r>
-                <m:rPr>
-                  <m:sty m:val="p"/>
-                </m:rPr>
-                <m:t>O</m:t>
-              </m:r>
-              <m:r>
-                <m:rPr>
-                  <m:sty m:val="p"/>
-                </m:rPr>
-                <m:t>+</m:t>
-              </m:r>
-              <m:r>
-                <m:t>3</m:t>
-              </m:r>
-              <m:sSup>
-                <m:e>
-                  <m:r>
-                    <m:rPr>
-                      <m:sty m:val="p"/>
-                    </m:rPr>
-                    <m:t>e</m:t>
-                  </m:r>
-                </m:e>
-                <m:sup>
-                  <m:r>
-                    <m:rPr>
-                      <m:sty m:val="p"/>
-                    </m:rPr>
-                    <m:t>−</m:t>
-                  </m:r>
-                </m:sup>
-              </m:sSup>
-              <m:r>
-                <m:rPr>
-                  <m:sty m:val="p"/>
-                </m:rPr>
-                <m:t>→</m:t>
-              </m:r>
-              <m:r>
-                <m:rPr>
-                  <m:sty m:val="p"/>
-                </m:rPr>
-                <m:t>M</m:t>
-              </m:r>
-              <m:r>
-                <m:rPr>
-                  <m:sty m:val="p"/>
-                </m:rPr>
-                <m:t>n</m:t>
-              </m:r>
-              <m:sSub>
-                <m:e>
-                  <m:r>
-                    <m:rPr>
-                      <m:sty m:val="p"/>
-                    </m:rPr>
-                    <m:t>O</m:t>
-                  </m:r>
-                </m:e>
-                <m:sub>
-                  <m:r>
-                    <m:rPr>
-                      <m:sty m:val="p"/>
-                    </m:rPr>
-                    <m:t>2</m:t>
-                  </m:r>
-                </m:sub>
-              </m:sSub>
-              <m:r>
-                <m:rPr>
-                  <m:sty m:val="p"/>
-                </m:rPr>
-                <m:t>↓</m:t>
-              </m:r>
-              <m:r>
-                <m:rPr>
-                  <m:sty m:val="p"/>
-                </m:rPr>
-                <m:t>+</m:t>
-              </m:r>
-              <m:r>
-                <m:t>4</m:t>
-              </m:r>
-              <m:r>
-                <m:rPr>
-                  <m:sty m:val="p"/>
-                </m:rPr>
-                <m:t>O</m:t>
-              </m:r>
-              <m:sSup>
-                <m:e>
-                  <m:r>
-                    <m:rPr>
-                      <m:sty m:val="p"/>
-                    </m:rPr>
-                    <m:t>H</m:t>
-                  </m:r>
-                </m:e>
-                <m:sup>
-                  <m:r>
-                    <m:rPr>
-                      <m:sty m:val="p"/>
-                    </m:rPr>
-                    <m:t>−</m:t>
-                  </m:r>
-                </m:sup>
-              </m:sSup>
-            </m:oMath>
-            <w:r>
-              <w:rPr>
-                <w:rFonts w:ascii="Times New Roman" w:hAnsi="Times New Roman" w:eastAsia="Times New Roman" w:cs="Times New Roman"/>
-              </w:rPr>
-              <w:t xml:space="preserve">​</w:t>
-            </w:r>
-          </w:p>
-        </w:tc>
       </w:tr>
       <w:tr>
         <w:tc>
@@ -22710,135 +22321,6 @@
             </w:r>
           </w:p>
         </w:tc>
-        <w:tc>
-          <w:tcPr/>
-          <w:p>
-            <w:pPr>
-              <w:pStyle w:val="Compact"/>
-              <w:jc w:val="center"/>
-            </w:pPr>
-            <m:oMath>
-              <m:r>
-                <m:rPr>
-                  <m:sty m:val="p"/>
-                </m:rPr>
-                <m:t>M</m:t>
-              </m:r>
-              <m:r>
-                <m:rPr>
-                  <m:sty m:val="p"/>
-                </m:rPr>
-                <m:t>n</m:t>
-              </m:r>
-              <m:sSubSup>
-                <m:e>
-                  <m:r>
-                    <m:rPr>
-                      <m:sty m:val="p"/>
-                    </m:rPr>
-                    <m:t>O</m:t>
-                  </m:r>
-                </m:e>
-                <m:sub>
-                  <m:r>
-                    <m:rPr>
-                      <m:sty m:val="p"/>
-                    </m:rPr>
-                    <m:t>4</m:t>
-                  </m:r>
-                </m:sub>
-                <m:sup>
-                  <m:r>
-                    <m:rPr>
-                      <m:sty m:val="p"/>
-                    </m:rPr>
-                    <m:t>−</m:t>
-                  </m:r>
-                </m:sup>
-              </m:sSubSup>
-              <m:r>
-                <m:rPr>
-                  <m:sty m:val="p"/>
-                </m:rPr>
-                <m:t>+</m:t>
-              </m:r>
-              <m:sSup>
-                <m:e>
-                  <m:r>
-                    <m:rPr>
-                      <m:sty m:val="p"/>
-                    </m:rPr>
-                    <m:t>e</m:t>
-                  </m:r>
-                </m:e>
-                <m:sup>
-                  <m:r>
-                    <m:rPr>
-                      <m:sty m:val="p"/>
-                    </m:rPr>
-                    <m:t>−</m:t>
-                  </m:r>
-                </m:sup>
-              </m:sSup>
-              <m:r>
-                <m:rPr>
-                  <m:sty m:val="p"/>
-                </m:rPr>
-                <m:t>→</m:t>
-              </m:r>
-              <m:r>
-                <m:rPr>
-                  <m:sty m:val="p"/>
-                </m:rPr>
-                <m:t>M</m:t>
-              </m:r>
-              <m:r>
-                <m:rPr>
-                  <m:sty m:val="p"/>
-                </m:rPr>
-                <m:t>n</m:t>
-              </m:r>
-              <m:sSubSup>
-                <m:e>
-                  <m:r>
-                    <m:rPr>
-                      <m:sty m:val="p"/>
-                    </m:rPr>
-                    <m:t>O</m:t>
-                  </m:r>
-                </m:e>
-                <m:sub>
-                  <m:r>
-                    <m:rPr>
-                      <m:sty m:val="p"/>
-                    </m:rPr>
-                    <m:t>4</m:t>
-                  </m:r>
-                </m:sub>
-                <m:sup>
-                  <m:r>
-                    <m:rPr>
-                      <m:sty m:val="p"/>
-                    </m:rPr>
-                    <m:t>2</m:t>
-                  </m:r>
-                  <m:r>
-                    <m:rPr>
-                      <m:sty m:val="p"/>
-                    </m:rPr>
-                    <m:t>−</m:t>
-                  </m:r>
-                </m:sup>
-              </m:sSubSup>
-            </m:oMath>
-            <w:r>
-              <w:rPr>
-                <w:rFonts w:ascii="Times New Roman" w:hAnsi="Times New Roman" w:eastAsia="Times New Roman" w:cs="Times New Roman"/>
-              </w:rPr>
-              <w:t xml:space="preserve">​</w:t>
-            </w:r>
-          </w:p>
-        </w:tc>
       </w:tr>
       <w:tr>
         <w:tc>
@@ -23045,205 +22527,6 @@
               </m:r>
               <m:r>
                 <m:t>1.33</m:t>
-              </m:r>
-            </m:oMath>
-            <w:r>
-              <w:rPr>
-                <w:rFonts w:ascii="Times New Roman" w:hAnsi="Times New Roman" w:eastAsia="Times New Roman" w:cs="Times New Roman"/>
-              </w:rPr>
-              <w:t xml:space="preserve">​</w:t>
-            </w:r>
-          </w:p>
-        </w:tc>
-        <w:tc>
-          <w:tcPr/>
-          <w:p>
-            <w:pPr>
-              <w:pStyle w:val="Compact"/>
-              <w:jc w:val="center"/>
-            </w:pPr>
-            <m:oMath>
-              <m:r>
-                <m:rPr>
-                  <m:sty m:val="p"/>
-                </m:rPr>
-                <m:t>C</m:t>
-              </m:r>
-              <m:sSub>
-                <m:e>
-                  <m:r>
-                    <m:rPr>
-                      <m:sty m:val="p"/>
-                    </m:rPr>
-                    <m:t>r</m:t>
-                  </m:r>
-                </m:e>
-                <m:sub>
-                  <m:r>
-                    <m:rPr>
-                      <m:sty m:val="p"/>
-                    </m:rPr>
-                    <m:t>2</m:t>
-                  </m:r>
-                </m:sub>
-              </m:sSub>
-              <m:sSubSup>
-                <m:e>
-                  <m:r>
-                    <m:rPr>
-                      <m:sty m:val="p"/>
-                    </m:rPr>
-                    <m:t>O</m:t>
-                  </m:r>
-                </m:e>
-                <m:sub>
-                  <m:r>
-                    <m:rPr>
-                      <m:sty m:val="p"/>
-                    </m:rPr>
-                    <m:t>7</m:t>
-                  </m:r>
-                </m:sub>
-                <m:sup>
-                  <m:r>
-                    <m:rPr>
-                      <m:sty m:val="p"/>
-                    </m:rPr>
-                    <m:t>2</m:t>
-                  </m:r>
-                  <m:r>
-                    <m:rPr>
-                      <m:sty m:val="p"/>
-                    </m:rPr>
-                    <m:t>−</m:t>
-                  </m:r>
-                </m:sup>
-              </m:sSubSup>
-              <m:r>
-                <m:rPr>
-                  <m:sty m:val="p"/>
-                </m:rPr>
-                <m:t>+</m:t>
-              </m:r>
-              <m:r>
-                <m:t>14</m:t>
-              </m:r>
-              <m:sSup>
-                <m:e>
-                  <m:r>
-                    <m:rPr>
-                      <m:sty m:val="p"/>
-                    </m:rPr>
-                    <m:t>H</m:t>
-                  </m:r>
-                </m:e>
-                <m:sup>
-                  <m:r>
-                    <m:rPr>
-                      <m:sty m:val="p"/>
-                    </m:rPr>
-                    <m:t>+</m:t>
-                  </m:r>
-                </m:sup>
-              </m:sSup>
-              <m:r>
-                <m:rPr>
-                  <m:sty m:val="p"/>
-                </m:rPr>
-                <m:t>+</m:t>
-              </m:r>
-              <m:r>
-                <m:t>6</m:t>
-              </m:r>
-              <m:sSup>
-                <m:e>
-                  <m:r>
-                    <m:rPr>
-                      <m:sty m:val="p"/>
-                    </m:rPr>
-                    <m:t>e</m:t>
-                  </m:r>
-                </m:e>
-                <m:sup>
-                  <m:r>
-                    <m:rPr>
-                      <m:sty m:val="p"/>
-                    </m:rPr>
-                    <m:t>−</m:t>
-                  </m:r>
-                </m:sup>
-              </m:sSup>
-              <m:r>
-                <m:rPr>
-                  <m:sty m:val="p"/>
-                </m:rPr>
-                <m:t>→</m:t>
-              </m:r>
-              <m:r>
-                <m:t>2</m:t>
-              </m:r>
-              <m:r>
-                <m:rPr>
-                  <m:sty m:val="p"/>
-                </m:rPr>
-                <m:t>C</m:t>
-              </m:r>
-              <m:sSup>
-                <m:e>
-                  <m:r>
-                    <m:rPr>
-                      <m:sty m:val="p"/>
-                    </m:rPr>
-                    <m:t>r</m:t>
-                  </m:r>
-                </m:e>
-                <m:sup>
-                  <m:r>
-                    <m:rPr>
-                      <m:sty m:val="p"/>
-                    </m:rPr>
-                    <m:t>3</m:t>
-                  </m:r>
-                  <m:r>
-                    <m:rPr>
-                      <m:sty m:val="p"/>
-                    </m:rPr>
-                    <m:t>+</m:t>
-                  </m:r>
-                </m:sup>
-              </m:sSup>
-              <m:r>
-                <m:rPr>
-                  <m:sty m:val="p"/>
-                </m:rPr>
-                <m:t>+</m:t>
-              </m:r>
-              <m:r>
-                <m:t>7</m:t>
-              </m:r>
-              <m:sSub>
-                <m:e>
-                  <m:r>
-                    <m:rPr>
-                      <m:sty m:val="p"/>
-                    </m:rPr>
-                    <m:t>H</m:t>
-                  </m:r>
-                </m:e>
-                <m:sub>
-                  <m:r>
-                    <m:rPr>
-                      <m:sty m:val="p"/>
-                    </m:rPr>
-                    <m:t>2</m:t>
-                  </m:r>
-                </m:sub>
-              </m:sSub>
-              <m:r>
-                <m:rPr>
-                  <m:sty m:val="p"/>
-                </m:rPr>
-                <m:t>O</m:t>
               </m:r>
             </m:oMath>
             <w:r>
@@ -23500,238 +22783,6 @@
             </w:r>
           </w:p>
         </w:tc>
-        <w:tc>
-          <w:tcPr/>
-          <w:p>
-            <w:pPr>
-              <w:pStyle w:val="Compact"/>
-              <w:jc w:val="center"/>
-            </w:pPr>
-            <m:oMath>
-              <m:r>
-                <m:rPr>
-                  <m:sty m:val="p"/>
-                </m:rPr>
-                <m:t>C</m:t>
-              </m:r>
-              <m:r>
-                <m:rPr>
-                  <m:sty m:val="p"/>
-                </m:rPr>
-                <m:t>r</m:t>
-              </m:r>
-              <m:sSubSup>
-                <m:e>
-                  <m:r>
-                    <m:rPr>
-                      <m:sty m:val="p"/>
-                    </m:rPr>
-                    <m:t>O</m:t>
-                  </m:r>
-                </m:e>
-                <m:sub>
-                  <m:r>
-                    <m:rPr>
-                      <m:sty m:val="p"/>
-                    </m:rPr>
-                    <m:t>4</m:t>
-                  </m:r>
-                </m:sub>
-                <m:sup>
-                  <m:r>
-                    <m:rPr>
-                      <m:sty m:val="p"/>
-                    </m:rPr>
-                    <m:t>2</m:t>
-                  </m:r>
-                  <m:r>
-                    <m:rPr>
-                      <m:sty m:val="p"/>
-                    </m:rPr>
-                    <m:t>−</m:t>
-                  </m:r>
-                </m:sup>
-              </m:sSubSup>
-              <m:r>
-                <m:rPr>
-                  <m:sty m:val="p"/>
-                </m:rPr>
-                <m:t>+</m:t>
-              </m:r>
-              <m:r>
-                <m:t>4</m:t>
-              </m:r>
-              <m:sSub>
-                <m:e>
-                  <m:r>
-                    <m:rPr>
-                      <m:sty m:val="p"/>
-                    </m:rPr>
-                    <m:t>H</m:t>
-                  </m:r>
-                </m:e>
-                <m:sub>
-                  <m:r>
-                    <m:rPr>
-                      <m:sty m:val="p"/>
-                    </m:rPr>
-                    <m:t>2</m:t>
-                  </m:r>
-                </m:sub>
-              </m:sSub>
-              <m:r>
-                <m:rPr>
-                  <m:sty m:val="p"/>
-                </m:rPr>
-                <m:t>O</m:t>
-              </m:r>
-              <m:r>
-                <m:rPr>
-                  <m:sty m:val="p"/>
-                </m:rPr>
-                <m:t>+</m:t>
-              </m:r>
-              <m:r>
-                <m:t>3</m:t>
-              </m:r>
-              <m:sSup>
-                <m:e>
-                  <m:r>
-                    <m:rPr>
-                      <m:sty m:val="p"/>
-                    </m:rPr>
-                    <m:t>e</m:t>
-                  </m:r>
-                </m:e>
-                <m:sup>
-                  <m:r>
-                    <m:rPr>
-                      <m:sty m:val="p"/>
-                    </m:rPr>
-                    <m:t>−</m:t>
-                  </m:r>
-                </m:sup>
-              </m:sSup>
-              <m:r>
-                <m:rPr>
-                  <m:sty m:val="p"/>
-                </m:rPr>
-                <m:t>→</m:t>
-              </m:r>
-              <m:r>
-                <m:rPr>
-                  <m:sty m:val="p"/>
-                </m:rPr>
-                <m:t>[</m:t>
-              </m:r>
-              <m:r>
-                <m:rPr>
-                  <m:sty m:val="p"/>
-                </m:rPr>
-                <m:t>C</m:t>
-              </m:r>
-              <m:r>
-                <m:rPr>
-                  <m:sty m:val="p"/>
-                </m:rPr>
-                <m:t>r</m:t>
-              </m:r>
-              <m:r>
-                <m:rPr>
-                  <m:sty m:val="p"/>
-                </m:rPr>
-                <m:t>(</m:t>
-              </m:r>
-              <m:r>
-                <m:rPr>
-                  <m:sty m:val="p"/>
-                </m:rPr>
-                <m:t>O</m:t>
-              </m:r>
-              <m:r>
-                <m:rPr>
-                  <m:sty m:val="p"/>
-                </m:rPr>
-                <m:t>H</m:t>
-              </m:r>
-              <m:sSub>
-                <m:e>
-                  <m:r>
-                    <m:rPr>
-                      <m:sty m:val="p"/>
-                    </m:rPr>
-                    <m:t>)</m:t>
-                  </m:r>
-                </m:e>
-                <m:sub>
-                  <m:r>
-                    <m:rPr>
-                      <m:sty m:val="p"/>
-                    </m:rPr>
-                    <m:t>4</m:t>
-                  </m:r>
-                </m:sub>
-              </m:sSub>
-              <m:sSup>
-                <m:e>
-                  <m:r>
-                    <m:rPr>
-                      <m:sty m:val="p"/>
-                    </m:rPr>
-                    <m:t>]</m:t>
-                  </m:r>
-                </m:e>
-                <m:sup>
-                  <m:r>
-                    <m:rPr>
-                      <m:sty m:val="p"/>
-                    </m:rPr>
-                    <m:t>−</m:t>
-                  </m:r>
-                </m:sup>
-              </m:sSup>
-              <m:r>
-                <m:rPr>
-                  <m:sty m:val="p"/>
-                </m:rPr>
-                <m:t>+</m:t>
-              </m:r>
-              <m:r>
-                <m:t>4</m:t>
-              </m:r>
-              <m:r>
-                <m:rPr>
-                  <m:sty m:val="p"/>
-                </m:rPr>
-                <m:t>O</m:t>
-              </m:r>
-              <m:sSup>
-                <m:e>
-                  <m:r>
-                    <m:rPr>
-                      <m:sty m:val="p"/>
-                    </m:rPr>
-                    <m:t>H</m:t>
-                  </m:r>
-                </m:e>
-                <m:sup>
-                  <m:r>
-                    <m:rPr>
-                      <m:sty m:val="p"/>
-                    </m:rPr>
-                    <m:t>−</m:t>
-                  </m:r>
-                </m:sup>
-              </m:sSup>
-            </m:oMath>
-            <w:r>
-              <w:rPr>
-                <w:rFonts w:ascii="Times New Roman" w:hAnsi="Times New Roman" w:eastAsia="Times New Roman" w:cs="Times New Roman"/>
-              </w:rPr>
-              <w:t xml:space="preserve">​</w:t>
-            </w:r>
-          </w:p>
-        </w:tc>
       </w:tr>
       <w:tr>
         <w:tc>
@@ -23889,172 +22940,6 @@
               </m:r>
               <m:r>
                 <m:t>0.80</m:t>
-              </m:r>
-            </m:oMath>
-            <w:r>
-              <w:rPr>
-                <w:rFonts w:ascii="Times New Roman" w:hAnsi="Times New Roman" w:eastAsia="Times New Roman" w:cs="Times New Roman"/>
-              </w:rPr>
-              <w:t xml:space="preserve">​</w:t>
-            </w:r>
-          </w:p>
-        </w:tc>
-        <w:tc>
-          <w:tcPr/>
-          <w:p>
-            <w:pPr>
-              <w:pStyle w:val="Compact"/>
-              <w:jc w:val="center"/>
-            </w:pPr>
-            <m:oMath>
-              <m:r>
-                <m:rPr>
-                  <m:sty m:val="p"/>
-                </m:rPr>
-                <m:t>N</m:t>
-              </m:r>
-              <m:sSubSup>
-                <m:e>
-                  <m:r>
-                    <m:rPr>
-                      <m:sty m:val="p"/>
-                    </m:rPr>
-                    <m:t>O</m:t>
-                  </m:r>
-                </m:e>
-                <m:sub>
-                  <m:r>
-                    <m:rPr>
-                      <m:sty m:val="p"/>
-                    </m:rPr>
-                    <m:t>3</m:t>
-                  </m:r>
-                </m:sub>
-                <m:sup>
-                  <m:r>
-                    <m:rPr>
-                      <m:sty m:val="p"/>
-                    </m:rPr>
-                    <m:t>−</m:t>
-                  </m:r>
-                </m:sup>
-              </m:sSubSup>
-              <m:r>
-                <m:rPr>
-                  <m:sty m:val="p"/>
-                </m:rPr>
-                <m:t>+</m:t>
-              </m:r>
-              <m:r>
-                <m:t>2</m:t>
-              </m:r>
-              <m:sSup>
-                <m:e>
-                  <m:r>
-                    <m:rPr>
-                      <m:sty m:val="p"/>
-                    </m:rPr>
-                    <m:t>H</m:t>
-                  </m:r>
-                </m:e>
-                <m:sup>
-                  <m:r>
-                    <m:rPr>
-                      <m:sty m:val="p"/>
-                    </m:rPr>
-                    <m:t>+</m:t>
-                  </m:r>
-                </m:sup>
-              </m:sSup>
-              <m:r>
-                <m:rPr>
-                  <m:sty m:val="p"/>
-                </m:rPr>
-                <m:t>+</m:t>
-              </m:r>
-              <m:sSup>
-                <m:e>
-                  <m:r>
-                    <m:rPr>
-                      <m:sty m:val="p"/>
-                    </m:rPr>
-                    <m:t>e</m:t>
-                  </m:r>
-                </m:e>
-                <m:sup>
-                  <m:r>
-                    <m:rPr>
-                      <m:sty m:val="p"/>
-                    </m:rPr>
-                    <m:t>−</m:t>
-                  </m:r>
-                </m:sup>
-              </m:sSup>
-              <m:r>
-                <m:rPr>
-                  <m:sty m:val="p"/>
-                </m:rPr>
-                <m:t>→</m:t>
-              </m:r>
-              <m:r>
-                <m:rPr>
-                  <m:sty m:val="p"/>
-                </m:rPr>
-                <m:t>N</m:t>
-              </m:r>
-              <m:sSub>
-                <m:e>
-                  <m:r>
-                    <m:rPr>
-                      <m:sty m:val="p"/>
-                    </m:rPr>
-                    <m:t>O</m:t>
-                  </m:r>
-                </m:e>
-                <m:sub>
-                  <m:r>
-                    <m:rPr>
-                      <m:sty m:val="p"/>
-                    </m:rPr>
-                    <m:t>2</m:t>
-                  </m:r>
-                </m:sub>
-              </m:sSub>
-              <m:r>
-                <m:rPr>
-                  <m:sty m:val="p"/>
-                </m:rPr>
-                <m:t>↑</m:t>
-              </m:r>
-              <m:r>
-                <m:rPr>
-                  <m:sty m:val="p"/>
-                </m:rPr>
-                <m:t>+</m:t>
-              </m:r>
-              <m:sSub>
-                <m:e>
-                  <m:r>
-                    <m:rPr>
-                      <m:sty m:val="p"/>
-                    </m:rPr>
-                    <m:t>H</m:t>
-                  </m:r>
-                </m:e>
-                <m:sub>
-                  <m:r>
-                    <m:rPr>
-                      <m:sty m:val="p"/>
-                    </m:rPr>
-                    <m:t>2</m:t>
-                  </m:r>
-                </m:sub>
-              </m:sSub>
-              <m:r>
-                <m:rPr>
-                  <m:sty m:val="p"/>
-                </m:rPr>
-                <m:t>O</m:t>
               </m:r>
             </m:oMath>
             <w:r>
@@ -24220,166 +23105,6 @@
             </w:r>
           </w:p>
         </w:tc>
-        <w:tc>
-          <w:tcPr/>
-          <w:p>
-            <w:pPr>
-              <w:pStyle w:val="Compact"/>
-              <w:jc w:val="center"/>
-            </w:pPr>
-            <m:oMath>
-              <m:r>
-                <m:rPr>
-                  <m:sty m:val="p"/>
-                </m:rPr>
-                <m:t>N</m:t>
-              </m:r>
-              <m:sSubSup>
-                <m:e>
-                  <m:r>
-                    <m:rPr>
-                      <m:sty m:val="p"/>
-                    </m:rPr>
-                    <m:t>O</m:t>
-                  </m:r>
-                </m:e>
-                <m:sub>
-                  <m:r>
-                    <m:rPr>
-                      <m:sty m:val="p"/>
-                    </m:rPr>
-                    <m:t>3</m:t>
-                  </m:r>
-                </m:sub>
-                <m:sup>
-                  <m:r>
-                    <m:rPr>
-                      <m:sty m:val="p"/>
-                    </m:rPr>
-                    <m:t>−</m:t>
-                  </m:r>
-                </m:sup>
-              </m:sSubSup>
-              <m:r>
-                <m:rPr>
-                  <m:sty m:val="p"/>
-                </m:rPr>
-                <m:t>+</m:t>
-              </m:r>
-              <m:r>
-                <m:t>4</m:t>
-              </m:r>
-              <m:sSup>
-                <m:e>
-                  <m:r>
-                    <m:rPr>
-                      <m:sty m:val="p"/>
-                    </m:rPr>
-                    <m:t>H</m:t>
-                  </m:r>
-                </m:e>
-                <m:sup>
-                  <m:r>
-                    <m:rPr>
-                      <m:sty m:val="p"/>
-                    </m:rPr>
-                    <m:t>+</m:t>
-                  </m:r>
-                </m:sup>
-              </m:sSup>
-              <m:r>
-                <m:rPr>
-                  <m:sty m:val="p"/>
-                </m:rPr>
-                <m:t>+</m:t>
-              </m:r>
-              <m:r>
-                <m:t>3</m:t>
-              </m:r>
-              <m:sSup>
-                <m:e>
-                  <m:r>
-                    <m:rPr>
-                      <m:sty m:val="p"/>
-                    </m:rPr>
-                    <m:t>e</m:t>
-                  </m:r>
-                </m:e>
-                <m:sup>
-                  <m:r>
-                    <m:rPr>
-                      <m:sty m:val="p"/>
-                    </m:rPr>
-                    <m:t>−</m:t>
-                  </m:r>
-                </m:sup>
-              </m:sSup>
-              <m:r>
-                <m:rPr>
-                  <m:sty m:val="p"/>
-                </m:rPr>
-                <m:t>→</m:t>
-              </m:r>
-              <m:r>
-                <m:rPr>
-                  <m:sty m:val="p"/>
-                </m:rPr>
-                <m:t>N</m:t>
-              </m:r>
-              <m:r>
-                <m:rPr>
-                  <m:sty m:val="p"/>
-                </m:rPr>
-                <m:t>O</m:t>
-              </m:r>
-              <m:r>
-                <m:rPr>
-                  <m:sty m:val="p"/>
-                </m:rPr>
-                <m:t>↑</m:t>
-              </m:r>
-              <m:r>
-                <m:rPr>
-                  <m:sty m:val="p"/>
-                </m:rPr>
-                <m:t>+</m:t>
-              </m:r>
-              <m:r>
-                <m:t>2</m:t>
-              </m:r>
-              <m:sSub>
-                <m:e>
-                  <m:r>
-                    <m:rPr>
-                      <m:sty m:val="p"/>
-                    </m:rPr>
-                    <m:t>H</m:t>
-                  </m:r>
-                </m:e>
-                <m:sub>
-                  <m:r>
-                    <m:rPr>
-                      <m:sty m:val="p"/>
-                    </m:rPr>
-                    <m:t>2</m:t>
-                  </m:r>
-                </m:sub>
-              </m:sSub>
-              <m:r>
-                <m:rPr>
-                  <m:sty m:val="p"/>
-                </m:rPr>
-                <m:t>O</m:t>
-              </m:r>
-            </m:oMath>
-            <w:r>
-              <w:rPr>
-                <w:rFonts w:ascii="Times New Roman" w:hAnsi="Times New Roman" w:eastAsia="Times New Roman" w:cs="Times New Roman"/>
-              </w:rPr>
-              <w:t xml:space="preserve">​</w:t>
-            </w:r>
-          </w:p>
-        </w:tc>
       </w:tr>
       <w:tr>
         <w:tc>
@@ -24523,6 +23248,82 @@
             </w:r>
           </w:p>
         </w:tc>
+      </w:tr>
+      <w:tr>
+        <w:tc>
+          <w:tcPr/>
+          <w:p>
+            <w:pPr>
+              <w:pStyle w:val="Compact"/>
+              <w:jc w:val="center"/>
+            </w:pPr>
+            <w:r>
+              <w:rPr>
+                <w:rFonts w:hint="eastAsia" w:ascii="Times New Roman" w:hAnsi="Times New Roman" w:eastAsia="FangSong" w:cs="Times New Roman"/>
+              </w:rPr>
+              <w:t xml:space="preserve">过氧化氢</w:t>
+            </w:r>
+            <w:r>
+              <w:rPr>
+                <w:rFonts w:ascii="Times New Roman" w:hAnsi="Times New Roman" w:eastAsia="Times New Roman" w:cs="Times New Roman"/>
+              </w:rPr>
+              <w:t xml:space="preserve"> </w:t>
+            </w:r>
+            <m:oMath>
+              <m:sSub>
+                <m:e>
+                  <m:r>
+                    <m:rPr>
+                      <m:sty m:val="p"/>
+                    </m:rPr>
+                    <m:t>H</m:t>
+                  </m:r>
+                </m:e>
+                <m:sub>
+                  <m:r>
+                    <m:rPr>
+                      <m:sty m:val="p"/>
+                    </m:rPr>
+                    <m:t>2</m:t>
+                  </m:r>
+                </m:sub>
+              </m:sSub>
+              <m:sSub>
+                <m:e>
+                  <m:r>
+                    <m:rPr>
+                      <m:sty m:val="p"/>
+                    </m:rPr>
+                    <m:t>O</m:t>
+                  </m:r>
+                </m:e>
+                <m:sub>
+                  <m:r>
+                    <m:rPr>
+                      <m:sty m:val="p"/>
+                    </m:rPr>
+                    <m:t>2</m:t>
+                  </m:r>
+                </m:sub>
+              </m:sSub>
+            </m:oMath>
+          </w:p>
+        </w:tc>
+        <w:tc>
+          <w:tcPr/>
+          <w:p>
+            <w:pPr>
+              <w:pStyle w:val="Compact"/>
+              <w:jc w:val="center"/>
+            </w:pPr>
+            <w:r>
+              <w:rPr>
+                <w:rFonts w:hint="eastAsia" w:ascii="Times New Roman" w:hAnsi="Times New Roman" w:eastAsia="FangSong" w:cs="Times New Roman"/>
+              </w:rPr>
+              <w:t xml:space="preserve">碱性介质</w:t>
+            </w:r>
+          </w:p>
+        </w:tc>
         <w:tc>
           <w:tcPr/>
           <w:p>
@@ -24531,13 +23332,231 @@
               <w:jc w:val="center"/>
             </w:pPr>
             <m:oMath>
+              <m:r>
+                <m:rPr>
+                  <m:sty m:val="p"/>
+                </m:rPr>
+                <m:t>O</m:t>
+              </m:r>
+              <m:sSup>
+                <m:e>
+                  <m:r>
+                    <m:rPr>
+                      <m:sty m:val="p"/>
+                    </m:rPr>
+                    <m:t>H</m:t>
+                  </m:r>
+                </m:e>
+                <m:sup>
+                  <m:r>
+                    <m:rPr>
+                      <m:sty m:val="p"/>
+                    </m:rPr>
+                    <m:t>−</m:t>
+                  </m:r>
+                </m:sup>
+              </m:sSup>
+            </m:oMath>
+            <w:r>
+              <w:rPr>
+                <w:rFonts w:ascii="Times New Roman" w:hAnsi="Times New Roman" w:eastAsia="Times New Roman" w:cs="Times New Roman"/>
+              </w:rPr>
+              <w:t xml:space="preserve">​</w:t>
+            </w:r>
+          </w:p>
+        </w:tc>
+        <w:tc>
+          <w:tcPr/>
+          <w:p>
+            <w:pPr>
+              <w:pStyle w:val="Compact"/>
+              <w:jc w:val="center"/>
+            </w:pPr>
+            <m:oMath>
+              <m:r>
+                <m:rPr>
+                  <m:sty m:val="p"/>
+                </m:rPr>
+                <m:t>+</m:t>
+              </m:r>
+              <m:r>
+                <m:t>0.88</m:t>
+              </m:r>
+            </m:oMath>
+            <w:r>
+              <w:rPr>
+                <w:rFonts w:ascii="Times New Roman" w:hAnsi="Times New Roman" w:eastAsia="Times New Roman" w:cs="Times New Roman"/>
+              </w:rPr>
+              <w:t xml:space="preserve">​</w:t>
+            </w:r>
+          </w:p>
+        </w:tc>
+      </w:tr>
+      <w:tr>
+        <w:tc>
+          <w:tcPr/>
+          <w:p>
+            <w:pPr>
+              <w:pStyle w:val="Compact"/>
+              <w:jc w:val="center"/>
+            </w:pPr>
+            <w:r>
+              <w:rPr>
+                <w:rFonts w:hint="eastAsia" w:ascii="Times New Roman" w:hAnsi="Times New Roman" w:eastAsia="FangSong" w:cs="Times New Roman"/>
+              </w:rPr>
+              <w:t xml:space="preserve">次氯酸根</w:t>
+            </w:r>
+            <w:r>
+              <w:rPr>
+                <w:rFonts w:ascii="Times New Roman" w:hAnsi="Times New Roman" w:eastAsia="Times New Roman" w:cs="Times New Roman"/>
+              </w:rPr>
+              <w:t xml:space="preserve"> </w:t>
+            </w:r>
+            <m:oMath>
+              <m:r>
+                <m:rPr>
+                  <m:sty m:val="p"/>
+                </m:rPr>
+                <m:t>C</m:t>
+              </m:r>
+              <m:r>
+                <m:rPr>
+                  <m:sty m:val="p"/>
+                </m:rPr>
+                <m:t>l</m:t>
+              </m:r>
+              <m:sSup>
+                <m:e>
+                  <m:r>
+                    <m:rPr>
+                      <m:sty m:val="p"/>
+                    </m:rPr>
+                    <m:t>O</m:t>
+                  </m:r>
+                </m:e>
+                <m:sup>
+                  <m:r>
+                    <m:rPr>
+                      <m:sty m:val="p"/>
+                    </m:rPr>
+                    <m:t>−</m:t>
+                  </m:r>
+                </m:sup>
+              </m:sSup>
+            </m:oMath>
+          </w:p>
+        </w:tc>
+        <w:tc>
+          <w:tcPr/>
+          <w:p>
+            <w:pPr>
+              <w:pStyle w:val="Compact"/>
+              <w:jc w:val="center"/>
+            </w:pPr>
+            <w:r>
+              <w:rPr>
+                <w:rFonts w:hint="eastAsia" w:ascii="Times New Roman" w:hAnsi="Times New Roman" w:eastAsia="FangSong" w:cs="Times New Roman"/>
+              </w:rPr>
+              <w:t xml:space="preserve">碱性介质</w:t>
+            </w:r>
+          </w:p>
+        </w:tc>
+        <w:tc>
+          <w:tcPr/>
+          <w:p>
+            <w:pPr>
+              <w:pStyle w:val="Compact"/>
+              <w:jc w:val="center"/>
+            </w:pPr>
+            <m:oMath>
+              <m:r>
+                <m:rPr>
+                  <m:sty m:val="p"/>
+                </m:rPr>
+                <m:t>C</m:t>
+              </m:r>
+              <m:sSup>
+                <m:e>
+                  <m:r>
+                    <m:rPr>
+                      <m:sty m:val="p"/>
+                    </m:rPr>
+                    <m:t>l</m:t>
+                  </m:r>
+                </m:e>
+                <m:sup>
+                  <m:r>
+                    <m:rPr>
+                      <m:sty m:val="p"/>
+                    </m:rPr>
+                    <m:t>−</m:t>
+                  </m:r>
+                </m:sup>
+              </m:sSup>
+            </m:oMath>
+            <w:r>
+              <w:rPr>
+                <w:rFonts w:ascii="Times New Roman" w:hAnsi="Times New Roman" w:eastAsia="Times New Roman" w:cs="Times New Roman"/>
+              </w:rPr>
+              <w:t xml:space="preserve">​</w:t>
+            </w:r>
+          </w:p>
+        </w:tc>
+        <w:tc>
+          <w:tcPr/>
+          <w:p>
+            <w:pPr>
+              <w:pStyle w:val="Compact"/>
+              <w:jc w:val="center"/>
+            </w:pPr>
+            <m:oMath>
+              <m:r>
+                <m:rPr>
+                  <m:sty m:val="p"/>
+                </m:rPr>
+                <m:t>+</m:t>
+              </m:r>
+              <m:r>
+                <m:t>0.89</m:t>
+              </m:r>
+            </m:oMath>
+            <w:r>
+              <w:rPr>
+                <w:rFonts w:ascii="Times New Roman" w:hAnsi="Times New Roman" w:eastAsia="Times New Roman" w:cs="Times New Roman"/>
+              </w:rPr>
+              <w:t xml:space="preserve">​</w:t>
+            </w:r>
+          </w:p>
+        </w:tc>
+      </w:tr>
+      <w:tr>
+        <w:tc>
+          <w:tcPr/>
+          <w:p>
+            <w:pPr>
+              <w:pStyle w:val="Compact"/>
+              <w:jc w:val="center"/>
+            </w:pPr>
+            <w:r>
+              <w:rPr>
+                <w:rFonts w:hint="eastAsia" w:ascii="Times New Roman" w:hAnsi="Times New Roman" w:eastAsia="FangSong" w:cs="Times New Roman"/>
+              </w:rPr>
+              <w:t xml:space="preserve">过二硫酸根</w:t>
+            </w:r>
+            <w:r>
+              <w:rPr>
+                <w:rFonts w:ascii="Times New Roman" w:hAnsi="Times New Roman" w:eastAsia="Times New Roman" w:cs="Times New Roman"/>
+              </w:rPr>
+              <w:t xml:space="preserve"> </w:t>
+            </w:r>
+            <m:oMath>
               <m:sSub>
                 <m:e>
                   <m:r>
                     <m:rPr>
                       <m:sty m:val="p"/>
                     </m:rPr>
-                    <m:t>H</m:t>
+                    <m:t>S</m:t>
                   </m:r>
                 </m:e>
                 <m:sub>
@@ -24549,13 +23568,591 @@
                   </m:r>
                 </m:sub>
               </m:sSub>
+              <m:sSubSup>
+                <m:e>
+                  <m:r>
+                    <m:rPr>
+                      <m:sty m:val="p"/>
+                    </m:rPr>
+                    <m:t>O</m:t>
+                  </m:r>
+                </m:e>
+                <m:sub>
+                  <m:r>
+                    <m:rPr>
+                      <m:sty m:val="p"/>
+                    </m:rPr>
+                    <m:t>8</m:t>
+                  </m:r>
+                </m:sub>
+                <m:sup>
+                  <m:r>
+                    <m:rPr>
+                      <m:sty m:val="p"/>
+                    </m:rPr>
+                    <m:t>2</m:t>
+                  </m:r>
+                  <m:r>
+                    <m:rPr>
+                      <m:sty m:val="p"/>
+                    </m:rPr>
+                    <m:t>−</m:t>
+                  </m:r>
+                </m:sup>
+              </m:sSubSup>
+            </m:oMath>
+          </w:p>
+        </w:tc>
+        <w:tc>
+          <w:tcPr/>
+          <w:p>
+            <w:pPr>
+              <w:pStyle w:val="Compact"/>
+              <w:jc w:val="center"/>
+            </w:pPr>
+            <w:r>
+              <w:rPr>
+                <w:rFonts w:hint="eastAsia" w:ascii="Times New Roman" w:hAnsi="Times New Roman" w:eastAsia="FangSong" w:cs="Times New Roman"/>
+              </w:rPr>
+              <w:t>酸性介质</w:t>
+            </w:r>
+            <w:r>
+              <w:rPr>
+                <w:rFonts w:hint="eastAsia" w:ascii="Times New Roman" w:hAnsi="Times New Roman" w:eastAsia="Times New Roman" w:cs="Times New Roman"/>
+              </w:rPr>
+              <w:t>（</w:t>
+            </w:r>
+            <m:oMath>
+              <m:r>
+                <m:rPr>
+                  <m:sty m:val="p"/>
+                </m:rPr>
+                <m:t>A</m:t>
+              </m:r>
+              <m:sSup>
+                <m:e>
+                  <m:r>
+                    <m:rPr>
+                      <m:sty m:val="p"/>
+                    </m:rPr>
+                    <m:t>g</m:t>
+                  </m:r>
+                </m:e>
+                <m:sup>
+                  <m:r>
+                    <m:rPr>
+                      <m:sty m:val="p"/>
+                    </m:rPr>
+                    <m:t>+</m:t>
+                  </m:r>
+                </m:sup>
+              </m:sSup>
+            </m:oMath>
+            <w:r>
+              <w:rPr>
+                <w:rFonts w:hint="eastAsia" w:ascii="Times New Roman" w:hAnsi="Times New Roman" w:eastAsia="FangSong" w:cs="Times New Roman"/>
+              </w:rPr>
+              <w:t>催化</w:t>
+            </w:r>
+            <w:r>
+              <w:rPr>
+                <w:rFonts w:hint="eastAsia" w:ascii="Times New Roman" w:hAnsi="Times New Roman" w:eastAsia="Times New Roman" w:cs="Times New Roman"/>
+              </w:rPr>
+              <w:t>）</w:t>
+            </w:r>
+          </w:p>
+        </w:tc>
+        <w:tc>
+          <w:tcPr/>
+          <w:p>
+            <w:pPr>
+              <w:pStyle w:val="Compact"/>
+              <w:jc w:val="center"/>
+            </w:pPr>
+            <m:oMath>
+              <m:r>
+                <m:rPr>
+                  <m:sty m:val="p"/>
+                </m:rPr>
+                <m:t>S</m:t>
+              </m:r>
+              <m:sSubSup>
+                <m:e>
+                  <m:r>
+                    <m:rPr>
+                      <m:sty m:val="p"/>
+                    </m:rPr>
+                    <m:t>O</m:t>
+                  </m:r>
+                </m:e>
+                <m:sub>
+                  <m:r>
+                    <m:rPr>
+                      <m:sty m:val="p"/>
+                    </m:rPr>
+                    <m:t>4</m:t>
+                  </m:r>
+                </m:sub>
+                <m:sup>
+                  <m:r>
+                    <m:rPr>
+                      <m:sty m:val="p"/>
+                    </m:rPr>
+                    <m:t>2</m:t>
+                  </m:r>
+                  <m:r>
+                    <m:rPr>
+                      <m:sty m:val="p"/>
+                    </m:rPr>
+                    <m:t>−</m:t>
+                  </m:r>
+                </m:sup>
+              </m:sSubSup>
+            </m:oMath>
+            <w:r>
+              <w:rPr>
+                <w:rFonts w:ascii="Times New Roman" w:hAnsi="Times New Roman" w:eastAsia="Times New Roman" w:cs="Times New Roman"/>
+              </w:rPr>
+              <w:t xml:space="preserve">​</w:t>
+            </w:r>
+          </w:p>
+        </w:tc>
+        <w:tc>
+          <w:tcPr/>
+          <w:p>
+            <w:pPr>
+              <w:pStyle w:val="Compact"/>
+              <w:jc w:val="center"/>
+            </w:pPr>
+            <m:oMath>
+              <m:r>
+                <m:rPr>
+                  <m:sty m:val="p"/>
+                </m:rPr>
+                <m:t>+</m:t>
+              </m:r>
+              <m:r>
+                <m:t>2.01</m:t>
+              </m:r>
+            </m:oMath>
+            <w:r>
+              <w:rPr>
+                <w:rFonts w:ascii="Times New Roman" w:hAnsi="Times New Roman" w:eastAsia="Times New Roman" w:cs="Times New Roman"/>
+              </w:rPr>
+              <w:t xml:space="preserve">​</w:t>
+            </w:r>
+          </w:p>
+        </w:tc>
+      </w:tr>
+    </w:tbl>
+    <w:p>
+      <w:pPr>
+        <w:pStyle w:val="BodyText"/>
+        <w:spacing w:before="120" w:after="80"/>
+        <w:ind w:firstLine="420"/>
+      </w:pPr>
+      <w:r>
+        <w:rPr>
+          <w:rFonts w:hint="eastAsia" w:ascii="Times New Roman" w:hAnsi="Times New Roman" w:eastAsia="FangSong" w:cs="Times New Roman"/>
+          <w:b/>
+          <w:bCs/>
+        </w:rPr>
+        <w:t>表</w:t>
+      </w:r>
+      <w:r>
+        <w:rPr>
+          <w:rFonts w:hint="eastAsia" w:ascii="Times New Roman" w:hAnsi="Times New Roman" w:eastAsia="Times New Roman" w:cs="Times New Roman"/>
+          <w:b/>
+          <w:bCs/>
+        </w:rPr>
+        <w:t>1（</w:t>
+      </w:r>
+      <w:r>
+        <w:rPr>
+          <w:rFonts w:hint="eastAsia" w:ascii="Times New Roman" w:hAnsi="Times New Roman" w:eastAsia="FangSong" w:cs="Times New Roman"/>
+          <w:b/>
+          <w:bCs/>
+        </w:rPr>
+        <w:t>续</w:t>
+      </w:r>
+      <w:r>
+        <w:rPr>
+          <w:rFonts w:hint="eastAsia" w:ascii="Times New Roman" w:hAnsi="Times New Roman" w:eastAsia="Times New Roman" w:cs="Times New Roman"/>
+          <w:b/>
+          <w:bCs/>
+        </w:rPr>
+        <w:t>）</w:t>
+      </w:r>
+      <w:r>
+        <w:rPr>
+          <w:rFonts w:ascii="Times New Roman" w:hAnsi="Times New Roman" w:eastAsia="Times New Roman" w:cs="Times New Roman"/>
+          <w:b/>
+          <w:bCs/>
+        </w:rPr>
+        <w:t xml:space="preserve">　</w:t>
+      </w:r>
+      <w:r>
+        <w:rPr>
+          <w:rFonts w:hint="eastAsia" w:ascii="Times New Roman" w:hAnsi="Times New Roman" w:eastAsia="FangSong" w:cs="Times New Roman"/>
+          <w:b/>
+          <w:bCs/>
+        </w:rPr>
+        <w:t xml:space="preserve">规范电极半反应方程式</w:t>
+      </w:r>
+    </w:p>
+    <w:tbl>
+      <w:tblPr>
+        <w:tblStyle w:val="Table"/>
+        <w:tblW w:type="pct" w:w="5000"/>
+        <w:tblLayout w:type="fixed"/>
+        <w:tblLook w:firstRow="1" w:lastRow="0" w:firstColumn="0" w:lastColumn="0" w:noHBand="0" w:noVBand="0" w:val="0020"/>
+        <w:jc w:val="center"/>
+        <w:tblBorders>
+          <w:top w:val="single" w:sz="12" w:space="0" w:color="333333"/>
+          <w:bottom w:val="single" w:sz="12" w:space="0" w:color="333333"/>
+          <w:left w:val="none"/>
+          <w:right w:val="none"/>
+          <w:insideH w:val="none"/>
+          <w:insideV w:val="none"/>
+        </w:tblBorders>
+      </w:tblPr>
+      <w:tblGrid>
+        <w:gridCol w:w="1431"/>
+        <w:gridCol w:w="2146"/>
+        <w:gridCol w:w="4341"/>
+      </w:tblGrid>
+      <w:tr>
+        <w:trPr>
+          <w:tblHeader w:val="on"/>
+        </w:trPr>
+        <w:tc>
+          <w:tcPr>
+            <w:tcBorders>
+              <w:bottom w:val="single" w:sz="6" w:space="0" w:color="333333"/>
+            </w:tcBorders>
+          </w:tcPr>
+          <w:p>
+            <w:pPr>
+              <w:pStyle w:val="Compact"/>
+              <w:jc w:val="center"/>
+            </w:pPr>
+            <w:r>
+              <w:rPr>
+                <w:rFonts w:hint="eastAsia" w:ascii="Times New Roman" w:hAnsi="Times New Roman" w:eastAsia="SimHei" w:cs="Times New Roman"/>
+                <w:b/>
+              </w:rPr>
+              <w:t xml:space="preserve">氧化剂名称</w:t>
+            </w:r>
+          </w:p>
+        </w:tc>
+        <w:tc>
+          <w:tcPr>
+            <w:tcBorders>
+              <w:bottom w:val="single" w:sz="6" w:space="0" w:color="333333"/>
+            </w:tcBorders>
+          </w:tcPr>
+          <w:p>
+            <w:pPr>
+              <w:pStyle w:val="Compact"/>
+              <w:jc w:val="center"/>
+            </w:pPr>
+            <w:r>
+              <w:rPr>
+                <w:rFonts w:hint="eastAsia" w:ascii="Times New Roman" w:hAnsi="Times New Roman" w:eastAsia="SimHei" w:cs="Times New Roman"/>
+                <w:b/>
+              </w:rPr>
+              <w:t xml:space="preserve">介质环境</w:t>
+            </w:r>
+          </w:p>
+        </w:tc>
+        <w:tc>
+          <w:tcPr>
+            <w:tcBorders>
+              <w:bottom w:val="single" w:sz="6" w:space="0" w:color="333333"/>
+            </w:tcBorders>
+          </w:tcPr>
+          <w:p>
+            <w:pPr>
+              <w:pStyle w:val="Compact"/>
+              <w:jc w:val="center"/>
+            </w:pPr>
+            <w:r>
+              <w:rPr>
+                <w:rFonts w:hint="eastAsia" w:ascii="Times New Roman" w:hAnsi="Times New Roman" w:eastAsia="SimHei" w:cs="Times New Roman"/>
+                <w:b/>
+              </w:rPr>
+              <w:t xml:space="preserve">规范电极半反应方程式</w:t>
+            </w:r>
+          </w:p>
+        </w:tc>
+      </w:tr>
+      <w:tr>
+        <w:tc>
+          <w:tcPr/>
+          <w:p>
+            <w:pPr>
+              <w:pStyle w:val="Compact"/>
+              <w:jc w:val="center"/>
+            </w:pPr>
+            <w:r>
+              <w:rPr>
+                <w:rFonts w:hint="eastAsia" w:ascii="Times New Roman" w:hAnsi="Times New Roman" w:eastAsia="FangSong" w:cs="Times New Roman"/>
+              </w:rPr>
+              <w:t xml:space="preserve">高锰酸根</w:t>
+            </w:r>
+            <w:r>
+              <w:rPr>
+                <w:rFonts w:ascii="Times New Roman" w:hAnsi="Times New Roman" w:eastAsia="Times New Roman" w:cs="Times New Roman"/>
+              </w:rPr>
+              <w:t xml:space="preserve"> </w:t>
+            </w:r>
+            <m:oMath>
+              <m:r>
+                <m:rPr>
+                  <m:sty m:val="p"/>
+                </m:rPr>
+                <m:t>M</m:t>
+              </m:r>
+              <m:r>
+                <m:rPr>
+                  <m:sty m:val="p"/>
+                </m:rPr>
+                <m:t>n</m:t>
+              </m:r>
+              <m:sSubSup>
+                <m:e>
+                  <m:r>
+                    <m:rPr>
+                      <m:sty m:val="p"/>
+                    </m:rPr>
+                    <m:t>O</m:t>
+                  </m:r>
+                </m:e>
+                <m:sub>
+                  <m:r>
+                    <m:rPr>
+                      <m:sty m:val="p"/>
+                    </m:rPr>
+                    <m:t>4</m:t>
+                  </m:r>
+                </m:sub>
+                <m:sup>
+                  <m:r>
+                    <m:rPr>
+                      <m:sty m:val="p"/>
+                    </m:rPr>
+                    <m:t>−</m:t>
+                  </m:r>
+                </m:sup>
+              </m:sSubSup>
+            </m:oMath>
+          </w:p>
+        </w:tc>
+        <w:tc>
+          <w:tcPr/>
+          <w:p>
+            <w:pPr>
+              <w:pStyle w:val="Compact"/>
+              <w:jc w:val="center"/>
+            </w:pPr>
+            <w:r>
+              <w:rPr>
+                <w:rFonts w:hint="eastAsia" w:ascii="Times New Roman" w:hAnsi="Times New Roman" w:eastAsia="FangSong" w:cs="Times New Roman"/>
+              </w:rPr>
+              <w:t>强酸性</w:t>
+            </w:r>
+            <w:r>
+              <w:rPr>
+                <w:rFonts w:hint="eastAsia" w:ascii="Times New Roman" w:hAnsi="Times New Roman" w:eastAsia="Times New Roman" w:cs="Times New Roman"/>
+              </w:rPr>
+              <w:t>（</w:t>
+            </w:r>
+            <m:oMath>
+              <m:r>
+                <m:rPr>
+                  <m:sty m:val="p"/>
+                </m:rPr>
+                <m:t>p</m:t>
+              </m:r>
+              <m:r>
+                <m:rPr>
+                  <m:sty m:val="p"/>
+                </m:rPr>
+                <m:t>H</m:t>
+              </m:r>
+              <m:r>
+                <m:rPr>
+                  <m:sty m:val="p"/>
+                </m:rPr>
+                <m:t>&lt;</m:t>
+              </m:r>
+              <m:r>
+                <m:rPr>
+                  <m:sty m:val="p"/>
+                </m:rPr>
+                <m:t>1</m:t>
+              </m:r>
+            </m:oMath>
+            <w:r>
+              <w:rPr>
+                <w:rFonts w:hint="eastAsia" w:ascii="Times New Roman" w:hAnsi="Times New Roman" w:eastAsia="Times New Roman" w:cs="Times New Roman"/>
+              </w:rPr>
+              <w:t xml:space="preserve">）</w:t>
+            </w:r>
+          </w:p>
+        </w:tc>
+        <w:tc>
+          <w:tcPr/>
+          <w:p>
+            <w:pPr>
+              <w:pStyle w:val="Compact"/>
+              <w:jc w:val="center"/>
+            </w:pPr>
+            <m:oMath>
+              <m:r>
+                <m:rPr>
+                  <m:sty m:val="p"/>
+                </m:rPr>
+                <m:t>M</m:t>
+              </m:r>
+              <m:r>
+                <m:rPr>
+                  <m:sty m:val="p"/>
+                </m:rPr>
+                <m:t>n</m:t>
+              </m:r>
+              <m:sSubSup>
+                <m:e>
+                  <m:r>
+                    <m:rPr>
+                      <m:sty m:val="p"/>
+                    </m:rPr>
+                    <m:t>O</m:t>
+                  </m:r>
+                </m:e>
+                <m:sub>
+                  <m:r>
+                    <m:rPr>
+                      <m:sty m:val="p"/>
+                    </m:rPr>
+                    <m:t>4</m:t>
+                  </m:r>
+                </m:sub>
+                <m:sup>
+                  <m:r>
+                    <m:rPr>
+                      <m:sty m:val="p"/>
+                    </m:rPr>
+                    <m:t>−</m:t>
+                  </m:r>
+                </m:sup>
+              </m:sSubSup>
+              <m:r>
+                <m:rPr>
+                  <m:sty m:val="p"/>
+                </m:rPr>
+                <m:t>+</m:t>
+              </m:r>
+              <m:r>
+                <m:t>8</m:t>
+              </m:r>
+              <m:sSup>
+                <m:e>
+                  <m:r>
+                    <m:rPr>
+                      <m:sty m:val="p"/>
+                    </m:rPr>
+                    <m:t>H</m:t>
+                  </m:r>
+                </m:e>
+                <m:sup>
+                  <m:r>
+                    <m:rPr>
+                      <m:sty m:val="p"/>
+                    </m:rPr>
+                    <m:t>+</m:t>
+                  </m:r>
+                </m:sup>
+              </m:sSup>
+              <m:r>
+                <m:rPr>
+                  <m:sty m:val="p"/>
+                </m:rPr>
+                <m:t>+</m:t>
+              </m:r>
+              <m:r>
+                <m:t>5</m:t>
+              </m:r>
+              <m:sSup>
+                <m:e>
+                  <m:r>
+                    <m:rPr>
+                      <m:sty m:val="p"/>
+                    </m:rPr>
+                    <m:t>e</m:t>
+                  </m:r>
+                </m:e>
+                <m:sup>
+                  <m:r>
+                    <m:rPr>
+                      <m:sty m:val="p"/>
+                    </m:rPr>
+                    <m:t>−</m:t>
+                  </m:r>
+                </m:sup>
+              </m:sSup>
+              <m:r>
+                <m:rPr>
+                  <m:sty m:val="p"/>
+                </m:rPr>
+                <m:t>→</m:t>
+              </m:r>
+              <m:r>
+                <m:rPr>
+                  <m:sty m:val="p"/>
+                </m:rPr>
+                <m:t>M</m:t>
+              </m:r>
+              <m:sSup>
+                <m:e>
+                  <m:r>
+                    <m:rPr>
+                      <m:sty m:val="p"/>
+                    </m:rPr>
+                    <m:t>n</m:t>
+                  </m:r>
+                </m:e>
+                <m:sup>
+                  <m:r>
+                    <m:rPr>
+                      <m:sty m:val="p"/>
+                    </m:rPr>
+                    <m:t>2</m:t>
+                  </m:r>
+                  <m:r>
+                    <m:rPr>
+                      <m:sty m:val="p"/>
+                    </m:rPr>
+                    <m:t>+</m:t>
+                  </m:r>
+                </m:sup>
+              </m:sSup>
+              <m:r>
+                <m:rPr>
+                  <m:sty m:val="p"/>
+                </m:rPr>
+                <m:t>+</m:t>
+              </m:r>
+              <m:r>
+                <m:t>4</m:t>
+              </m:r>
               <m:sSub>
                 <m:e>
                   <m:r>
                     <m:rPr>
                       <m:sty m:val="p"/>
                     </m:rPr>
-                    <m:t>O</m:t>
+                    <m:t>H</m:t>
                   </m:r>
                 </m:e>
                 <m:sub>
@@ -24567,6 +24164,1381 @@
                   </m:r>
                 </m:sub>
               </m:sSub>
+              <m:r>
+                <m:rPr>
+                  <m:sty m:val="p"/>
+                </m:rPr>
+                <m:t>O</m:t>
+              </m:r>
+            </m:oMath>
+            <w:r>
+              <w:rPr>
+                <w:rFonts w:ascii="Times New Roman" w:hAnsi="Times New Roman" w:eastAsia="Times New Roman" w:cs="Times New Roman"/>
+              </w:rPr>
+              <w:t xml:space="preserve">​</w:t>
+            </w:r>
+          </w:p>
+        </w:tc>
+      </w:tr>
+      <w:tr>
+        <w:tc>
+          <w:tcPr/>
+          <w:p>
+            <w:pPr>
+              <w:pStyle w:val="Compact"/>
+              <w:jc w:val="center"/>
+            </w:pPr>
+            <w:r>
+              <w:rPr>
+                <w:rFonts w:hint="eastAsia" w:ascii="Times New Roman" w:hAnsi="Times New Roman" w:eastAsia="FangSong" w:cs="Times New Roman"/>
+              </w:rPr>
+              <w:t xml:space="preserve">高锰酸根</w:t>
+            </w:r>
+            <w:r>
+              <w:rPr>
+                <w:rFonts w:ascii="Times New Roman" w:hAnsi="Times New Roman" w:eastAsia="Times New Roman" w:cs="Times New Roman"/>
+              </w:rPr>
+              <w:t xml:space="preserve"> </w:t>
+            </w:r>
+            <m:oMath>
+              <m:r>
+                <m:rPr>
+                  <m:sty m:val="p"/>
+                </m:rPr>
+                <m:t>M</m:t>
+              </m:r>
+              <m:r>
+                <m:rPr>
+                  <m:sty m:val="p"/>
+                </m:rPr>
+                <m:t>n</m:t>
+              </m:r>
+              <m:sSubSup>
+                <m:e>
+                  <m:r>
+                    <m:rPr>
+                      <m:sty m:val="p"/>
+                    </m:rPr>
+                    <m:t>O</m:t>
+                  </m:r>
+                </m:e>
+                <m:sub>
+                  <m:r>
+                    <m:rPr>
+                      <m:sty m:val="p"/>
+                    </m:rPr>
+                    <m:t>4</m:t>
+                  </m:r>
+                </m:sub>
+                <m:sup>
+                  <m:r>
+                    <m:rPr>
+                      <m:sty m:val="p"/>
+                    </m:rPr>
+                    <m:t>−</m:t>
+                  </m:r>
+                </m:sup>
+              </m:sSubSup>
+            </m:oMath>
+          </w:p>
+        </w:tc>
+        <w:tc>
+          <w:tcPr/>
+          <w:p>
+            <w:pPr>
+              <w:pStyle w:val="Compact"/>
+              <w:jc w:val="center"/>
+            </w:pPr>
+            <w:r>
+              <w:rPr>
+                <w:rFonts w:hint="eastAsia" w:ascii="Times New Roman" w:hAnsi="Times New Roman" w:eastAsia="FangSong" w:cs="Times New Roman"/>
+              </w:rPr>
+              <w:t>中性至弱碱性</w:t>
+            </w:r>
+            <w:r>
+              <w:rPr>
+                <w:rFonts w:hint="eastAsia" w:ascii="Times New Roman" w:hAnsi="Times New Roman" w:eastAsia="Times New Roman" w:cs="Times New Roman"/>
+              </w:rPr>
+              <w:t>（</w:t>
+            </w:r>
+            <m:oMath>
+              <m:r>
+                <m:rPr>
+                  <m:sty m:val="p"/>
+                </m:rPr>
+                <m:t>p</m:t>
+              </m:r>
+              <m:r>
+                <m:rPr>
+                  <m:sty m:val="p"/>
+                </m:rPr>
+                <m:t>H</m:t>
+              </m:r>
+              <m:r>
+                <m:t> </m:t>
+              </m:r>
+              <m:r>
+                <m:t>6</m:t>
+              </m:r>
+              <m:r>
+                <m:rPr>
+                  <m:sty m:val="p"/>
+                </m:rPr>
+                <m:t>∼</m:t>
+              </m:r>
+              <m:r>
+                <m:t>9</m:t>
+              </m:r>
+            </m:oMath>
+            <w:r>
+              <w:rPr>
+                <w:rFonts w:hint="eastAsia" w:ascii="Times New Roman" w:hAnsi="Times New Roman" w:eastAsia="Times New Roman" w:cs="Times New Roman"/>
+              </w:rPr>
+              <w:t xml:space="preserve">）</w:t>
+            </w:r>
+          </w:p>
+        </w:tc>
+        <w:tc>
+          <w:tcPr/>
+          <w:p>
+            <w:pPr>
+              <w:pStyle w:val="Compact"/>
+              <w:jc w:val="center"/>
+            </w:pPr>
+            <m:oMath>
+              <m:r>
+                <m:rPr>
+                  <m:sty m:val="p"/>
+                </m:rPr>
+                <m:t>M</m:t>
+              </m:r>
+              <m:r>
+                <m:rPr>
+                  <m:sty m:val="p"/>
+                </m:rPr>
+                <m:t>n</m:t>
+              </m:r>
+              <m:sSubSup>
+                <m:e>
+                  <m:r>
+                    <m:rPr>
+                      <m:sty m:val="p"/>
+                    </m:rPr>
+                    <m:t>O</m:t>
+                  </m:r>
+                </m:e>
+                <m:sub>
+                  <m:r>
+                    <m:rPr>
+                      <m:sty m:val="p"/>
+                    </m:rPr>
+                    <m:t>4</m:t>
+                  </m:r>
+                </m:sub>
+                <m:sup>
+                  <m:r>
+                    <m:rPr>
+                      <m:sty m:val="p"/>
+                    </m:rPr>
+                    <m:t>−</m:t>
+                  </m:r>
+                </m:sup>
+              </m:sSubSup>
+              <m:r>
+                <m:rPr>
+                  <m:sty m:val="p"/>
+                </m:rPr>
+                <m:t>+</m:t>
+              </m:r>
+              <m:r>
+                <m:t>2</m:t>
+              </m:r>
+              <m:sSub>
+                <m:e>
+                  <m:r>
+                    <m:rPr>
+                      <m:sty m:val="p"/>
+                    </m:rPr>
+                    <m:t>H</m:t>
+                  </m:r>
+                </m:e>
+                <m:sub>
+                  <m:r>
+                    <m:rPr>
+                      <m:sty m:val="p"/>
+                    </m:rPr>
+                    <m:t>2</m:t>
+                  </m:r>
+                </m:sub>
+              </m:sSub>
+              <m:r>
+                <m:rPr>
+                  <m:sty m:val="p"/>
+                </m:rPr>
+                <m:t>O</m:t>
+              </m:r>
+              <m:r>
+                <m:rPr>
+                  <m:sty m:val="p"/>
+                </m:rPr>
+                <m:t>+</m:t>
+              </m:r>
+              <m:r>
+                <m:t>3</m:t>
+              </m:r>
+              <m:sSup>
+                <m:e>
+                  <m:r>
+                    <m:rPr>
+                      <m:sty m:val="p"/>
+                    </m:rPr>
+                    <m:t>e</m:t>
+                  </m:r>
+                </m:e>
+                <m:sup>
+                  <m:r>
+                    <m:rPr>
+                      <m:sty m:val="p"/>
+                    </m:rPr>
+                    <m:t>−</m:t>
+                  </m:r>
+                </m:sup>
+              </m:sSup>
+              <m:r>
+                <m:rPr>
+                  <m:sty m:val="p"/>
+                </m:rPr>
+                <m:t>→</m:t>
+              </m:r>
+              <m:r>
+                <m:rPr>
+                  <m:sty m:val="p"/>
+                </m:rPr>
+                <m:t>M</m:t>
+              </m:r>
+              <m:r>
+                <m:rPr>
+                  <m:sty m:val="p"/>
+                </m:rPr>
+                <m:t>n</m:t>
+              </m:r>
+              <m:sSub>
+                <m:e>
+                  <m:r>
+                    <m:rPr>
+                      <m:sty m:val="p"/>
+                    </m:rPr>
+                    <m:t>O</m:t>
+                  </m:r>
+                </m:e>
+                <m:sub>
+                  <m:r>
+                    <m:rPr>
+                      <m:sty m:val="p"/>
+                    </m:rPr>
+                    <m:t>2</m:t>
+                  </m:r>
+                </m:sub>
+              </m:sSub>
+              <m:r>
+                <m:rPr>
+                  <m:sty m:val="p"/>
+                </m:rPr>
+                <m:t>↓</m:t>
+              </m:r>
+              <m:r>
+                <m:rPr>
+                  <m:sty m:val="p"/>
+                </m:rPr>
+                <m:t>+</m:t>
+              </m:r>
+              <m:r>
+                <m:t>4</m:t>
+              </m:r>
+              <m:r>
+                <m:rPr>
+                  <m:sty m:val="p"/>
+                </m:rPr>
+                <m:t>O</m:t>
+              </m:r>
+              <m:sSup>
+                <m:e>
+                  <m:r>
+                    <m:rPr>
+                      <m:sty m:val="p"/>
+                    </m:rPr>
+                    <m:t>H</m:t>
+                  </m:r>
+                </m:e>
+                <m:sup>
+                  <m:r>
+                    <m:rPr>
+                      <m:sty m:val="p"/>
+                    </m:rPr>
+                    <m:t>−</m:t>
+                  </m:r>
+                </m:sup>
+              </m:sSup>
+            </m:oMath>
+            <w:r>
+              <w:rPr>
+                <w:rFonts w:ascii="Times New Roman" w:hAnsi="Times New Roman" w:eastAsia="Times New Roman" w:cs="Times New Roman"/>
+              </w:rPr>
+              <w:t xml:space="preserve">​</w:t>
+            </w:r>
+          </w:p>
+        </w:tc>
+      </w:tr>
+      <w:tr>
+        <w:tc>
+          <w:tcPr/>
+          <w:p>
+            <w:pPr>
+              <w:pStyle w:val="Compact"/>
+              <w:jc w:val="center"/>
+            </w:pPr>
+            <w:r>
+              <w:rPr>
+                <w:rFonts w:hint="eastAsia" w:ascii="Times New Roman" w:hAnsi="Times New Roman" w:eastAsia="FangSong" w:cs="Times New Roman"/>
+              </w:rPr>
+              <w:t xml:space="preserve">高锰酸根</w:t>
+            </w:r>
+            <w:r>
+              <w:rPr>
+                <w:rFonts w:ascii="Times New Roman" w:hAnsi="Times New Roman" w:eastAsia="Times New Roman" w:cs="Times New Roman"/>
+              </w:rPr>
+              <w:t xml:space="preserve"> </w:t>
+            </w:r>
+            <m:oMath>
+              <m:r>
+                <m:rPr>
+                  <m:sty m:val="p"/>
+                </m:rPr>
+                <m:t>M</m:t>
+              </m:r>
+              <m:r>
+                <m:rPr>
+                  <m:sty m:val="p"/>
+                </m:rPr>
+                <m:t>n</m:t>
+              </m:r>
+              <m:sSubSup>
+                <m:e>
+                  <m:r>
+                    <m:rPr>
+                      <m:sty m:val="p"/>
+                    </m:rPr>
+                    <m:t>O</m:t>
+                  </m:r>
+                </m:e>
+                <m:sub>
+                  <m:r>
+                    <m:rPr>
+                      <m:sty m:val="p"/>
+                    </m:rPr>
+                    <m:t>4</m:t>
+                  </m:r>
+                </m:sub>
+                <m:sup>
+                  <m:r>
+                    <m:rPr>
+                      <m:sty m:val="p"/>
+                    </m:rPr>
+                    <m:t>−</m:t>
+                  </m:r>
+                </m:sup>
+              </m:sSubSup>
+            </m:oMath>
+          </w:p>
+        </w:tc>
+        <w:tc>
+          <w:tcPr/>
+          <w:p>
+            <w:pPr>
+              <w:pStyle w:val="Compact"/>
+              <w:jc w:val="center"/>
+            </w:pPr>
+            <w:r>
+              <w:rPr>
+                <w:rFonts w:hint="eastAsia" w:ascii="Times New Roman" w:hAnsi="Times New Roman" w:eastAsia="FangSong" w:cs="Times New Roman"/>
+              </w:rPr>
+              <w:t>强碱性</w:t>
+            </w:r>
+            <w:r>
+              <w:rPr>
+                <w:rFonts w:hint="eastAsia" w:ascii="Times New Roman" w:hAnsi="Times New Roman" w:eastAsia="Times New Roman" w:cs="Times New Roman"/>
+              </w:rPr>
+              <w:t>（</w:t>
+            </w:r>
+            <m:oMath>
+              <m:r>
+                <m:rPr>
+                  <m:sty m:val="p"/>
+                </m:rPr>
+                <m:t>p</m:t>
+              </m:r>
+              <m:r>
+                <m:rPr>
+                  <m:sty m:val="p"/>
+                </m:rPr>
+                <m:t>H</m:t>
+              </m:r>
+              <m:r>
+                <m:rPr>
+                  <m:sty m:val="p"/>
+                </m:rPr>
+                <m:t>&gt;</m:t>
+              </m:r>
+              <m:r>
+                <m:t>13</m:t>
+              </m:r>
+            </m:oMath>
+            <w:r>
+              <w:rPr>
+                <w:rFonts w:hint="eastAsia" w:ascii="Times New Roman" w:hAnsi="Times New Roman" w:eastAsia="Times New Roman" w:cs="Times New Roman"/>
+              </w:rPr>
+              <w:t xml:space="preserve">）</w:t>
+            </w:r>
+          </w:p>
+        </w:tc>
+        <w:tc>
+          <w:tcPr/>
+          <w:p>
+            <w:pPr>
+              <w:pStyle w:val="Compact"/>
+              <w:jc w:val="center"/>
+            </w:pPr>
+            <m:oMath>
+              <m:r>
+                <m:rPr>
+                  <m:sty m:val="p"/>
+                </m:rPr>
+                <m:t>M</m:t>
+              </m:r>
+              <m:r>
+                <m:rPr>
+                  <m:sty m:val="p"/>
+                </m:rPr>
+                <m:t>n</m:t>
+              </m:r>
+              <m:sSubSup>
+                <m:e>
+                  <m:r>
+                    <m:rPr>
+                      <m:sty m:val="p"/>
+                    </m:rPr>
+                    <m:t>O</m:t>
+                  </m:r>
+                </m:e>
+                <m:sub>
+                  <m:r>
+                    <m:rPr>
+                      <m:sty m:val="p"/>
+                    </m:rPr>
+                    <m:t>4</m:t>
+                  </m:r>
+                </m:sub>
+                <m:sup>
+                  <m:r>
+                    <m:rPr>
+                      <m:sty m:val="p"/>
+                    </m:rPr>
+                    <m:t>−</m:t>
+                  </m:r>
+                </m:sup>
+              </m:sSubSup>
+              <m:r>
+                <m:rPr>
+                  <m:sty m:val="p"/>
+                </m:rPr>
+                <m:t>+</m:t>
+              </m:r>
+              <m:sSup>
+                <m:e>
+                  <m:r>
+                    <m:rPr>
+                      <m:sty m:val="p"/>
+                    </m:rPr>
+                    <m:t>e</m:t>
+                  </m:r>
+                </m:e>
+                <m:sup>
+                  <m:r>
+                    <m:rPr>
+                      <m:sty m:val="p"/>
+                    </m:rPr>
+                    <m:t>−</m:t>
+                  </m:r>
+                </m:sup>
+              </m:sSup>
+              <m:r>
+                <m:rPr>
+                  <m:sty m:val="p"/>
+                </m:rPr>
+                <m:t>→</m:t>
+              </m:r>
+              <m:r>
+                <m:rPr>
+                  <m:sty m:val="p"/>
+                </m:rPr>
+                <m:t>M</m:t>
+              </m:r>
+              <m:r>
+                <m:rPr>
+                  <m:sty m:val="p"/>
+                </m:rPr>
+                <m:t>n</m:t>
+              </m:r>
+              <m:sSubSup>
+                <m:e>
+                  <m:r>
+                    <m:rPr>
+                      <m:sty m:val="p"/>
+                    </m:rPr>
+                    <m:t>O</m:t>
+                  </m:r>
+                </m:e>
+                <m:sub>
+                  <m:r>
+                    <m:rPr>
+                      <m:sty m:val="p"/>
+                    </m:rPr>
+                    <m:t>4</m:t>
+                  </m:r>
+                </m:sub>
+                <m:sup>
+                  <m:r>
+                    <m:rPr>
+                      <m:sty m:val="p"/>
+                    </m:rPr>
+                    <m:t>2</m:t>
+                  </m:r>
+                  <m:r>
+                    <m:rPr>
+                      <m:sty m:val="p"/>
+                    </m:rPr>
+                    <m:t>−</m:t>
+                  </m:r>
+                </m:sup>
+              </m:sSubSup>
+            </m:oMath>
+            <w:r>
+              <w:rPr>
+                <w:rFonts w:ascii="Times New Roman" w:hAnsi="Times New Roman" w:eastAsia="Times New Roman" w:cs="Times New Roman"/>
+              </w:rPr>
+              <w:t xml:space="preserve">​</w:t>
+            </w:r>
+          </w:p>
+        </w:tc>
+      </w:tr>
+      <w:tr>
+        <w:tc>
+          <w:tcPr/>
+          <w:p>
+            <w:pPr>
+              <w:pStyle w:val="Compact"/>
+              <w:jc w:val="center"/>
+            </w:pPr>
+            <w:r>
+              <w:rPr>
+                <w:rFonts w:hint="eastAsia" w:ascii="Times New Roman" w:hAnsi="Times New Roman" w:eastAsia="FangSong" w:cs="Times New Roman"/>
+              </w:rPr>
+              <w:t xml:space="preserve">重铬酸根</w:t>
+            </w:r>
+            <w:r>
+              <w:rPr>
+                <w:rFonts w:ascii="Times New Roman" w:hAnsi="Times New Roman" w:eastAsia="Times New Roman" w:cs="Times New Roman"/>
+              </w:rPr>
+              <w:t xml:space="preserve"> </w:t>
+            </w:r>
+            <m:oMath>
+              <m:r>
+                <m:rPr>
+                  <m:sty m:val="p"/>
+                </m:rPr>
+                <m:t>C</m:t>
+              </m:r>
+              <m:sSub>
+                <m:e>
+                  <m:r>
+                    <m:rPr>
+                      <m:sty m:val="p"/>
+                    </m:rPr>
+                    <m:t>r</m:t>
+                  </m:r>
+                </m:e>
+                <m:sub>
+                  <m:r>
+                    <m:rPr>
+                      <m:sty m:val="p"/>
+                    </m:rPr>
+                    <m:t>2</m:t>
+                  </m:r>
+                </m:sub>
+              </m:sSub>
+              <m:sSubSup>
+                <m:e>
+                  <m:r>
+                    <m:rPr>
+                      <m:sty m:val="p"/>
+                    </m:rPr>
+                    <m:t>O</m:t>
+                  </m:r>
+                </m:e>
+                <m:sub>
+                  <m:r>
+                    <m:rPr>
+                      <m:sty m:val="p"/>
+                    </m:rPr>
+                    <m:t>7</m:t>
+                  </m:r>
+                </m:sub>
+                <m:sup>
+                  <m:r>
+                    <m:rPr>
+                      <m:sty m:val="p"/>
+                    </m:rPr>
+                    <m:t>2</m:t>
+                  </m:r>
+                  <m:r>
+                    <m:rPr>
+                      <m:sty m:val="p"/>
+                    </m:rPr>
+                    <m:t>−</m:t>
+                  </m:r>
+                </m:sup>
+              </m:sSubSup>
+            </m:oMath>
+          </w:p>
+        </w:tc>
+        <w:tc>
+          <w:tcPr/>
+          <w:p>
+            <w:pPr>
+              <w:pStyle w:val="Compact"/>
+              <w:jc w:val="center"/>
+            </w:pPr>
+            <w:r>
+              <w:rPr>
+                <w:rFonts w:hint="eastAsia" w:ascii="Times New Roman" w:hAnsi="Times New Roman" w:eastAsia="FangSong" w:cs="Times New Roman"/>
+              </w:rPr>
+              <w:t>强酸性</w:t>
+            </w:r>
+            <w:r>
+              <w:rPr>
+                <w:rFonts w:hint="eastAsia" w:ascii="Times New Roman" w:hAnsi="Times New Roman" w:eastAsia="Times New Roman" w:cs="Times New Roman"/>
+              </w:rPr>
+              <w:t>（</w:t>
+            </w:r>
+            <m:oMath>
+              <m:r>
+                <m:rPr>
+                  <m:sty m:val="p"/>
+                </m:rPr>
+                <m:t>p</m:t>
+              </m:r>
+              <m:r>
+                <m:rPr>
+                  <m:sty m:val="p"/>
+                </m:rPr>
+                <m:t>H</m:t>
+              </m:r>
+              <m:r>
+                <m:rPr>
+                  <m:sty m:val="p"/>
+                </m:rPr>
+                <m:t>&lt;</m:t>
+              </m:r>
+              <m:r>
+                <m:t>2</m:t>
+              </m:r>
+            </m:oMath>
+            <w:r>
+              <w:rPr>
+                <w:rFonts w:hint="eastAsia" w:ascii="Times New Roman" w:hAnsi="Times New Roman" w:eastAsia="Times New Roman" w:cs="Times New Roman"/>
+              </w:rPr>
+              <w:t xml:space="preserve">）</w:t>
+            </w:r>
+          </w:p>
+        </w:tc>
+        <w:tc>
+          <w:tcPr/>
+          <w:p>
+            <w:pPr>
+              <w:pStyle w:val="Compact"/>
+              <w:jc w:val="center"/>
+            </w:pPr>
+            <m:oMath>
+              <m:r>
+                <m:rPr>
+                  <m:sty m:val="p"/>
+                </m:rPr>
+                <m:t>C</m:t>
+              </m:r>
+              <m:sSub>
+                <m:e>
+                  <m:r>
+                    <m:rPr>
+                      <m:sty m:val="p"/>
+                    </m:rPr>
+                    <m:t>r</m:t>
+                  </m:r>
+                </m:e>
+                <m:sub>
+                  <m:r>
+                    <m:rPr>
+                      <m:sty m:val="p"/>
+                    </m:rPr>
+                    <m:t>2</m:t>
+                  </m:r>
+                </m:sub>
+              </m:sSub>
+              <m:sSubSup>
+                <m:e>
+                  <m:r>
+                    <m:rPr>
+                      <m:sty m:val="p"/>
+                    </m:rPr>
+                    <m:t>O</m:t>
+                  </m:r>
+                </m:e>
+                <m:sub>
+                  <m:r>
+                    <m:rPr>
+                      <m:sty m:val="p"/>
+                    </m:rPr>
+                    <m:t>7</m:t>
+                  </m:r>
+                </m:sub>
+                <m:sup>
+                  <m:r>
+                    <m:rPr>
+                      <m:sty m:val="p"/>
+                    </m:rPr>
+                    <m:t>2</m:t>
+                  </m:r>
+                  <m:r>
+                    <m:rPr>
+                      <m:sty m:val="p"/>
+                    </m:rPr>
+                    <m:t>−</m:t>
+                  </m:r>
+                </m:sup>
+              </m:sSubSup>
+              <m:r>
+                <m:rPr>
+                  <m:sty m:val="p"/>
+                </m:rPr>
+                <m:t>+</m:t>
+              </m:r>
+              <m:r>
+                <m:t>14</m:t>
+              </m:r>
+              <m:sSup>
+                <m:e>
+                  <m:r>
+                    <m:rPr>
+                      <m:sty m:val="p"/>
+                    </m:rPr>
+                    <m:t>H</m:t>
+                  </m:r>
+                </m:e>
+                <m:sup>
+                  <m:r>
+                    <m:rPr>
+                      <m:sty m:val="p"/>
+                    </m:rPr>
+                    <m:t>+</m:t>
+                  </m:r>
+                </m:sup>
+              </m:sSup>
+              <m:r>
+                <m:rPr>
+                  <m:sty m:val="p"/>
+                </m:rPr>
+                <m:t>+</m:t>
+              </m:r>
+              <m:r>
+                <m:t>6</m:t>
+              </m:r>
+              <m:sSup>
+                <m:e>
+                  <m:r>
+                    <m:rPr>
+                      <m:sty m:val="p"/>
+                    </m:rPr>
+                    <m:t>e</m:t>
+                  </m:r>
+                </m:e>
+                <m:sup>
+                  <m:r>
+                    <m:rPr>
+                      <m:sty m:val="p"/>
+                    </m:rPr>
+                    <m:t>−</m:t>
+                  </m:r>
+                </m:sup>
+              </m:sSup>
+              <m:r>
+                <m:rPr>
+                  <m:sty m:val="p"/>
+                </m:rPr>
+                <m:t>→</m:t>
+              </m:r>
+              <m:r>
+                <m:t>2</m:t>
+              </m:r>
+              <m:r>
+                <m:rPr>
+                  <m:sty m:val="p"/>
+                </m:rPr>
+                <m:t>C</m:t>
+              </m:r>
+              <m:sSup>
+                <m:e>
+                  <m:r>
+                    <m:rPr>
+                      <m:sty m:val="p"/>
+                    </m:rPr>
+                    <m:t>r</m:t>
+                  </m:r>
+                </m:e>
+                <m:sup>
+                  <m:r>
+                    <m:rPr>
+                      <m:sty m:val="p"/>
+                    </m:rPr>
+                    <m:t>3</m:t>
+                  </m:r>
+                  <m:r>
+                    <m:rPr>
+                      <m:sty m:val="p"/>
+                    </m:rPr>
+                    <m:t>+</m:t>
+                  </m:r>
+                </m:sup>
+              </m:sSup>
+              <m:r>
+                <m:rPr>
+                  <m:sty m:val="p"/>
+                </m:rPr>
+                <m:t>+</m:t>
+              </m:r>
+              <m:r>
+                <m:t>7</m:t>
+              </m:r>
+              <m:sSub>
+                <m:e>
+                  <m:r>
+                    <m:rPr>
+                      <m:sty m:val="p"/>
+                    </m:rPr>
+                    <m:t>H</m:t>
+                  </m:r>
+                </m:e>
+                <m:sub>
+                  <m:r>
+                    <m:rPr>
+                      <m:sty m:val="p"/>
+                    </m:rPr>
+                    <m:t>2</m:t>
+                  </m:r>
+                </m:sub>
+              </m:sSub>
+              <m:r>
+                <m:rPr>
+                  <m:sty m:val="p"/>
+                </m:rPr>
+                <m:t>O</m:t>
+              </m:r>
+            </m:oMath>
+            <w:r>
+              <w:rPr>
+                <w:rFonts w:ascii="Times New Roman" w:hAnsi="Times New Roman" w:eastAsia="Times New Roman" w:cs="Times New Roman"/>
+              </w:rPr>
+              <w:t xml:space="preserve">​</w:t>
+            </w:r>
+          </w:p>
+        </w:tc>
+      </w:tr>
+      <w:tr>
+        <w:tc>
+          <w:tcPr/>
+          <w:p>
+            <w:pPr>
+              <w:pStyle w:val="Compact"/>
+              <w:jc w:val="center"/>
+            </w:pPr>
+            <w:r>
+              <w:rPr>
+                <w:rFonts w:hint="eastAsia" w:ascii="Times New Roman" w:hAnsi="Times New Roman" w:eastAsia="FangSong" w:cs="Times New Roman"/>
+              </w:rPr>
+              <w:t xml:space="preserve">铬酸根</w:t>
+            </w:r>
+            <w:r>
+              <w:rPr>
+                <w:rFonts w:ascii="Times New Roman" w:hAnsi="Times New Roman" w:eastAsia="Times New Roman" w:cs="Times New Roman"/>
+              </w:rPr>
+              <w:t xml:space="preserve"> </w:t>
+            </w:r>
+            <m:oMath>
+              <m:r>
+                <m:rPr>
+                  <m:sty m:val="p"/>
+                </m:rPr>
+                <m:t>C</m:t>
+              </m:r>
+              <m:r>
+                <m:rPr>
+                  <m:sty m:val="p"/>
+                </m:rPr>
+                <m:t>r</m:t>
+              </m:r>
+              <m:sSubSup>
+                <m:e>
+                  <m:r>
+                    <m:rPr>
+                      <m:sty m:val="p"/>
+                    </m:rPr>
+                    <m:t>O</m:t>
+                  </m:r>
+                </m:e>
+                <m:sub>
+                  <m:r>
+                    <m:rPr>
+                      <m:sty m:val="p"/>
+                    </m:rPr>
+                    <m:t>4</m:t>
+                  </m:r>
+                </m:sub>
+                <m:sup>
+                  <m:r>
+                    <m:rPr>
+                      <m:sty m:val="p"/>
+                    </m:rPr>
+                    <m:t>2</m:t>
+                  </m:r>
+                  <m:r>
+                    <m:rPr>
+                      <m:sty m:val="p"/>
+                    </m:rPr>
+                    <m:t>−</m:t>
+                  </m:r>
+                </m:sup>
+              </m:sSubSup>
+            </m:oMath>
+          </w:p>
+        </w:tc>
+        <w:tc>
+          <w:tcPr/>
+          <w:p>
+            <w:pPr>
+              <w:pStyle w:val="Compact"/>
+              <w:jc w:val="center"/>
+            </w:pPr>
+            <w:r>
+              <w:rPr>
+                <w:rFonts w:hint="eastAsia" w:ascii="Times New Roman" w:hAnsi="Times New Roman" w:eastAsia="FangSong" w:cs="Times New Roman"/>
+              </w:rPr>
+              <w:t>强碱性</w:t>
+            </w:r>
+            <w:r>
+              <w:rPr>
+                <w:rFonts w:hint="eastAsia" w:ascii="Times New Roman" w:hAnsi="Times New Roman" w:eastAsia="Times New Roman" w:cs="Times New Roman"/>
+              </w:rPr>
+              <w:t>（</w:t>
+            </w:r>
+            <m:oMath>
+              <m:r>
+                <m:rPr>
+                  <m:sty m:val="p"/>
+                </m:rPr>
+                <m:t>p</m:t>
+              </m:r>
+              <m:r>
+                <m:rPr>
+                  <m:sty m:val="p"/>
+                </m:rPr>
+                <m:t>H</m:t>
+              </m:r>
+              <m:r>
+                <m:rPr>
+                  <m:sty m:val="p"/>
+                </m:rPr>
+                <m:t>&gt;</m:t>
+              </m:r>
+              <m:r>
+                <m:t>12</m:t>
+              </m:r>
+            </m:oMath>
+            <w:r>
+              <w:rPr>
+                <w:rFonts w:hint="eastAsia" w:ascii="Times New Roman" w:hAnsi="Times New Roman" w:eastAsia="Times New Roman" w:cs="Times New Roman"/>
+              </w:rPr>
+              <w:t xml:space="preserve">）</w:t>
+            </w:r>
+          </w:p>
+        </w:tc>
+        <w:tc>
+          <w:tcPr/>
+          <w:p>
+            <w:pPr>
+              <w:pStyle w:val="Compact"/>
+              <w:jc w:val="center"/>
+            </w:pPr>
+            <m:oMath>
+              <m:r>
+                <m:rPr>
+                  <m:sty m:val="p"/>
+                </m:rPr>
+                <m:t>C</m:t>
+              </m:r>
+              <m:r>
+                <m:rPr>
+                  <m:sty m:val="p"/>
+                </m:rPr>
+                <m:t>r</m:t>
+              </m:r>
+              <m:sSubSup>
+                <m:e>
+                  <m:r>
+                    <m:rPr>
+                      <m:sty m:val="p"/>
+                    </m:rPr>
+                    <m:t>O</m:t>
+                  </m:r>
+                </m:e>
+                <m:sub>
+                  <m:r>
+                    <m:rPr>
+                      <m:sty m:val="p"/>
+                    </m:rPr>
+                    <m:t>4</m:t>
+                  </m:r>
+                </m:sub>
+                <m:sup>
+                  <m:r>
+                    <m:rPr>
+                      <m:sty m:val="p"/>
+                    </m:rPr>
+                    <m:t>2</m:t>
+                  </m:r>
+                  <m:r>
+                    <m:rPr>
+                      <m:sty m:val="p"/>
+                    </m:rPr>
+                    <m:t>−</m:t>
+                  </m:r>
+                </m:sup>
+              </m:sSubSup>
+              <m:r>
+                <m:rPr>
+                  <m:sty m:val="p"/>
+                </m:rPr>
+                <m:t>+</m:t>
+              </m:r>
+              <m:r>
+                <m:t>4</m:t>
+              </m:r>
+              <m:sSub>
+                <m:e>
+                  <m:r>
+                    <m:rPr>
+                      <m:sty m:val="p"/>
+                    </m:rPr>
+                    <m:t>H</m:t>
+                  </m:r>
+                </m:e>
+                <m:sub>
+                  <m:r>
+                    <m:rPr>
+                      <m:sty m:val="p"/>
+                    </m:rPr>
+                    <m:t>2</m:t>
+                  </m:r>
+                </m:sub>
+              </m:sSub>
+              <m:r>
+                <m:rPr>
+                  <m:sty m:val="p"/>
+                </m:rPr>
+                <m:t>O</m:t>
+              </m:r>
+              <m:r>
+                <m:rPr>
+                  <m:sty m:val="p"/>
+                </m:rPr>
+                <m:t>+</m:t>
+              </m:r>
+              <m:r>
+                <m:t>3</m:t>
+              </m:r>
+              <m:sSup>
+                <m:e>
+                  <m:r>
+                    <m:rPr>
+                      <m:sty m:val="p"/>
+                    </m:rPr>
+                    <m:t>e</m:t>
+                  </m:r>
+                </m:e>
+                <m:sup>
+                  <m:r>
+                    <m:rPr>
+                      <m:sty m:val="p"/>
+                    </m:rPr>
+                    <m:t>−</m:t>
+                  </m:r>
+                </m:sup>
+              </m:sSup>
+              <m:r>
+                <m:rPr>
+                  <m:sty m:val="p"/>
+                </m:rPr>
+                <m:t>→</m:t>
+              </m:r>
+              <m:r>
+                <m:rPr>
+                  <m:sty m:val="p"/>
+                </m:rPr>
+                <m:t>[</m:t>
+              </m:r>
+              <m:r>
+                <m:rPr>
+                  <m:sty m:val="p"/>
+                </m:rPr>
+                <m:t>C</m:t>
+              </m:r>
+              <m:r>
+                <m:rPr>
+                  <m:sty m:val="p"/>
+                </m:rPr>
+                <m:t>r</m:t>
+              </m:r>
+              <m:r>
+                <m:rPr>
+                  <m:sty m:val="p"/>
+                </m:rPr>
+                <m:t>(</m:t>
+              </m:r>
+              <m:r>
+                <m:rPr>
+                  <m:sty m:val="p"/>
+                </m:rPr>
+                <m:t>O</m:t>
+              </m:r>
+              <m:r>
+                <m:rPr>
+                  <m:sty m:val="p"/>
+                </m:rPr>
+                <m:t>H</m:t>
+              </m:r>
+              <m:sSub>
+                <m:e>
+                  <m:r>
+                    <m:rPr>
+                      <m:sty m:val="p"/>
+                    </m:rPr>
+                    <m:t>)</m:t>
+                  </m:r>
+                </m:e>
+                <m:sub>
+                  <m:r>
+                    <m:rPr>
+                      <m:sty m:val="p"/>
+                    </m:rPr>
+                    <m:t>4</m:t>
+                  </m:r>
+                </m:sub>
+              </m:sSub>
+              <m:sSup>
+                <m:e>
+                  <m:r>
+                    <m:rPr>
+                      <m:sty m:val="p"/>
+                    </m:rPr>
+                    <m:t>]</m:t>
+                  </m:r>
+                </m:e>
+                <m:sup>
+                  <m:r>
+                    <m:rPr>
+                      <m:sty m:val="p"/>
+                    </m:rPr>
+                    <m:t>−</m:t>
+                  </m:r>
+                </m:sup>
+              </m:sSup>
+              <m:r>
+                <m:rPr>
+                  <m:sty m:val="p"/>
+                </m:rPr>
+                <m:t>+</m:t>
+              </m:r>
+              <m:r>
+                <m:t>4</m:t>
+              </m:r>
+              <m:r>
+                <m:rPr>
+                  <m:sty m:val="p"/>
+                </m:rPr>
+                <m:t>O</m:t>
+              </m:r>
+              <m:sSup>
+                <m:e>
+                  <m:r>
+                    <m:rPr>
+                      <m:sty m:val="p"/>
+                    </m:rPr>
+                    <m:t>H</m:t>
+                  </m:r>
+                </m:e>
+                <m:sup>
+                  <m:r>
+                    <m:rPr>
+                      <m:sty m:val="p"/>
+                    </m:rPr>
+                    <m:t>−</m:t>
+                  </m:r>
+                </m:sup>
+              </m:sSup>
+            </m:oMath>
+            <w:r>
+              <w:rPr>
+                <w:rFonts w:ascii="Times New Roman" w:hAnsi="Times New Roman" w:eastAsia="Times New Roman" w:cs="Times New Roman"/>
+              </w:rPr>
+              <w:t xml:space="preserve">​</w:t>
+            </w:r>
+          </w:p>
+        </w:tc>
+      </w:tr>
+      <w:tr>
+        <w:tc>
+          <w:tcPr/>
+          <w:p>
+            <w:pPr>
+              <w:pStyle w:val="Compact"/>
+              <w:jc w:val="center"/>
+            </w:pPr>
+            <w:r>
+              <w:rPr>
+                <w:rFonts w:hint="eastAsia" w:ascii="Times New Roman" w:hAnsi="Times New Roman" w:eastAsia="FangSong" w:cs="Times New Roman"/>
+              </w:rPr>
+              <w:t xml:space="preserve">硝酸</w:t>
+            </w:r>
+            <w:r>
+              <w:rPr>
+                <w:rFonts w:ascii="Times New Roman" w:hAnsi="Times New Roman" w:eastAsia="Times New Roman" w:cs="Times New Roman"/>
+              </w:rPr>
+              <w:t xml:space="preserve"> </w:t>
+            </w:r>
+            <m:oMath>
+              <m:r>
+                <m:rPr>
+                  <m:sty m:val="p"/>
+                </m:rPr>
+                <m:t>H</m:t>
+              </m:r>
+              <m:r>
+                <m:rPr>
+                  <m:sty m:val="p"/>
+                </m:rPr>
+                <m:t>N</m:t>
+              </m:r>
+              <m:sSub>
+                <m:e>
+                  <m:r>
+                    <m:rPr>
+                      <m:sty m:val="p"/>
+                    </m:rPr>
+                    <m:t>O</m:t>
+                  </m:r>
+                </m:e>
+                <m:sub>
+                  <m:r>
+                    <m:rPr>
+                      <m:sty m:val="p"/>
+                    </m:rPr>
+                    <m:t>3</m:t>
+                  </m:r>
+                </m:sub>
+              </m:sSub>
+            </m:oMath>
+          </w:p>
+        </w:tc>
+        <w:tc>
+          <w:tcPr/>
+          <w:p>
+            <w:pPr>
+              <w:pStyle w:val="Compact"/>
+              <w:jc w:val="center"/>
+            </w:pPr>
+            <w:r>
+              <w:rPr>
+                <w:rFonts w:hint="eastAsia" w:ascii="Times New Roman" w:hAnsi="Times New Roman" w:eastAsia="FangSong" w:cs="Times New Roman"/>
+              </w:rPr>
+              <w:t>浓硝酸</w:t>
+            </w:r>
+            <w:r>
+              <w:rPr>
+                <w:rFonts w:hint="eastAsia" w:ascii="Times New Roman" w:hAnsi="Times New Roman" w:eastAsia="Times New Roman" w:cs="Times New Roman"/>
+              </w:rPr>
+              <w:t>（</w:t>
+            </w:r>
+            <w:r>
+              <w:rPr>
+                <w:rFonts w:hint="eastAsia" w:ascii="Times New Roman" w:hAnsi="Times New Roman" w:eastAsia="FangSong" w:cs="Times New Roman"/>
+              </w:rPr>
+              <w:t>酸性介质</w:t>
+            </w:r>
+            <w:r>
+              <w:rPr>
+                <w:rFonts w:hint="eastAsia" w:ascii="Times New Roman" w:hAnsi="Times New Roman" w:eastAsia="Times New Roman" w:cs="Times New Roman"/>
+              </w:rPr>
+              <w:t>）</w:t>
+            </w:r>
+          </w:p>
+        </w:tc>
+        <w:tc>
+          <w:tcPr/>
+          <w:p>
+            <w:pPr>
+              <w:pStyle w:val="Compact"/>
+              <w:jc w:val="center"/>
+            </w:pPr>
+            <m:oMath>
+              <m:r>
+                <m:rPr>
+                  <m:sty m:val="p"/>
+                </m:rPr>
+                <m:t>N</m:t>
+              </m:r>
+              <m:sSubSup>
+                <m:e>
+                  <m:r>
+                    <m:rPr>
+                      <m:sty m:val="p"/>
+                    </m:rPr>
+                    <m:t>O</m:t>
+                  </m:r>
+                </m:e>
+                <m:sub>
+                  <m:r>
+                    <m:rPr>
+                      <m:sty m:val="p"/>
+                    </m:rPr>
+                    <m:t>3</m:t>
+                  </m:r>
+                </m:sub>
+                <m:sup>
+                  <m:r>
+                    <m:rPr>
+                      <m:sty m:val="p"/>
+                    </m:rPr>
+                    <m:t>−</m:t>
+                  </m:r>
+                </m:sup>
+              </m:sSubSup>
               <m:r>
                 <m:rPr>
                   <m:sty m:val="p"/>
@@ -24600,9 +25572,6 @@
                 </m:rPr>
                 <m:t>+</m:t>
               </m:r>
-              <m:r>
-                <m:t>2</m:t>
-              </m:r>
               <m:sSup>
                 <m:e>
                   <m:r>
@@ -24626,6 +25595,287 @@
                   <m:sty m:val="p"/>
                 </m:rPr>
                 <m:t>→</m:t>
+              </m:r>
+              <m:r>
+                <m:rPr>
+                  <m:sty m:val="p"/>
+                </m:rPr>
+                <m:t>N</m:t>
+              </m:r>
+              <m:sSub>
+                <m:e>
+                  <m:r>
+                    <m:rPr>
+                      <m:sty m:val="p"/>
+                    </m:rPr>
+                    <m:t>O</m:t>
+                  </m:r>
+                </m:e>
+                <m:sub>
+                  <m:r>
+                    <m:rPr>
+                      <m:sty m:val="p"/>
+                    </m:rPr>
+                    <m:t>2</m:t>
+                  </m:r>
+                </m:sub>
+              </m:sSub>
+              <m:r>
+                <m:rPr>
+                  <m:sty m:val="p"/>
+                </m:rPr>
+                <m:t>↑</m:t>
+              </m:r>
+              <m:r>
+                <m:rPr>
+                  <m:sty m:val="p"/>
+                </m:rPr>
+                <m:t>+</m:t>
+              </m:r>
+              <m:sSub>
+                <m:e>
+                  <m:r>
+                    <m:rPr>
+                      <m:sty m:val="p"/>
+                    </m:rPr>
+                    <m:t>H</m:t>
+                  </m:r>
+                </m:e>
+                <m:sub>
+                  <m:r>
+                    <m:rPr>
+                      <m:sty m:val="p"/>
+                    </m:rPr>
+                    <m:t>2</m:t>
+                  </m:r>
+                </m:sub>
+              </m:sSub>
+              <m:r>
+                <m:rPr>
+                  <m:sty m:val="p"/>
+                </m:rPr>
+                <m:t>O</m:t>
+              </m:r>
+            </m:oMath>
+            <w:r>
+              <w:rPr>
+                <w:rFonts w:ascii="Times New Roman" w:hAnsi="Times New Roman" w:eastAsia="Times New Roman" w:cs="Times New Roman"/>
+              </w:rPr>
+              <w:t xml:space="preserve">​</w:t>
+            </w:r>
+          </w:p>
+        </w:tc>
+      </w:tr>
+      <w:tr>
+        <w:tc>
+          <w:tcPr/>
+          <w:p>
+            <w:pPr>
+              <w:pStyle w:val="Compact"/>
+              <w:jc w:val="center"/>
+            </w:pPr>
+            <w:r>
+              <w:rPr>
+                <w:rFonts w:hint="eastAsia" w:ascii="Times New Roman" w:hAnsi="Times New Roman" w:eastAsia="FangSong" w:cs="Times New Roman"/>
+              </w:rPr>
+              <w:t xml:space="preserve">硝酸</w:t>
+            </w:r>
+            <w:r>
+              <w:rPr>
+                <w:rFonts w:ascii="Times New Roman" w:hAnsi="Times New Roman" w:eastAsia="Times New Roman" w:cs="Times New Roman"/>
+              </w:rPr>
+              <w:t xml:space="preserve"> </w:t>
+            </w:r>
+            <m:oMath>
+              <m:r>
+                <m:rPr>
+                  <m:sty m:val="p"/>
+                </m:rPr>
+                <m:t>H</m:t>
+              </m:r>
+              <m:r>
+                <m:rPr>
+                  <m:sty m:val="p"/>
+                </m:rPr>
+                <m:t>N</m:t>
+              </m:r>
+              <m:sSub>
+                <m:e>
+                  <m:r>
+                    <m:rPr>
+                      <m:sty m:val="p"/>
+                    </m:rPr>
+                    <m:t>O</m:t>
+                  </m:r>
+                </m:e>
+                <m:sub>
+                  <m:r>
+                    <m:rPr>
+                      <m:sty m:val="p"/>
+                    </m:rPr>
+                    <m:t>3</m:t>
+                  </m:r>
+                </m:sub>
+              </m:sSub>
+            </m:oMath>
+          </w:p>
+        </w:tc>
+        <w:tc>
+          <w:tcPr/>
+          <w:p>
+            <w:pPr>
+              <w:pStyle w:val="Compact"/>
+              <w:jc w:val="center"/>
+            </w:pPr>
+            <w:r>
+              <w:rPr>
+                <w:rFonts w:hint="eastAsia" w:ascii="Times New Roman" w:hAnsi="Times New Roman" w:eastAsia="FangSong" w:cs="Times New Roman"/>
+              </w:rPr>
+              <w:t>稀硝酸</w:t>
+            </w:r>
+            <w:r>
+              <w:rPr>
+                <w:rFonts w:hint="eastAsia" w:ascii="Times New Roman" w:hAnsi="Times New Roman" w:eastAsia="Times New Roman" w:cs="Times New Roman"/>
+              </w:rPr>
+              <w:t>（</w:t>
+            </w:r>
+            <w:r>
+              <w:rPr>
+                <w:rFonts w:hint="eastAsia" w:ascii="Times New Roman" w:hAnsi="Times New Roman" w:eastAsia="FangSong" w:cs="Times New Roman"/>
+              </w:rPr>
+              <w:t>酸性介质</w:t>
+            </w:r>
+            <w:r>
+              <w:rPr>
+                <w:rFonts w:hint="eastAsia" w:ascii="Times New Roman" w:hAnsi="Times New Roman" w:eastAsia="Times New Roman" w:cs="Times New Roman"/>
+              </w:rPr>
+              <w:t>）</w:t>
+            </w:r>
+          </w:p>
+        </w:tc>
+        <w:tc>
+          <w:tcPr/>
+          <w:p>
+            <w:pPr>
+              <w:pStyle w:val="Compact"/>
+              <w:jc w:val="center"/>
+            </w:pPr>
+            <m:oMath>
+              <m:r>
+                <m:rPr>
+                  <m:sty m:val="p"/>
+                </m:rPr>
+                <m:t>N</m:t>
+              </m:r>
+              <m:sSubSup>
+                <m:e>
+                  <m:r>
+                    <m:rPr>
+                      <m:sty m:val="p"/>
+                    </m:rPr>
+                    <m:t>O</m:t>
+                  </m:r>
+                </m:e>
+                <m:sub>
+                  <m:r>
+                    <m:rPr>
+                      <m:sty m:val="p"/>
+                    </m:rPr>
+                    <m:t>3</m:t>
+                  </m:r>
+                </m:sub>
+                <m:sup>
+                  <m:r>
+                    <m:rPr>
+                      <m:sty m:val="p"/>
+                    </m:rPr>
+                    <m:t>−</m:t>
+                  </m:r>
+                </m:sup>
+              </m:sSubSup>
+              <m:r>
+                <m:rPr>
+                  <m:sty m:val="p"/>
+                </m:rPr>
+                <m:t>+</m:t>
+              </m:r>
+              <m:r>
+                <m:t>4</m:t>
+              </m:r>
+              <m:sSup>
+                <m:e>
+                  <m:r>
+                    <m:rPr>
+                      <m:sty m:val="p"/>
+                    </m:rPr>
+                    <m:t>H</m:t>
+                  </m:r>
+                </m:e>
+                <m:sup>
+                  <m:r>
+                    <m:rPr>
+                      <m:sty m:val="p"/>
+                    </m:rPr>
+                    <m:t>+</m:t>
+                  </m:r>
+                </m:sup>
+              </m:sSup>
+              <m:r>
+                <m:rPr>
+                  <m:sty m:val="p"/>
+                </m:rPr>
+                <m:t>+</m:t>
+              </m:r>
+              <m:r>
+                <m:t>3</m:t>
+              </m:r>
+              <m:sSup>
+                <m:e>
+                  <m:r>
+                    <m:rPr>
+                      <m:sty m:val="p"/>
+                    </m:rPr>
+                    <m:t>e</m:t>
+                  </m:r>
+                </m:e>
+                <m:sup>
+                  <m:r>
+                    <m:rPr>
+                      <m:sty m:val="p"/>
+                    </m:rPr>
+                    <m:t>−</m:t>
+                  </m:r>
+                </m:sup>
+              </m:sSup>
+              <m:r>
+                <m:rPr>
+                  <m:sty m:val="p"/>
+                </m:rPr>
+                <m:t>→</m:t>
+              </m:r>
+              <m:r>
+                <m:rPr>
+                  <m:sty m:val="p"/>
+                </m:rPr>
+                <m:t>N</m:t>
+              </m:r>
+              <m:r>
+                <m:rPr>
+                  <m:sty m:val="p"/>
+                </m:rPr>
+                <m:t>O</m:t>
+              </m:r>
+              <m:r>
+                <m:rPr>
+                  <m:sty m:val="p"/>
+                </m:rPr>
+                <m:t>↑</m:t>
+              </m:r>
+              <m:r>
+                <m:rPr>
+                  <m:sty m:val="p"/>
+                </m:rPr>
+                <m:t>+</m:t>
               </m:r>
               <m:r>
                 <m:t>2</m:t>
@@ -24735,7 +25985,7 @@
               <w:rPr>
                 <w:rFonts w:hint="eastAsia" w:ascii="Times New Roman" w:hAnsi="Times New Roman" w:eastAsia="FangSong" w:cs="Times New Roman"/>
               </w:rPr>
-              <w:t xml:space="preserve">碱性介质</w:t>
+              <w:t xml:space="preserve">酸性介质</w:t>
             </w:r>
           </w:p>
         </w:tc>
@@ -24747,30 +25997,129 @@
               <w:jc w:val="center"/>
             </w:pPr>
             <m:oMath>
+              <m:sSub>
+                <m:e>
+                  <m:r>
+                    <m:rPr>
+                      <m:sty m:val="p"/>
+                    </m:rPr>
+                    <m:t>H</m:t>
+                  </m:r>
+                </m:e>
+                <m:sub>
+                  <m:r>
+                    <m:rPr>
+                      <m:sty m:val="p"/>
+                    </m:rPr>
+                    <m:t>2</m:t>
+                  </m:r>
+                </m:sub>
+              </m:sSub>
+              <m:sSub>
+                <m:e>
+                  <m:r>
+                    <m:rPr>
+                      <m:sty m:val="p"/>
+                    </m:rPr>
+                    <m:t>O</m:t>
+                  </m:r>
+                </m:e>
+                <m:sub>
+                  <m:r>
+                    <m:rPr>
+                      <m:sty m:val="p"/>
+                    </m:rPr>
+                    <m:t>2</m:t>
+                  </m:r>
+                </m:sub>
+              </m:sSub>
+              <m:r>
+                <m:rPr>
+                  <m:sty m:val="p"/>
+                </m:rPr>
+                <m:t>+</m:t>
+              </m:r>
+              <m:r>
+                <m:t>2</m:t>
+              </m:r>
+              <m:sSup>
+                <m:e>
+                  <m:r>
+                    <m:rPr>
+                      <m:sty m:val="p"/>
+                    </m:rPr>
+                    <m:t>H</m:t>
+                  </m:r>
+                </m:e>
+                <m:sup>
+                  <m:r>
+                    <m:rPr>
+                      <m:sty m:val="p"/>
+                    </m:rPr>
+                    <m:t>+</m:t>
+                  </m:r>
+                </m:sup>
+              </m:sSup>
+              <m:r>
+                <m:rPr>
+                  <m:sty m:val="p"/>
+                </m:rPr>
+                <m:t>+</m:t>
+              </m:r>
+              <m:r>
+                <m:t>2</m:t>
+              </m:r>
+              <m:sSup>
+                <m:e>
+                  <m:r>
+                    <m:rPr>
+                      <m:sty m:val="p"/>
+                    </m:rPr>
+                    <m:t>e</m:t>
+                  </m:r>
+                </m:e>
+                <m:sup>
+                  <m:r>
+                    <m:rPr>
+                      <m:sty m:val="p"/>
+                    </m:rPr>
+                    <m:t>−</m:t>
+                  </m:r>
+                </m:sup>
+              </m:sSup>
+              <m:r>
+                <m:rPr>
+                  <m:sty m:val="p"/>
+                </m:rPr>
+                <m:t>→</m:t>
+              </m:r>
+              <m:r>
+                <m:t>2</m:t>
+              </m:r>
+              <m:sSub>
+                <m:e>
+                  <m:r>
+                    <m:rPr>
+                      <m:sty m:val="p"/>
+                    </m:rPr>
+                    <m:t>H</m:t>
+                  </m:r>
+                </m:e>
+                <m:sub>
+                  <m:r>
+                    <m:rPr>
+                      <m:sty m:val="p"/>
+                    </m:rPr>
+                    <m:t>2</m:t>
+                  </m:r>
+                </m:sub>
+              </m:sSub>
               <m:r>
                 <m:rPr>
                   <m:sty m:val="p"/>
                 </m:rPr>
                 <m:t>O</m:t>
               </m:r>
-              <m:sSup>
-                <m:e>
-                  <m:r>
-                    <m:rPr>
-                      <m:sty m:val="p"/>
-                    </m:rPr>
-                    <m:t>H</m:t>
-                  </m:r>
-                </m:e>
-                <m:sup>
-                  <m:r>
-                    <m:rPr>
-                      <m:sty m:val="p"/>
-                    </m:rPr>
-                    <m:t>−</m:t>
-                  </m:r>
-                </m:sup>
-              </m:sSup>
             </m:oMath>
             <w:r>
               <w:rPr>
@@ -24780,6 +26129,8 @@
             </w:r>
           </w:p>
         </w:tc>
+      </w:tr>
+      <w:tr>
         <w:tc>
           <w:tcPr/>
           <w:p>
@@ -24787,22 +26138,70 @@
               <w:pStyle w:val="Compact"/>
               <w:jc w:val="center"/>
             </w:pPr>
-            <m:oMath>
-              <m:r>
-                <m:rPr>
-                  <m:sty m:val="p"/>
-                </m:rPr>
-                <m:t>+</m:t>
-              </m:r>
-              <m:r>
-                <m:t>0.88</m:t>
-              </m:r>
-            </m:oMath>
+            <w:r>
+              <w:rPr>
+                <w:rFonts w:hint="eastAsia" w:ascii="Times New Roman" w:hAnsi="Times New Roman" w:eastAsia="FangSong" w:cs="Times New Roman"/>
+              </w:rPr>
+              <w:t xml:space="preserve">过氧化氢</w:t>
+            </w:r>
             <w:r>
               <w:rPr>
                 <w:rFonts w:ascii="Times New Roman" w:hAnsi="Times New Roman" w:eastAsia="Times New Roman" w:cs="Times New Roman"/>
               </w:rPr>
-              <w:t xml:space="preserve">​</w:t>
+              <w:t xml:space="preserve"> </w:t>
+            </w:r>
+            <m:oMath>
+              <m:sSub>
+                <m:e>
+                  <m:r>
+                    <m:rPr>
+                      <m:sty m:val="p"/>
+                    </m:rPr>
+                    <m:t>H</m:t>
+                  </m:r>
+                </m:e>
+                <m:sub>
+                  <m:r>
+                    <m:rPr>
+                      <m:sty m:val="p"/>
+                    </m:rPr>
+                    <m:t>2</m:t>
+                  </m:r>
+                </m:sub>
+              </m:sSub>
+              <m:sSub>
+                <m:e>
+                  <m:r>
+                    <m:rPr>
+                      <m:sty m:val="p"/>
+                    </m:rPr>
+                    <m:t>O</m:t>
+                  </m:r>
+                </m:e>
+                <m:sub>
+                  <m:r>
+                    <m:rPr>
+                      <m:sty m:val="p"/>
+                    </m:rPr>
+                    <m:t>2</m:t>
+                  </m:r>
+                </m:sub>
+              </m:sSub>
+            </m:oMath>
+          </w:p>
+        </w:tc>
+        <w:tc>
+          <w:tcPr/>
+          <w:p>
+            <w:pPr>
+              <w:pStyle w:val="Compact"/>
+              <w:jc w:val="center"/>
+            </w:pPr>
+            <w:r>
+              <w:rPr>
+                <w:rFonts w:hint="eastAsia" w:ascii="Times New Roman" w:hAnsi="Times New Roman" w:eastAsia="FangSong" w:cs="Times New Roman"/>
+              </w:rPr>
+              <w:t xml:space="preserve">碱性介质</w:t>
             </w:r>
           </w:p>
         </w:tc>
@@ -25029,73 +26428,6 @@
                 </m:rPr>
                 <m:t>C</m:t>
               </m:r>
-              <m:sSup>
-                <m:e>
-                  <m:r>
-                    <m:rPr>
-                      <m:sty m:val="p"/>
-                    </m:rPr>
-                    <m:t>l</m:t>
-                  </m:r>
-                </m:e>
-                <m:sup>
-                  <m:r>
-                    <m:rPr>
-                      <m:sty m:val="p"/>
-                    </m:rPr>
-                    <m:t>−</m:t>
-                  </m:r>
-                </m:sup>
-              </m:sSup>
-            </m:oMath>
-            <w:r>
-              <w:rPr>
-                <w:rFonts w:ascii="Times New Roman" w:hAnsi="Times New Roman" w:eastAsia="Times New Roman" w:cs="Times New Roman"/>
-              </w:rPr>
-              <w:t xml:space="preserve">​</w:t>
-            </w:r>
-          </w:p>
-        </w:tc>
-        <w:tc>
-          <w:tcPr/>
-          <w:p>
-            <w:pPr>
-              <w:pStyle w:val="Compact"/>
-              <w:jc w:val="center"/>
-            </w:pPr>
-            <m:oMath>
-              <m:r>
-                <m:rPr>
-                  <m:sty m:val="p"/>
-                </m:rPr>
-                <m:t>+</m:t>
-              </m:r>
-              <m:r>
-                <m:t>0.89</m:t>
-              </m:r>
-            </m:oMath>
-            <w:r>
-              <w:rPr>
-                <w:rFonts w:ascii="Times New Roman" w:hAnsi="Times New Roman" w:eastAsia="Times New Roman" w:cs="Times New Roman"/>
-              </w:rPr>
-              <w:t xml:space="preserve">​</w:t>
-            </w:r>
-          </w:p>
-        </w:tc>
-        <w:tc>
-          <w:tcPr/>
-          <w:p>
-            <w:pPr>
-              <w:pStyle w:val="Compact"/>
-              <w:jc w:val="center"/>
-            </w:pPr>
-            <m:oMath>
-              <m:r>
-                <m:rPr>
-                  <m:sty m:val="p"/>
-                </m:rPr>
-                <m:t>C</m:t>
-              </m:r>
               <m:r>
                 <m:rPr>
                   <m:sty m:val="p"/>
@@ -25391,87 +26723,6 @@
               <w:jc w:val="center"/>
             </w:pPr>
             <m:oMath>
-              <m:r>
-                <m:rPr>
-                  <m:sty m:val="p"/>
-                </m:rPr>
-                <m:t>S</m:t>
-              </m:r>
-              <m:sSubSup>
-                <m:e>
-                  <m:r>
-                    <m:rPr>
-                      <m:sty m:val="p"/>
-                    </m:rPr>
-                    <m:t>O</m:t>
-                  </m:r>
-                </m:e>
-                <m:sub>
-                  <m:r>
-                    <m:rPr>
-                      <m:sty m:val="p"/>
-                    </m:rPr>
-                    <m:t>4</m:t>
-                  </m:r>
-                </m:sub>
-                <m:sup>
-                  <m:r>
-                    <m:rPr>
-                      <m:sty m:val="p"/>
-                    </m:rPr>
-                    <m:t>2</m:t>
-                  </m:r>
-                  <m:r>
-                    <m:rPr>
-                      <m:sty m:val="p"/>
-                    </m:rPr>
-                    <m:t>−</m:t>
-                  </m:r>
-                </m:sup>
-              </m:sSubSup>
-            </m:oMath>
-            <w:r>
-              <w:rPr>
-                <w:rFonts w:ascii="Times New Roman" w:hAnsi="Times New Roman" w:eastAsia="Times New Roman" w:cs="Times New Roman"/>
-              </w:rPr>
-              <w:t xml:space="preserve">​</w:t>
-            </w:r>
-          </w:p>
-        </w:tc>
-        <w:tc>
-          <w:tcPr/>
-          <w:p>
-            <w:pPr>
-              <w:pStyle w:val="Compact"/>
-              <w:jc w:val="center"/>
-            </w:pPr>
-            <m:oMath>
-              <m:r>
-                <m:rPr>
-                  <m:sty m:val="p"/>
-                </m:rPr>
-                <m:t>+</m:t>
-              </m:r>
-              <m:r>
-                <m:t>2.01</m:t>
-              </m:r>
-            </m:oMath>
-            <w:r>
-              <w:rPr>
-                <w:rFonts w:ascii="Times New Roman" w:hAnsi="Times New Roman" w:eastAsia="Times New Roman" w:cs="Times New Roman"/>
-              </w:rPr>
-              <w:t xml:space="preserve">​</w:t>
-            </w:r>
-          </w:p>
-        </w:tc>
-        <w:tc>
-          <w:tcPr/>
-          <w:p>
-            <w:pPr>
-              <w:pStyle w:val="Compact"/>
-              <w:jc w:val="center"/>
-            </w:pPr>
-            <m:oMath>
               <m:sSub>
                 <m:e>
                   <m:r>
@@ -25667,11 +26918,10 @@
         </w:tblBorders>
       </w:tblPr>
       <w:tblGrid>
-        <w:gridCol w:w="1440"/>
-        <w:gridCol w:w="1440"/>
-        <w:gridCol w:w="1800"/>
-        <w:gridCol w:w="1800"/>
-        <w:gridCol w:w="1440"/>
+        <w:gridCol w:w="1760"/>
+        <w:gridCol w:w="1760"/>
+        <w:gridCol w:w="2200"/>
+        <w:gridCol w:w="2200"/>
       </w:tblGrid>
       <w:tr>
         <w:trPr>
@@ -25793,26 +27043,6 @@
             </m:oMath>
           </w:p>
         </w:tc>
-        <w:tc>
-          <w:tcPr>
-            <w:tcBorders>
-              <w:bottom w:val="single" w:sz="6" w:space="0" w:color="333333"/>
-            </w:tcBorders>
-          </w:tcPr>
-          <w:p>
-            <w:pPr>
-              <w:pStyle w:val="Compact"/>
-              <w:jc w:val="center"/>
-            </w:pPr>
-            <w:r>
-              <w:rPr>
-                <w:rFonts w:hint="eastAsia" w:ascii="Times New Roman" w:hAnsi="Times New Roman" w:eastAsia="SimHei" w:cs="Times New Roman"/>
-                <w:b/>
-              </w:rPr>
-              <w:t xml:space="preserve">规范电极半反应方程式</w:t>
-            </w:r>
-          </w:p>
-        </w:tc>
       </w:tr>
       <w:tr>
         <w:tc>
@@ -25947,113 +27177,6 @@
               <m:r>
                 <m:t>0.771</m:t>
               </m:r>
-            </m:oMath>
-            <w:r>
-              <w:rPr>
-                <w:rFonts w:ascii="Times New Roman" w:hAnsi="Times New Roman" w:eastAsia="Times New Roman" w:cs="Times New Roman"/>
-              </w:rPr>
-              <w:t xml:space="preserve">​</w:t>
-            </w:r>
-          </w:p>
-        </w:tc>
-        <w:tc>
-          <w:tcPr/>
-          <w:p>
-            <w:pPr>
-              <w:pStyle w:val="Compact"/>
-              <w:jc w:val="center"/>
-            </w:pPr>
-            <m:oMath>
-              <m:r>
-                <m:rPr>
-                  <m:sty m:val="p"/>
-                </m:rPr>
-                <m:t>F</m:t>
-              </m:r>
-              <m:sSup>
-                <m:e>
-                  <m:r>
-                    <m:rPr>
-                      <m:sty m:val="p"/>
-                    </m:rPr>
-                    <m:t>e</m:t>
-                  </m:r>
-                </m:e>
-                <m:sup>
-                  <m:r>
-                    <m:rPr>
-                      <m:sty m:val="p"/>
-                    </m:rPr>
-                    <m:t>2</m:t>
-                  </m:r>
-                  <m:r>
-                    <m:rPr>
-                      <m:sty m:val="p"/>
-                    </m:rPr>
-                    <m:t>+</m:t>
-                  </m:r>
-                </m:sup>
-              </m:sSup>
-              <m:r>
-                <m:rPr>
-                  <m:sty m:val="p"/>
-                </m:rPr>
-                <m:t>−</m:t>
-              </m:r>
-              <m:sSup>
-                <m:e>
-                  <m:r>
-                    <m:rPr>
-                      <m:sty m:val="p"/>
-                    </m:rPr>
-                    <m:t>e</m:t>
-                  </m:r>
-                </m:e>
-                <m:sup>
-                  <m:r>
-                    <m:rPr>
-                      <m:sty m:val="p"/>
-                    </m:rPr>
-                    <m:t>−</m:t>
-                  </m:r>
-                </m:sup>
-              </m:sSup>
-              <m:r>
-                <m:rPr>
-                  <m:sty m:val="p"/>
-                </m:rPr>
-                <m:t>→</m:t>
-              </m:r>
-              <m:r>
-                <m:rPr>
-                  <m:sty m:val="p"/>
-                </m:rPr>
-                <m:t>F</m:t>
-              </m:r>
-              <m:sSup>
-                <m:e>
-                  <m:r>
-                    <m:rPr>
-                      <m:sty m:val="p"/>
-                    </m:rPr>
-                    <m:t>e</m:t>
-                  </m:r>
-                </m:e>
-                <m:sup>
-                  <m:r>
-                    <m:rPr>
-                      <m:sty m:val="p"/>
-                    </m:rPr>
-                    <m:t>3</m:t>
-                  </m:r>
-                  <m:r>
-                    <m:rPr>
-                      <m:sty m:val="p"/>
-                    </m:rPr>
-                    <m:t>+</m:t>
-                  </m:r>
-                </m:sup>
-              </m:sSup>
             </m:oMath>
             <w:r>
               <w:rPr>
@@ -26248,191 +27371,6 @@
             </w:r>
           </w:p>
         </w:tc>
-        <w:tc>
-          <w:tcPr/>
-          <w:p>
-            <w:pPr>
-              <w:pStyle w:val="Compact"/>
-              <w:jc w:val="center"/>
-            </w:pPr>
-            <m:oMath>
-              <m:r>
-                <m:rPr>
-                  <m:sty m:val="p"/>
-                </m:rPr>
-                <m:t>F</m:t>
-              </m:r>
-              <m:r>
-                <m:rPr>
-                  <m:sty m:val="p"/>
-                </m:rPr>
-                <m:t>e</m:t>
-              </m:r>
-              <m:r>
-                <m:rPr>
-                  <m:sty m:val="p"/>
-                </m:rPr>
-                <m:t>(</m:t>
-              </m:r>
-              <m:r>
-                <m:rPr>
-                  <m:sty m:val="p"/>
-                </m:rPr>
-                <m:t>O</m:t>
-              </m:r>
-              <m:r>
-                <m:rPr>
-                  <m:sty m:val="p"/>
-                </m:rPr>
-                <m:t>H</m:t>
-              </m:r>
-              <m:sSub>
-                <m:e>
-                  <m:r>
-                    <m:rPr>
-                      <m:sty m:val="p"/>
-                    </m:rPr>
-                    <m:t>)</m:t>
-                  </m:r>
-                </m:e>
-                <m:sub>
-                  <m:r>
-                    <m:rPr>
-                      <m:sty m:val="p"/>
-                    </m:rPr>
-                    <m:t>2</m:t>
-                  </m:r>
-                </m:sub>
-              </m:sSub>
-              <m:r>
-                <m:rPr>
-                  <m:sty m:val="p"/>
-                </m:rPr>
-                <m:t>↓</m:t>
-              </m:r>
-              <m:r>
-                <m:rPr>
-                  <m:sty m:val="p"/>
-                </m:rPr>
-                <m:t>+</m:t>
-              </m:r>
-              <m:r>
-                <m:rPr>
-                  <m:sty m:val="p"/>
-                </m:rPr>
-                <m:t>O</m:t>
-              </m:r>
-              <m:sSup>
-                <m:e>
-                  <m:r>
-                    <m:rPr>
-                      <m:sty m:val="p"/>
-                    </m:rPr>
-                    <m:t>H</m:t>
-                  </m:r>
-                </m:e>
-                <m:sup>
-                  <m:r>
-                    <m:rPr>
-                      <m:sty m:val="p"/>
-                    </m:rPr>
-                    <m:t>−</m:t>
-                  </m:r>
-                </m:sup>
-              </m:sSup>
-              <m:r>
-                <m:rPr>
-                  <m:sty m:val="p"/>
-                </m:rPr>
-                <m:t>−</m:t>
-              </m:r>
-              <m:sSup>
-                <m:e>
-                  <m:r>
-                    <m:rPr>
-                      <m:sty m:val="p"/>
-                    </m:rPr>
-                    <m:t>e</m:t>
-                  </m:r>
-                </m:e>
-                <m:sup>
-                  <m:r>
-                    <m:rPr>
-                      <m:sty m:val="p"/>
-                    </m:rPr>
-                    <m:t>−</m:t>
-                  </m:r>
-                </m:sup>
-              </m:sSup>
-              <m:r>
-                <m:rPr>
-                  <m:sty m:val="p"/>
-                </m:rPr>
-                <m:t>→</m:t>
-              </m:r>
-              <m:r>
-                <m:rPr>
-                  <m:sty m:val="p"/>
-                </m:rPr>
-                <m:t>F</m:t>
-              </m:r>
-              <m:r>
-                <m:rPr>
-                  <m:sty m:val="p"/>
-                </m:rPr>
-                <m:t>e</m:t>
-              </m:r>
-              <m:r>
-                <m:rPr>
-                  <m:sty m:val="p"/>
-                </m:rPr>
-                <m:t>(</m:t>
-              </m:r>
-              <m:r>
-                <m:rPr>
-                  <m:sty m:val="p"/>
-                </m:rPr>
-                <m:t>O</m:t>
-              </m:r>
-              <m:r>
-                <m:rPr>
-                  <m:sty m:val="p"/>
-                </m:rPr>
-                <m:t>H</m:t>
-              </m:r>
-              <m:sSub>
-                <m:e>
-                  <m:r>
-                    <m:rPr>
-                      <m:sty m:val="p"/>
-                    </m:rPr>
-                    <m:t>)</m:t>
-                  </m:r>
-                </m:e>
-                <m:sub>
-                  <m:r>
-                    <m:rPr>
-                      <m:sty m:val="p"/>
-                    </m:rPr>
-                    <m:t>3</m:t>
-                  </m:r>
-                </m:sub>
-              </m:sSub>
-              <m:r>
-                <m:rPr>
-                  <m:sty m:val="p"/>
-                </m:rPr>
-                <m:t>↓</m:t>
-              </m:r>
-            </m:oMath>
-            <w:r>
-              <w:rPr>
-                <w:rFonts w:ascii="Times New Roman" w:hAnsi="Times New Roman" w:eastAsia="Times New Roman" w:cs="Times New Roman"/>
-              </w:rPr>
-              <w:t xml:space="preserve">​</w:t>
-            </w:r>
-          </w:p>
-        </w:tc>
       </w:tr>
       <w:tr>
         <w:tc>
@@ -26592,195 +27530,6 @@
             </w:r>
           </w:p>
         </w:tc>
-        <w:tc>
-          <w:tcPr/>
-          <w:p>
-            <w:pPr>
-              <w:pStyle w:val="Compact"/>
-              <w:jc w:val="center"/>
-            </w:pPr>
-            <m:oMath>
-              <m:r>
-                <m:rPr>
-                  <m:sty m:val="p"/>
-                </m:rPr>
-                <m:t>S</m:t>
-              </m:r>
-              <m:sSubSup>
-                <m:e>
-                  <m:r>
-                    <m:rPr>
-                      <m:sty m:val="p"/>
-                    </m:rPr>
-                    <m:t>O</m:t>
-                  </m:r>
-                </m:e>
-                <m:sub>
-                  <m:r>
-                    <m:rPr>
-                      <m:sty m:val="p"/>
-                    </m:rPr>
-                    <m:t>3</m:t>
-                  </m:r>
-                </m:sub>
-                <m:sup>
-                  <m:r>
-                    <m:rPr>
-                      <m:sty m:val="p"/>
-                    </m:rPr>
-                    <m:t>2</m:t>
-                  </m:r>
-                  <m:r>
-                    <m:rPr>
-                      <m:sty m:val="p"/>
-                    </m:rPr>
-                    <m:t>−</m:t>
-                  </m:r>
-                </m:sup>
-              </m:sSubSup>
-              <m:r>
-                <m:rPr>
-                  <m:sty m:val="p"/>
-                </m:rPr>
-                <m:t>+</m:t>
-              </m:r>
-              <m:r>
-                <m:t>2</m:t>
-              </m:r>
-              <m:r>
-                <m:rPr>
-                  <m:sty m:val="p"/>
-                </m:rPr>
-                <m:t>O</m:t>
-              </m:r>
-              <m:sSup>
-                <m:e>
-                  <m:r>
-                    <m:rPr>
-                      <m:sty m:val="p"/>
-                    </m:rPr>
-                    <m:t>H</m:t>
-                  </m:r>
-                </m:e>
-                <m:sup>
-                  <m:r>
-                    <m:rPr>
-                      <m:sty m:val="p"/>
-                    </m:rPr>
-                    <m:t>−</m:t>
-                  </m:r>
-                </m:sup>
-              </m:sSup>
-              <m:r>
-                <m:rPr>
-                  <m:sty m:val="p"/>
-                </m:rPr>
-                <m:t>−</m:t>
-              </m:r>
-              <m:r>
-                <m:t>2</m:t>
-              </m:r>
-              <m:sSup>
-                <m:e>
-                  <m:r>
-                    <m:rPr>
-                      <m:sty m:val="p"/>
-                    </m:rPr>
-                    <m:t>e</m:t>
-                  </m:r>
-                </m:e>
-                <m:sup>
-                  <m:r>
-                    <m:rPr>
-                      <m:sty m:val="p"/>
-                    </m:rPr>
-                    <m:t>−</m:t>
-                  </m:r>
-                </m:sup>
-              </m:sSup>
-              <m:r>
-                <m:rPr>
-                  <m:sty m:val="p"/>
-                </m:rPr>
-                <m:t>→</m:t>
-              </m:r>
-              <m:r>
-                <m:rPr>
-                  <m:sty m:val="p"/>
-                </m:rPr>
-                <m:t>S</m:t>
-              </m:r>
-              <m:sSubSup>
-                <m:e>
-                  <m:r>
-                    <m:rPr>
-                      <m:sty m:val="p"/>
-                    </m:rPr>
-                    <m:t>O</m:t>
-                  </m:r>
-                </m:e>
-                <m:sub>
-                  <m:r>
-                    <m:rPr>
-                      <m:sty m:val="p"/>
-                    </m:rPr>
-                    <m:t>4</m:t>
-                  </m:r>
-                </m:sub>
-                <m:sup>
-                  <m:r>
-                    <m:rPr>
-                      <m:sty m:val="p"/>
-                    </m:rPr>
-                    <m:t>2</m:t>
-                  </m:r>
-                  <m:r>
-                    <m:rPr>
-                      <m:sty m:val="p"/>
-                    </m:rPr>
-                    <m:t>−</m:t>
-                  </m:r>
-                </m:sup>
-              </m:sSubSup>
-              <m:r>
-                <m:rPr>
-                  <m:sty m:val="p"/>
-                </m:rPr>
-                <m:t>+</m:t>
-              </m:r>
-              <m:sSub>
-                <m:e>
-                  <m:r>
-                    <m:rPr>
-                      <m:sty m:val="p"/>
-                    </m:rPr>
-                    <m:t>H</m:t>
-                  </m:r>
-                </m:e>
-                <m:sub>
-                  <m:r>
-                    <m:rPr>
-                      <m:sty m:val="p"/>
-                    </m:rPr>
-                    <m:t>2</m:t>
-                  </m:r>
-                </m:sub>
-              </m:sSub>
-              <m:r>
-                <m:rPr>
-                  <m:sty m:val="p"/>
-                </m:rPr>
-                <m:t>O</m:t>
-              </m:r>
-            </m:oMath>
-            <w:r>
-              <w:rPr>
-                <w:rFonts w:ascii="Times New Roman" w:hAnsi="Times New Roman" w:eastAsia="Times New Roman" w:cs="Times New Roman"/>
-              </w:rPr>
-              <w:t xml:space="preserve">​</w:t>
-            </w:r>
-          </w:p>
-        </w:tc>
       </w:tr>
       <w:tr>
         <w:tc>
@@ -26935,193 +27684,6 @@
               <m:r>
                 <m:t>0.172</m:t>
               </m:r>
-            </m:oMath>
-            <w:r>
-              <w:rPr>
-                <w:rFonts w:ascii="Times New Roman" w:hAnsi="Times New Roman" w:eastAsia="Times New Roman" w:cs="Times New Roman"/>
-              </w:rPr>
-              <w:t xml:space="preserve">​</w:t>
-            </w:r>
-          </w:p>
-        </w:tc>
-        <w:tc>
-          <w:tcPr/>
-          <w:p>
-            <w:pPr>
-              <w:pStyle w:val="Compact"/>
-              <w:jc w:val="center"/>
-            </w:pPr>
-            <m:oMath>
-              <m:sSub>
-                <m:e>
-                  <m:r>
-                    <m:rPr>
-                      <m:sty m:val="p"/>
-                    </m:rPr>
-                    <m:t>H</m:t>
-                  </m:r>
-                </m:e>
-                <m:sub>
-                  <m:r>
-                    <m:rPr>
-                      <m:sty m:val="p"/>
-                    </m:rPr>
-                    <m:t>2</m:t>
-                  </m:r>
-                </m:sub>
-              </m:sSub>
-              <m:r>
-                <m:rPr>
-                  <m:sty m:val="p"/>
-                </m:rPr>
-                <m:t>S</m:t>
-              </m:r>
-              <m:sSub>
-                <m:e>
-                  <m:r>
-                    <m:rPr>
-                      <m:sty m:val="p"/>
-                    </m:rPr>
-                    <m:t>O</m:t>
-                  </m:r>
-                </m:e>
-                <m:sub>
-                  <m:r>
-                    <m:rPr>
-                      <m:sty m:val="p"/>
-                    </m:rPr>
-                    <m:t>3</m:t>
-                  </m:r>
-                </m:sub>
-              </m:sSub>
-              <m:r>
-                <m:rPr>
-                  <m:sty m:val="p"/>
-                </m:rPr>
-                <m:t>+</m:t>
-              </m:r>
-              <m:sSub>
-                <m:e>
-                  <m:r>
-                    <m:rPr>
-                      <m:sty m:val="p"/>
-                    </m:rPr>
-                    <m:t>H</m:t>
-                  </m:r>
-                </m:e>
-                <m:sub>
-                  <m:r>
-                    <m:rPr>
-                      <m:sty m:val="p"/>
-                    </m:rPr>
-                    <m:t>2</m:t>
-                  </m:r>
-                </m:sub>
-              </m:sSub>
-              <m:r>
-                <m:rPr>
-                  <m:sty m:val="p"/>
-                </m:rPr>
-                <m:t>O</m:t>
-              </m:r>
-              <m:r>
-                <m:rPr>
-                  <m:sty m:val="p"/>
-                </m:rPr>
-                <m:t>−</m:t>
-              </m:r>
-              <m:r>
-                <m:t>2</m:t>
-              </m:r>
-              <m:sSup>
-                <m:e>
-                  <m:r>
-                    <m:rPr>
-                      <m:sty m:val="p"/>
-                    </m:rPr>
-                    <m:t>e</m:t>
-                  </m:r>
-                </m:e>
-                <m:sup>
-                  <m:r>
-                    <m:rPr>
-                      <m:sty m:val="p"/>
-                    </m:rPr>
-                    <m:t>−</m:t>
-                  </m:r>
-                </m:sup>
-              </m:sSup>
-              <m:r>
-                <m:rPr>
-                  <m:sty m:val="p"/>
-                </m:rPr>
-                <m:t>→</m:t>
-              </m:r>
-              <m:r>
-                <m:rPr>
-                  <m:sty m:val="p"/>
-                </m:rPr>
-                <m:t>S</m:t>
-              </m:r>
-              <m:sSubSup>
-                <m:e>
-                  <m:r>
-                    <m:rPr>
-                      <m:sty m:val="p"/>
-                    </m:rPr>
-                    <m:t>O</m:t>
-                  </m:r>
-                </m:e>
-                <m:sub>
-                  <m:r>
-                    <m:rPr>
-                      <m:sty m:val="p"/>
-                    </m:rPr>
-                    <m:t>4</m:t>
-                  </m:r>
-                </m:sub>
-                <m:sup>
-                  <m:r>
-                    <m:rPr>
-                      <m:sty m:val="p"/>
-                    </m:rPr>
-                    <m:t>2</m:t>
-                  </m:r>
-                  <m:r>
-                    <m:rPr>
-                      <m:sty m:val="p"/>
-                    </m:rPr>
-                    <m:t>−</m:t>
-                  </m:r>
-                </m:sup>
-              </m:sSubSup>
-              <m:r>
-                <m:rPr>
-                  <m:sty m:val="p"/>
-                </m:rPr>
-                <m:t>+</m:t>
-              </m:r>
-              <m:r>
-                <m:t>4</m:t>
-              </m:r>
-              <m:sSup>
-                <m:e>
-                  <m:r>
-                    <m:rPr>
-                      <m:sty m:val="p"/>
-                    </m:rPr>
-                    <m:t>H</m:t>
-                  </m:r>
-                </m:e>
-                <m:sup>
-                  <m:r>
-                    <m:rPr>
-                      <m:sty m:val="p"/>
-                    </m:rPr>
-                    <m:t>+</m:t>
-                  </m:r>
-                </m:sup>
-              </m:sSup>
             </m:oMath>
             <w:r>
               <w:rPr>
@@ -27262,92 +27824,6 @@
             </w:r>
           </w:p>
         </w:tc>
-        <w:tc>
-          <w:tcPr/>
-          <w:p>
-            <w:pPr>
-              <w:pStyle w:val="Compact"/>
-              <w:jc w:val="center"/>
-            </w:pPr>
-            <m:oMath>
-              <m:sSup>
-                <m:e>
-                  <m:r>
-                    <m:rPr>
-                      <m:sty m:val="p"/>
-                    </m:rPr>
-                    <m:t>S</m:t>
-                  </m:r>
-                </m:e>
-                <m:sup>
-                  <m:r>
-                    <m:rPr>
-                      <m:sty m:val="p"/>
-                    </m:rPr>
-                    <m:t>2</m:t>
-                  </m:r>
-                  <m:r>
-                    <m:rPr>
-                      <m:sty m:val="p"/>
-                    </m:rPr>
-                    <m:t>−</m:t>
-                  </m:r>
-                </m:sup>
-              </m:sSup>
-              <m:r>
-                <m:rPr>
-                  <m:sty m:val="p"/>
-                </m:rPr>
-                <m:t>−</m:t>
-              </m:r>
-              <m:r>
-                <m:t>2</m:t>
-              </m:r>
-              <m:sSup>
-                <m:e>
-                  <m:r>
-                    <m:rPr>
-                      <m:sty m:val="p"/>
-                    </m:rPr>
-                    <m:t>e</m:t>
-                  </m:r>
-                </m:e>
-                <m:sup>
-                  <m:r>
-                    <m:rPr>
-                      <m:sty m:val="p"/>
-                    </m:rPr>
-                    <m:t>−</m:t>
-                  </m:r>
-                </m:sup>
-              </m:sSup>
-              <m:r>
-                <m:rPr>
-                  <m:sty m:val="p"/>
-                </m:rPr>
-                <m:t>→</m:t>
-              </m:r>
-              <m:r>
-                <m:rPr>
-                  <m:sty m:val="p"/>
-                </m:rPr>
-                <m:t>S</m:t>
-              </m:r>
-              <m:r>
-                <m:rPr>
-                  <m:sty m:val="p"/>
-                </m:rPr>
-                <m:t>↓</m:t>
-              </m:r>
-            </m:oMath>
-            <w:r>
-              <w:rPr>
-                <w:rFonts w:ascii="Times New Roman" w:hAnsi="Times New Roman" w:eastAsia="Times New Roman" w:cs="Times New Roman"/>
-              </w:rPr>
-              <w:t xml:space="preserve">​</w:t>
-            </w:r>
-          </w:p>
-        </w:tc>
       </w:tr>
       <w:tr>
         <w:tc>
@@ -27495,184 +27971,6 @@
               </m:r>
               <m:r>
                 <m:t>0.61</m:t>
-              </m:r>
-            </m:oMath>
-            <w:r>
-              <w:rPr>
-                <w:rFonts w:ascii="Times New Roman" w:hAnsi="Times New Roman" w:eastAsia="Times New Roman" w:cs="Times New Roman"/>
-              </w:rPr>
-              <w:t xml:space="preserve">​</w:t>
-            </w:r>
-          </w:p>
-        </w:tc>
-        <w:tc>
-          <w:tcPr/>
-          <w:p>
-            <w:pPr>
-              <w:pStyle w:val="Compact"/>
-              <w:jc w:val="center"/>
-            </w:pPr>
-            <m:oMath>
-              <m:sSup>
-                <m:e>
-                  <m:r>
-                    <m:rPr>
-                      <m:sty m:val="p"/>
-                    </m:rPr>
-                    <m:t>S</m:t>
-                  </m:r>
-                </m:e>
-                <m:sup>
-                  <m:r>
-                    <m:rPr>
-                      <m:sty m:val="p"/>
-                    </m:rPr>
-                    <m:t>2</m:t>
-                  </m:r>
-                  <m:r>
-                    <m:rPr>
-                      <m:sty m:val="p"/>
-                    </m:rPr>
-                    <m:t>−</m:t>
-                  </m:r>
-                </m:sup>
-              </m:sSup>
-              <m:r>
-                <m:rPr>
-                  <m:sty m:val="p"/>
-                </m:rPr>
-                <m:t>+</m:t>
-              </m:r>
-              <m:r>
-                <m:t>8</m:t>
-              </m:r>
-              <m:r>
-                <m:rPr>
-                  <m:sty m:val="p"/>
-                </m:rPr>
-                <m:t>O</m:t>
-              </m:r>
-              <m:sSup>
-                <m:e>
-                  <m:r>
-                    <m:rPr>
-                      <m:sty m:val="p"/>
-                    </m:rPr>
-                    <m:t>H</m:t>
-                  </m:r>
-                </m:e>
-                <m:sup>
-                  <m:r>
-                    <m:rPr>
-                      <m:sty m:val="p"/>
-                    </m:rPr>
-                    <m:t>−</m:t>
-                  </m:r>
-                </m:sup>
-              </m:sSup>
-              <m:r>
-                <m:rPr>
-                  <m:sty m:val="p"/>
-                </m:rPr>
-                <m:t>−</m:t>
-              </m:r>
-              <m:r>
-                <m:t>8</m:t>
-              </m:r>
-              <m:sSup>
-                <m:e>
-                  <m:r>
-                    <m:rPr>
-                      <m:sty m:val="p"/>
-                    </m:rPr>
-                    <m:t>e</m:t>
-                  </m:r>
-                </m:e>
-                <m:sup>
-                  <m:r>
-                    <m:rPr>
-                      <m:sty m:val="p"/>
-                    </m:rPr>
-                    <m:t>−</m:t>
-                  </m:r>
-                </m:sup>
-              </m:sSup>
-              <m:r>
-                <m:rPr>
-                  <m:sty m:val="p"/>
-                </m:rPr>
-                <m:t>→</m:t>
-              </m:r>
-              <m:r>
-                <m:rPr>
-                  <m:sty m:val="p"/>
-                </m:rPr>
-                <m:t>S</m:t>
-              </m:r>
-              <m:sSubSup>
-                <m:e>
-                  <m:r>
-                    <m:rPr>
-                      <m:sty m:val="p"/>
-                    </m:rPr>
-                    <m:t>O</m:t>
-                  </m:r>
-                </m:e>
-                <m:sub>
-                  <m:r>
-                    <m:rPr>
-                      <m:sty m:val="p"/>
-                    </m:rPr>
-                    <m:t>4</m:t>
-                  </m:r>
-                </m:sub>
-                <m:sup>
-                  <m:r>
-                    <m:rPr>
-                      <m:sty m:val="p"/>
-                    </m:rPr>
-                    <m:t>2</m:t>
-                  </m:r>
-                  <m:r>
-                    <m:rPr>
-                      <m:sty m:val="p"/>
-                    </m:rPr>
-                    <m:t>−</m:t>
-                  </m:r>
-                </m:sup>
-              </m:sSubSup>
-              <m:r>
-                <m:rPr>
-                  <m:sty m:val="p"/>
-                </m:rPr>
-                <m:t>+</m:t>
-              </m:r>
-              <m:r>
-                <m:t>4</m:t>
-              </m:r>
-              <m:sSub>
-                <m:e>
-                  <m:r>
-                    <m:rPr>
-                      <m:sty m:val="p"/>
-                    </m:rPr>
-                    <m:t>H</m:t>
-                  </m:r>
-                </m:e>
-                <m:sub>
-                  <m:r>
-                    <m:rPr>
-                      <m:sty m:val="p"/>
-                    </m:rPr>
-                    <m:t>2</m:t>
-                  </m:r>
-                </m:sub>
-              </m:sSub>
-              <m:r>
-                <m:rPr>
-                  <m:sty m:val="p"/>
-                </m:rPr>
-                <m:t>O</m:t>
               </m:r>
             </m:oMath>
             <w:r>
@@ -27880,170 +28178,6 @@
             </w:r>
           </w:p>
         </w:tc>
-        <w:tc>
-          <w:tcPr/>
-          <w:p>
-            <w:pPr>
-              <w:pStyle w:val="Compact"/>
-              <w:jc w:val="center"/>
-            </w:pPr>
-            <m:oMath>
-              <m:sSub>
-                <m:e>
-                  <m:r>
-                    <m:rPr>
-                      <m:sty m:val="p"/>
-                    </m:rPr>
-                    <m:t>H</m:t>
-                  </m:r>
-                </m:e>
-                <m:sub>
-                  <m:r>
-                    <m:rPr>
-                      <m:sty m:val="p"/>
-                    </m:rPr>
-                    <m:t>2</m:t>
-                  </m:r>
-                </m:sub>
-              </m:sSub>
-              <m:sSub>
-                <m:e>
-                  <m:r>
-                    <m:rPr>
-                      <m:sty m:val="p"/>
-                    </m:rPr>
-                    <m:t>C</m:t>
-                  </m:r>
-                </m:e>
-                <m:sub>
-                  <m:r>
-                    <m:rPr>
-                      <m:sty m:val="p"/>
-                    </m:rPr>
-                    <m:t>2</m:t>
-                  </m:r>
-                </m:sub>
-              </m:sSub>
-              <m:sSub>
-                <m:e>
-                  <m:r>
-                    <m:rPr>
-                      <m:sty m:val="p"/>
-                    </m:rPr>
-                    <m:t>O</m:t>
-                  </m:r>
-                </m:e>
-                <m:sub>
-                  <m:r>
-                    <m:rPr>
-                      <m:sty m:val="p"/>
-                    </m:rPr>
-                    <m:t>4</m:t>
-                  </m:r>
-                </m:sub>
-              </m:sSub>
-              <m:r>
-                <m:rPr>
-                  <m:sty m:val="p"/>
-                </m:rPr>
-                <m:t>−</m:t>
-              </m:r>
-              <m:r>
-                <m:t>2</m:t>
-              </m:r>
-              <m:sSup>
-                <m:e>
-                  <m:r>
-                    <m:rPr>
-                      <m:sty m:val="p"/>
-                    </m:rPr>
-                    <m:t>e</m:t>
-                  </m:r>
-                </m:e>
-                <m:sup>
-                  <m:r>
-                    <m:rPr>
-                      <m:sty m:val="p"/>
-                    </m:rPr>
-                    <m:t>−</m:t>
-                  </m:r>
-                </m:sup>
-              </m:sSup>
-              <m:r>
-                <m:rPr>
-                  <m:sty m:val="p"/>
-                </m:rPr>
-                <m:t>→</m:t>
-              </m:r>
-              <m:r>
-                <m:t>2</m:t>
-              </m:r>
-              <m:r>
-                <m:rPr>
-                  <m:sty m:val="p"/>
-                </m:rPr>
-                <m:t>C</m:t>
-              </m:r>
-              <m:sSub>
-                <m:e>
-                  <m:r>
-                    <m:rPr>
-                      <m:sty m:val="p"/>
-                    </m:rPr>
-                    <m:t>O</m:t>
-                  </m:r>
-                </m:e>
-                <m:sub>
-                  <m:r>
-                    <m:rPr>
-                      <m:sty m:val="p"/>
-                    </m:rPr>
-                    <m:t>2</m:t>
-                  </m:r>
-                </m:sub>
-              </m:sSub>
-              <m:r>
-                <m:rPr>
-                  <m:sty m:val="p"/>
-                </m:rPr>
-                <m:t>↑</m:t>
-              </m:r>
-              <m:r>
-                <m:rPr>
-                  <m:sty m:val="p"/>
-                </m:rPr>
-                <m:t>+</m:t>
-              </m:r>
-              <m:r>
-                <m:t>2</m:t>
-              </m:r>
-              <m:sSup>
-                <m:e>
-                  <m:r>
-                    <m:rPr>
-                      <m:sty m:val="p"/>
-                    </m:rPr>
-                    <m:t>H</m:t>
-                  </m:r>
-                </m:e>
-                <m:sup>
-                  <m:r>
-                    <m:rPr>
-                      <m:sty m:val="p"/>
-                    </m:rPr>
-                    <m:t>+</m:t>
-                  </m:r>
-                </m:sup>
-              </m:sSup>
-            </m:oMath>
-            <w:r>
-              <w:rPr>
-                <w:rFonts w:ascii="Times New Roman" w:hAnsi="Times New Roman" w:eastAsia="Times New Roman" w:cs="Times New Roman"/>
-              </w:rPr>
-              <w:t xml:space="preserve">​</w:t>
-            </w:r>
-          </w:p>
-        </w:tc>
       </w:tr>
       <w:tr>
         <w:tc>
@@ -28257,213 +28391,6 @@
               </m:r>
               <m:r>
                 <m:t>1.12</m:t>
-              </m:r>
-            </m:oMath>
-            <w:r>
-              <w:rPr>
-                <w:rFonts w:ascii="Times New Roman" w:hAnsi="Times New Roman" w:eastAsia="Times New Roman" w:cs="Times New Roman"/>
-              </w:rPr>
-              <w:t xml:space="preserve">​</w:t>
-            </w:r>
-          </w:p>
-        </w:tc>
-        <w:tc>
-          <w:tcPr/>
-          <w:p>
-            <w:pPr>
-              <w:pStyle w:val="Compact"/>
-              <w:jc w:val="center"/>
-            </w:pPr>
-            <m:oMath>
-              <m:sSub>
-                <m:e>
-                  <m:r>
-                    <m:rPr>
-                      <m:sty m:val="p"/>
-                    </m:rPr>
-                    <m:t>S</m:t>
-                  </m:r>
-                </m:e>
-                <m:sub>
-                  <m:r>
-                    <m:rPr>
-                      <m:sty m:val="p"/>
-                    </m:rPr>
-                    <m:t>2</m:t>
-                  </m:r>
-                </m:sub>
-              </m:sSub>
-              <m:sSubSup>
-                <m:e>
-                  <m:r>
-                    <m:rPr>
-                      <m:sty m:val="p"/>
-                    </m:rPr>
-                    <m:t>O</m:t>
-                  </m:r>
-                </m:e>
-                <m:sub>
-                  <m:r>
-                    <m:rPr>
-                      <m:sty m:val="p"/>
-                    </m:rPr>
-                    <m:t>4</m:t>
-                  </m:r>
-                </m:sub>
-                <m:sup>
-                  <m:r>
-                    <m:rPr>
-                      <m:sty m:val="p"/>
-                    </m:rPr>
-                    <m:t>2</m:t>
-                  </m:r>
-                  <m:r>
-                    <m:rPr>
-                      <m:sty m:val="p"/>
-                    </m:rPr>
-                    <m:t>−</m:t>
-                  </m:r>
-                </m:sup>
-              </m:sSubSup>
-              <m:r>
-                <m:rPr>
-                  <m:sty m:val="p"/>
-                </m:rPr>
-                <m:t>+</m:t>
-              </m:r>
-              <m:r>
-                <m:t>4</m:t>
-              </m:r>
-              <m:r>
-                <m:rPr>
-                  <m:sty m:val="p"/>
-                </m:rPr>
-                <m:t>O</m:t>
-              </m:r>
-              <m:sSup>
-                <m:e>
-                  <m:r>
-                    <m:rPr>
-                      <m:sty m:val="p"/>
-                    </m:rPr>
-                    <m:t>H</m:t>
-                  </m:r>
-                </m:e>
-                <m:sup>
-                  <m:r>
-                    <m:rPr>
-                      <m:sty m:val="p"/>
-                    </m:rPr>
-                    <m:t>−</m:t>
-                  </m:r>
-                </m:sup>
-              </m:sSup>
-              <m:r>
-                <m:rPr>
-                  <m:sty m:val="p"/>
-                </m:rPr>
-                <m:t>−</m:t>
-              </m:r>
-              <m:r>
-                <m:t>2</m:t>
-              </m:r>
-              <m:sSup>
-                <m:e>
-                  <m:r>
-                    <m:rPr>
-                      <m:sty m:val="p"/>
-                    </m:rPr>
-                    <m:t>e</m:t>
-                  </m:r>
-                </m:e>
-                <m:sup>
-                  <m:r>
-                    <m:rPr>
-                      <m:sty m:val="p"/>
-                    </m:rPr>
-                    <m:t>−</m:t>
-                  </m:r>
-                </m:sup>
-              </m:sSup>
-              <m:r>
-                <m:rPr>
-                  <m:sty m:val="p"/>
-                </m:rPr>
-                <m:t>→</m:t>
-              </m:r>
-              <m:r>
-                <m:t>2</m:t>
-              </m:r>
-              <m:r>
-                <m:rPr>
-                  <m:sty m:val="p"/>
-                </m:rPr>
-                <m:t>S</m:t>
-              </m:r>
-              <m:sSubSup>
-                <m:e>
-                  <m:r>
-                    <m:rPr>
-                      <m:sty m:val="p"/>
-                    </m:rPr>
-                    <m:t>O</m:t>
-                  </m:r>
-                </m:e>
-                <m:sub>
-                  <m:r>
-                    <m:rPr>
-                      <m:sty m:val="p"/>
-                    </m:rPr>
-                    <m:t>3</m:t>
-                  </m:r>
-                </m:sub>
-                <m:sup>
-                  <m:r>
-                    <m:rPr>
-                      <m:sty m:val="p"/>
-                    </m:rPr>
-                    <m:t>2</m:t>
-                  </m:r>
-                  <m:r>
-                    <m:rPr>
-                      <m:sty m:val="p"/>
-                    </m:rPr>
-                    <m:t>−</m:t>
-                  </m:r>
-                </m:sup>
-              </m:sSubSup>
-              <m:r>
-                <m:rPr>
-                  <m:sty m:val="p"/>
-                </m:rPr>
-                <m:t>+</m:t>
-              </m:r>
-              <m:r>
-                <m:t>2</m:t>
-              </m:r>
-              <m:sSub>
-                <m:e>
-                  <m:r>
-                    <m:rPr>
-                      <m:sty m:val="p"/>
-                    </m:rPr>
-                    <m:t>H</m:t>
-                  </m:r>
-                </m:e>
-                <m:sub>
-                  <m:r>
-                    <m:rPr>
-                      <m:sty m:val="p"/>
-                    </m:rPr>
-                    <m:t>2</m:t>
-                  </m:r>
-                </m:sub>
-              </m:sSub>
-              <m:r>
-                <m:rPr>
-                  <m:sty m:val="p"/>
-                </m:rPr>
-                <m:t>O</m:t>
               </m:r>
             </m:oMath>
             <w:r>
@@ -28647,6 +28574,2382 @@
             </w:r>
           </w:p>
         </w:tc>
+      </w:tr>
+      <w:tr>
+        <w:tc>
+          <w:tcPr/>
+          <w:p>
+            <w:pPr>
+              <w:pStyle w:val="Compact"/>
+              <w:jc w:val="center"/>
+            </w:pPr>
+            <w:r>
+              <w:rPr>
+                <w:rFonts w:hint="eastAsia" w:ascii="Times New Roman" w:hAnsi="Times New Roman" w:eastAsia="FangSong" w:cs="Times New Roman"/>
+              </w:rPr>
+              <w:t xml:space="preserve">碘离子</w:t>
+            </w:r>
+            <w:r>
+              <w:rPr>
+                <w:rFonts w:ascii="Times New Roman" w:hAnsi="Times New Roman" w:eastAsia="Times New Roman" w:cs="Times New Roman"/>
+              </w:rPr>
+              <w:t xml:space="preserve"> </w:t>
+            </w:r>
+            <m:oMath>
+              <m:sSup>
+                <m:e>
+                  <m:r>
+                    <m:rPr>
+                      <m:sty m:val="p"/>
+                    </m:rPr>
+                    <m:t>I</m:t>
+                  </m:r>
+                </m:e>
+                <m:sup>
+                  <m:r>
+                    <m:rPr>
+                      <m:sty m:val="p"/>
+                    </m:rPr>
+                    <m:t>−</m:t>
+                  </m:r>
+                </m:sup>
+              </m:sSup>
+            </m:oMath>
+          </w:p>
+        </w:tc>
+        <w:tc>
+          <w:tcPr/>
+          <w:p>
+            <w:pPr>
+              <w:pStyle w:val="Compact"/>
+              <w:jc w:val="center"/>
+            </w:pPr>
+            <w:r>
+              <w:rPr>
+                <w:rFonts w:hint="eastAsia" w:ascii="Times New Roman" w:hAnsi="Times New Roman" w:eastAsia="FangSong" w:cs="Times New Roman"/>
+              </w:rPr>
+              <w:t xml:space="preserve">酸性介质</w:t>
+            </w:r>
+          </w:p>
+        </w:tc>
+        <w:tc>
+          <w:tcPr/>
+          <w:p>
+            <w:pPr>
+              <w:pStyle w:val="Compact"/>
+              <w:jc w:val="center"/>
+            </w:pPr>
+            <m:oMath>
+              <m:sSub>
+                <m:e>
+                  <m:r>
+                    <m:rPr>
+                      <m:sty m:val="p"/>
+                    </m:rPr>
+                    <m:t>I</m:t>
+                  </m:r>
+                </m:e>
+                <m:sub>
+                  <m:r>
+                    <m:rPr>
+                      <m:sty m:val="p"/>
+                    </m:rPr>
+                    <m:t>2</m:t>
+                  </m:r>
+                </m:sub>
+              </m:sSub>
+            </m:oMath>
+            <w:r>
+              <w:rPr>
+                <w:rFonts w:hint="eastAsia" w:ascii="Times New Roman" w:hAnsi="Times New Roman" w:eastAsia="Times New Roman" w:cs="Times New Roman"/>
+              </w:rPr>
+              <w:t>（</w:t>
+            </w:r>
+            <w:r>
+              <w:rPr>
+                <w:rFonts w:hint="eastAsia" w:ascii="Times New Roman" w:hAnsi="Times New Roman" w:eastAsia="FangSong" w:cs="Times New Roman"/>
+              </w:rPr>
+              <w:t>或</w:t>
+            </w:r>
+            <w:r>
+              <w:rPr>
+                <w:rFonts w:ascii="Times New Roman" w:hAnsi="Times New Roman" w:eastAsia="Times New Roman" w:cs="Times New Roman"/>
+              </w:rPr>
+              <w:t xml:space="preserve"> </w:t>
+            </w:r>
+            <m:oMath>
+              <m:sSubSup>
+                <m:e>
+                  <m:r>
+                    <m:rPr>
+                      <m:sty m:val="p"/>
+                    </m:rPr>
+                    <m:t>I</m:t>
+                  </m:r>
+                </m:e>
+                <m:sub>
+                  <m:r>
+                    <m:rPr>
+                      <m:sty m:val="p"/>
+                    </m:rPr>
+                    <m:t>3</m:t>
+                  </m:r>
+                </m:sub>
+                <m:sup>
+                  <m:r>
+                    <m:rPr>
+                      <m:sty m:val="p"/>
+                    </m:rPr>
+                    <m:t>−</m:t>
+                  </m:r>
+                </m:sup>
+              </m:sSubSup>
+            </m:oMath>
+            <w:r>
+              <w:rPr>
+                <w:rFonts w:hint="eastAsia" w:ascii="Times New Roman" w:hAnsi="Times New Roman" w:eastAsia="Times New Roman" w:cs="Times New Roman"/>
+              </w:rPr>
+              <w:t xml:space="preserve">）</w:t>
+            </w:r>
+          </w:p>
+        </w:tc>
+        <w:tc>
+          <w:tcPr/>
+          <w:p>
+            <w:pPr>
+              <w:pStyle w:val="Compact"/>
+              <w:jc w:val="center"/>
+            </w:pPr>
+            <m:oMath>
+              <m:r>
+                <m:rPr>
+                  <m:sty m:val="p"/>
+                </m:rPr>
+                <m:t>+</m:t>
+              </m:r>
+              <m:r>
+                <m:t>0.5355</m:t>
+              </m:r>
+            </m:oMath>
+            <w:r>
+              <w:rPr>
+                <w:rFonts w:ascii="Times New Roman" w:hAnsi="Times New Roman" w:eastAsia="Times New Roman" w:cs="Times New Roman"/>
+              </w:rPr>
+              <w:t xml:space="preserve">​</w:t>
+            </w:r>
+          </w:p>
+        </w:tc>
+      </w:tr>
+    </w:tbl>
+    <w:p>
+      <w:pPr>
+        <w:pStyle w:val="BodyText"/>
+        <w:spacing w:before="120" w:after="80"/>
+        <w:ind w:firstLine="420"/>
+      </w:pPr>
+      <w:r>
+        <w:rPr>
+          <w:rFonts w:hint="eastAsia" w:ascii="Times New Roman" w:hAnsi="Times New Roman" w:eastAsia="FangSong" w:cs="Times New Roman"/>
+          <w:b/>
+          <w:bCs/>
+        </w:rPr>
+        <w:t>表</w:t>
+      </w:r>
+      <w:r>
+        <w:rPr>
+          <w:rFonts w:hint="eastAsia" w:ascii="Times New Roman" w:hAnsi="Times New Roman" w:eastAsia="Times New Roman" w:cs="Times New Roman"/>
+          <w:b/>
+          <w:bCs/>
+        </w:rPr>
+        <w:t>2（</w:t>
+      </w:r>
+      <w:r>
+        <w:rPr>
+          <w:rFonts w:hint="eastAsia" w:ascii="Times New Roman" w:hAnsi="Times New Roman" w:eastAsia="FangSong" w:cs="Times New Roman"/>
+          <w:b/>
+          <w:bCs/>
+        </w:rPr>
+        <w:t>续</w:t>
+      </w:r>
+      <w:r>
+        <w:rPr>
+          <w:rFonts w:hint="eastAsia" w:ascii="Times New Roman" w:hAnsi="Times New Roman" w:eastAsia="Times New Roman" w:cs="Times New Roman"/>
+          <w:b/>
+          <w:bCs/>
+        </w:rPr>
+        <w:t>）</w:t>
+      </w:r>
+      <w:r>
+        <w:rPr>
+          <w:rFonts w:ascii="Times New Roman" w:hAnsi="Times New Roman" w:eastAsia="Times New Roman" w:cs="Times New Roman"/>
+          <w:b/>
+          <w:bCs/>
+        </w:rPr>
+        <w:t xml:space="preserve">　</w:t>
+      </w:r>
+      <w:r>
+        <w:rPr>
+          <w:rFonts w:hint="eastAsia" w:ascii="Times New Roman" w:hAnsi="Times New Roman" w:eastAsia="FangSong" w:cs="Times New Roman"/>
+          <w:b/>
+          <w:bCs/>
+        </w:rPr>
+        <w:t xml:space="preserve">规范电极半反应方程式</w:t>
+      </w:r>
+    </w:p>
+    <w:tbl>
+      <w:tblPr>
+        <w:tblStyle w:val="Table"/>
+        <w:tblW w:type="pct" w:w="5000"/>
+        <w:tblLayout w:type="fixed"/>
+        <w:tblLook w:firstRow="1" w:lastRow="0" w:firstColumn="0" w:lastColumn="0" w:noHBand="0" w:noVBand="0" w:val="0020"/>
+        <w:jc w:val="center"/>
+        <w:tblBorders>
+          <w:top w:val="single" w:sz="12" w:space="0" w:color="333333"/>
+          <w:bottom w:val="single" w:sz="12" w:space="0" w:color="333333"/>
+          <w:left w:val="none"/>
+          <w:right w:val="none"/>
+          <w:insideH w:val="none"/>
+          <w:insideV w:val="none"/>
+        </w:tblBorders>
+      </w:tblPr>
+      <w:tblGrid>
+        <w:gridCol w:w="1320"/>
+        <w:gridCol w:w="1980"/>
+        <w:gridCol w:w="4620"/>
+      </w:tblGrid>
+      <w:tr>
+        <w:trPr>
+          <w:tblHeader w:val="on"/>
+        </w:trPr>
+        <w:tc>
+          <w:tcPr>
+            <w:tcBorders>
+              <w:bottom w:val="single" w:sz="6" w:space="0" w:color="333333"/>
+            </w:tcBorders>
+          </w:tcPr>
+          <w:p>
+            <w:pPr>
+              <w:pStyle w:val="Compact"/>
+              <w:jc w:val="center"/>
+            </w:pPr>
+            <w:r>
+              <w:rPr>
+                <w:rFonts w:hint="eastAsia" w:ascii="Times New Roman" w:hAnsi="Times New Roman" w:eastAsia="SimHei" w:cs="Times New Roman"/>
+                <w:b/>
+              </w:rPr>
+              <w:t xml:space="preserve">还原剂名称</w:t>
+            </w:r>
+          </w:p>
+        </w:tc>
+        <w:tc>
+          <w:tcPr>
+            <w:tcBorders>
+              <w:bottom w:val="single" w:sz="6" w:space="0" w:color="333333"/>
+            </w:tcBorders>
+          </w:tcPr>
+          <w:p>
+            <w:pPr>
+              <w:pStyle w:val="Compact"/>
+              <w:jc w:val="center"/>
+            </w:pPr>
+            <w:r>
+              <w:rPr>
+                <w:rFonts w:hint="eastAsia" w:ascii="Times New Roman" w:hAnsi="Times New Roman" w:eastAsia="SimHei" w:cs="Times New Roman"/>
+                <w:b/>
+              </w:rPr>
+              <w:t xml:space="preserve">介质环境</w:t>
+            </w:r>
+          </w:p>
+        </w:tc>
+        <w:tc>
+          <w:tcPr>
+            <w:tcBorders>
+              <w:bottom w:val="single" w:sz="6" w:space="0" w:color="333333"/>
+            </w:tcBorders>
+          </w:tcPr>
+          <w:p>
+            <w:pPr>
+              <w:pStyle w:val="Compact"/>
+              <w:jc w:val="center"/>
+            </w:pPr>
+            <w:r>
+              <w:rPr>
+                <w:rFonts w:hint="eastAsia" w:ascii="Times New Roman" w:hAnsi="Times New Roman" w:eastAsia="SimHei" w:cs="Times New Roman"/>
+                <w:b/>
+              </w:rPr>
+              <w:t xml:space="preserve">规范电极半反应方程式</w:t>
+            </w:r>
+          </w:p>
+        </w:tc>
+      </w:tr>
+      <w:tr>
+        <w:tc>
+          <w:tcPr/>
+          <w:p>
+            <w:pPr>
+              <w:pStyle w:val="Compact"/>
+              <w:jc w:val="center"/>
+            </w:pPr>
+            <w:r>
+              <w:rPr>
+                <w:rFonts w:hint="eastAsia" w:ascii="Times New Roman" w:hAnsi="Times New Roman" w:eastAsia="FangSong" w:cs="Times New Roman"/>
+              </w:rPr>
+              <w:t xml:space="preserve">亚铁离子</w:t>
+            </w:r>
+            <w:r>
+              <w:rPr>
+                <w:rFonts w:ascii="Times New Roman" w:hAnsi="Times New Roman" w:eastAsia="Times New Roman" w:cs="Times New Roman"/>
+              </w:rPr>
+              <w:t xml:space="preserve"> </w:t>
+            </w:r>
+            <m:oMath>
+              <m:r>
+                <m:rPr>
+                  <m:sty m:val="p"/>
+                </m:rPr>
+                <m:t>F</m:t>
+              </m:r>
+              <m:sSup>
+                <m:e>
+                  <m:r>
+                    <m:rPr>
+                      <m:sty m:val="p"/>
+                    </m:rPr>
+                    <m:t>e</m:t>
+                  </m:r>
+                </m:e>
+                <m:sup>
+                  <m:r>
+                    <m:rPr>
+                      <m:sty m:val="p"/>
+                    </m:rPr>
+                    <m:t>2</m:t>
+                  </m:r>
+                  <m:r>
+                    <m:rPr>
+                      <m:sty m:val="p"/>
+                    </m:rPr>
+                    <m:t>+</m:t>
+                  </m:r>
+                </m:sup>
+              </m:sSup>
+            </m:oMath>
+          </w:p>
+        </w:tc>
+        <w:tc>
+          <w:tcPr/>
+          <w:p>
+            <w:pPr>
+              <w:pStyle w:val="Compact"/>
+              <w:jc w:val="center"/>
+            </w:pPr>
+            <w:r>
+              <w:rPr>
+                <w:rFonts w:hint="eastAsia" w:ascii="Times New Roman" w:hAnsi="Times New Roman" w:eastAsia="FangSong" w:cs="Times New Roman"/>
+              </w:rPr>
+              <w:t xml:space="preserve">酸性介质</w:t>
+            </w:r>
+          </w:p>
+        </w:tc>
+        <w:tc>
+          <w:tcPr/>
+          <w:p>
+            <w:pPr>
+              <w:pStyle w:val="Compact"/>
+              <w:jc w:val="center"/>
+            </w:pPr>
+            <m:oMath>
+              <m:r>
+                <m:rPr>
+                  <m:sty m:val="p"/>
+                </m:rPr>
+                <m:t>F</m:t>
+              </m:r>
+              <m:sSup>
+                <m:e>
+                  <m:r>
+                    <m:rPr>
+                      <m:sty m:val="p"/>
+                    </m:rPr>
+                    <m:t>e</m:t>
+                  </m:r>
+                </m:e>
+                <m:sup>
+                  <m:r>
+                    <m:rPr>
+                      <m:sty m:val="p"/>
+                    </m:rPr>
+                    <m:t>2</m:t>
+                  </m:r>
+                  <m:r>
+                    <m:rPr>
+                      <m:sty m:val="p"/>
+                    </m:rPr>
+                    <m:t>+</m:t>
+                  </m:r>
+                </m:sup>
+              </m:sSup>
+              <m:r>
+                <m:rPr>
+                  <m:sty m:val="p"/>
+                </m:rPr>
+                <m:t>−</m:t>
+              </m:r>
+              <m:sSup>
+                <m:e>
+                  <m:r>
+                    <m:rPr>
+                      <m:sty m:val="p"/>
+                    </m:rPr>
+                    <m:t>e</m:t>
+                  </m:r>
+                </m:e>
+                <m:sup>
+                  <m:r>
+                    <m:rPr>
+                      <m:sty m:val="p"/>
+                    </m:rPr>
+                    <m:t>−</m:t>
+                  </m:r>
+                </m:sup>
+              </m:sSup>
+              <m:r>
+                <m:rPr>
+                  <m:sty m:val="p"/>
+                </m:rPr>
+                <m:t>→</m:t>
+              </m:r>
+              <m:r>
+                <m:rPr>
+                  <m:sty m:val="p"/>
+                </m:rPr>
+                <m:t>F</m:t>
+              </m:r>
+              <m:sSup>
+                <m:e>
+                  <m:r>
+                    <m:rPr>
+                      <m:sty m:val="p"/>
+                    </m:rPr>
+                    <m:t>e</m:t>
+                  </m:r>
+                </m:e>
+                <m:sup>
+                  <m:r>
+                    <m:rPr>
+                      <m:sty m:val="p"/>
+                    </m:rPr>
+                    <m:t>3</m:t>
+                  </m:r>
+                  <m:r>
+                    <m:rPr>
+                      <m:sty m:val="p"/>
+                    </m:rPr>
+                    <m:t>+</m:t>
+                  </m:r>
+                </m:sup>
+              </m:sSup>
+            </m:oMath>
+            <w:r>
+              <w:rPr>
+                <w:rFonts w:ascii="Times New Roman" w:hAnsi="Times New Roman" w:eastAsia="Times New Roman" w:cs="Times New Roman"/>
+              </w:rPr>
+              <w:t xml:space="preserve">​</w:t>
+            </w:r>
+          </w:p>
+        </w:tc>
+      </w:tr>
+      <w:tr>
+        <w:tc>
+          <w:tcPr/>
+          <w:p>
+            <w:pPr>
+              <w:pStyle w:val="Compact"/>
+              <w:jc w:val="center"/>
+            </w:pPr>
+            <w:r>
+              <w:rPr>
+                <w:rFonts w:hint="eastAsia" w:ascii="Times New Roman" w:hAnsi="Times New Roman" w:eastAsia="FangSong" w:cs="Times New Roman"/>
+              </w:rPr>
+              <w:t xml:space="preserve">氢氧化亚铁</w:t>
+            </w:r>
+            <w:r>
+              <w:rPr>
+                <w:rFonts w:ascii="Times New Roman" w:hAnsi="Times New Roman" w:eastAsia="Times New Roman" w:cs="Times New Roman"/>
+              </w:rPr>
+              <w:t xml:space="preserve"> </w:t>
+            </w:r>
+            <m:oMath>
+              <m:r>
+                <m:rPr>
+                  <m:sty m:val="p"/>
+                </m:rPr>
+                <m:t>F</m:t>
+              </m:r>
+              <m:r>
+                <m:rPr>
+                  <m:sty m:val="p"/>
+                </m:rPr>
+                <m:t>e</m:t>
+              </m:r>
+              <m:r>
+                <m:rPr>
+                  <m:sty m:val="p"/>
+                </m:rPr>
+                <m:t>(</m:t>
+              </m:r>
+              <m:r>
+                <m:rPr>
+                  <m:sty m:val="p"/>
+                </m:rPr>
+                <m:t>O</m:t>
+              </m:r>
+              <m:r>
+                <m:rPr>
+                  <m:sty m:val="p"/>
+                </m:rPr>
+                <m:t>H</m:t>
+              </m:r>
+              <m:sSub>
+                <m:e>
+                  <m:r>
+                    <m:rPr>
+                      <m:sty m:val="p"/>
+                    </m:rPr>
+                    <m:t>)</m:t>
+                  </m:r>
+                </m:e>
+                <m:sub>
+                  <m:r>
+                    <m:rPr>
+                      <m:sty m:val="p"/>
+                    </m:rPr>
+                    <m:t>2</m:t>
+                  </m:r>
+                </m:sub>
+              </m:sSub>
+            </m:oMath>
+          </w:p>
+        </w:tc>
+        <w:tc>
+          <w:tcPr/>
+          <w:p>
+            <w:pPr>
+              <w:pStyle w:val="Compact"/>
+              <w:jc w:val="center"/>
+            </w:pPr>
+            <w:r>
+              <w:rPr>
+                <w:rFonts w:hint="eastAsia" w:ascii="Times New Roman" w:hAnsi="Times New Roman" w:eastAsia="FangSong" w:cs="Times New Roman"/>
+              </w:rPr>
+              <w:t xml:space="preserve">碱性介质</w:t>
+            </w:r>
+          </w:p>
+        </w:tc>
+        <w:tc>
+          <w:tcPr/>
+          <w:p>
+            <w:pPr>
+              <w:pStyle w:val="Compact"/>
+              <w:jc w:val="center"/>
+            </w:pPr>
+            <m:oMath>
+              <m:r>
+                <m:rPr>
+                  <m:sty m:val="p"/>
+                </m:rPr>
+                <m:t>F</m:t>
+              </m:r>
+              <m:r>
+                <m:rPr>
+                  <m:sty m:val="p"/>
+                </m:rPr>
+                <m:t>e</m:t>
+              </m:r>
+              <m:r>
+                <m:rPr>
+                  <m:sty m:val="p"/>
+                </m:rPr>
+                <m:t>(</m:t>
+              </m:r>
+              <m:r>
+                <m:rPr>
+                  <m:sty m:val="p"/>
+                </m:rPr>
+                <m:t>O</m:t>
+              </m:r>
+              <m:r>
+                <m:rPr>
+                  <m:sty m:val="p"/>
+                </m:rPr>
+                <m:t>H</m:t>
+              </m:r>
+              <m:sSub>
+                <m:e>
+                  <m:r>
+                    <m:rPr>
+                      <m:sty m:val="p"/>
+                    </m:rPr>
+                    <m:t>)</m:t>
+                  </m:r>
+                </m:e>
+                <m:sub>
+                  <m:r>
+                    <m:rPr>
+                      <m:sty m:val="p"/>
+                    </m:rPr>
+                    <m:t>2</m:t>
+                  </m:r>
+                </m:sub>
+              </m:sSub>
+              <m:r>
+                <m:rPr>
+                  <m:sty m:val="p"/>
+                </m:rPr>
+                <m:t>↓</m:t>
+              </m:r>
+              <m:r>
+                <m:rPr>
+                  <m:sty m:val="p"/>
+                </m:rPr>
+                <m:t>+</m:t>
+              </m:r>
+              <m:r>
+                <m:rPr>
+                  <m:sty m:val="p"/>
+                </m:rPr>
+                <m:t>O</m:t>
+              </m:r>
+              <m:sSup>
+                <m:e>
+                  <m:r>
+                    <m:rPr>
+                      <m:sty m:val="p"/>
+                    </m:rPr>
+                    <m:t>H</m:t>
+                  </m:r>
+                </m:e>
+                <m:sup>
+                  <m:r>
+                    <m:rPr>
+                      <m:sty m:val="p"/>
+                    </m:rPr>
+                    <m:t>−</m:t>
+                  </m:r>
+                </m:sup>
+              </m:sSup>
+              <m:r>
+                <m:rPr>
+                  <m:sty m:val="p"/>
+                </m:rPr>
+                <m:t>−</m:t>
+              </m:r>
+              <m:sSup>
+                <m:e>
+                  <m:r>
+                    <m:rPr>
+                      <m:sty m:val="p"/>
+                    </m:rPr>
+                    <m:t>e</m:t>
+                  </m:r>
+                </m:e>
+                <m:sup>
+                  <m:r>
+                    <m:rPr>
+                      <m:sty m:val="p"/>
+                    </m:rPr>
+                    <m:t>−</m:t>
+                  </m:r>
+                </m:sup>
+              </m:sSup>
+              <m:r>
+                <m:rPr>
+                  <m:sty m:val="p"/>
+                </m:rPr>
+                <m:t>→</m:t>
+              </m:r>
+              <m:r>
+                <m:rPr>
+                  <m:sty m:val="p"/>
+                </m:rPr>
+                <m:t>F</m:t>
+              </m:r>
+              <m:r>
+                <m:rPr>
+                  <m:sty m:val="p"/>
+                </m:rPr>
+                <m:t>e</m:t>
+              </m:r>
+              <m:r>
+                <m:rPr>
+                  <m:sty m:val="p"/>
+                </m:rPr>
+                <m:t>(</m:t>
+              </m:r>
+              <m:r>
+                <m:rPr>
+                  <m:sty m:val="p"/>
+                </m:rPr>
+                <m:t>O</m:t>
+              </m:r>
+              <m:r>
+                <m:rPr>
+                  <m:sty m:val="p"/>
+                </m:rPr>
+                <m:t>H</m:t>
+              </m:r>
+              <m:sSub>
+                <m:e>
+                  <m:r>
+                    <m:rPr>
+                      <m:sty m:val="p"/>
+                    </m:rPr>
+                    <m:t>)</m:t>
+                  </m:r>
+                </m:e>
+                <m:sub>
+                  <m:r>
+                    <m:rPr>
+                      <m:sty m:val="p"/>
+                    </m:rPr>
+                    <m:t>3</m:t>
+                  </m:r>
+                </m:sub>
+              </m:sSub>
+              <m:r>
+                <m:rPr>
+                  <m:sty m:val="p"/>
+                </m:rPr>
+                <m:t>↓</m:t>
+              </m:r>
+            </m:oMath>
+            <w:r>
+              <w:rPr>
+                <w:rFonts w:ascii="Times New Roman" w:hAnsi="Times New Roman" w:eastAsia="Times New Roman" w:cs="Times New Roman"/>
+              </w:rPr>
+              <w:t xml:space="preserve">​</w:t>
+            </w:r>
+          </w:p>
+        </w:tc>
+      </w:tr>
+      <w:tr>
+        <w:tc>
+          <w:tcPr/>
+          <w:p>
+            <w:pPr>
+              <w:pStyle w:val="Compact"/>
+              <w:jc w:val="center"/>
+            </w:pPr>
+            <w:r>
+              <w:rPr>
+                <w:rFonts w:hint="eastAsia" w:ascii="Times New Roman" w:hAnsi="Times New Roman" w:eastAsia="FangSong" w:cs="Times New Roman"/>
+              </w:rPr>
+              <w:t xml:space="preserve">亚硫酸根</w:t>
+            </w:r>
+            <w:r>
+              <w:rPr>
+                <w:rFonts w:ascii="Times New Roman" w:hAnsi="Times New Roman" w:eastAsia="Times New Roman" w:cs="Times New Roman"/>
+              </w:rPr>
+              <w:t xml:space="preserve"> </w:t>
+            </w:r>
+            <m:oMath>
+              <m:r>
+                <m:rPr>
+                  <m:sty m:val="p"/>
+                </m:rPr>
+                <m:t>S</m:t>
+              </m:r>
+              <m:sSubSup>
+                <m:e>
+                  <m:r>
+                    <m:rPr>
+                      <m:sty m:val="p"/>
+                    </m:rPr>
+                    <m:t>O</m:t>
+                  </m:r>
+                </m:e>
+                <m:sub>
+                  <m:r>
+                    <m:rPr>
+                      <m:sty m:val="p"/>
+                    </m:rPr>
+                    <m:t>3</m:t>
+                  </m:r>
+                </m:sub>
+                <m:sup>
+                  <m:r>
+                    <m:rPr>
+                      <m:sty m:val="p"/>
+                    </m:rPr>
+                    <m:t>2</m:t>
+                  </m:r>
+                  <m:r>
+                    <m:rPr>
+                      <m:sty m:val="p"/>
+                    </m:rPr>
+                    <m:t>−</m:t>
+                  </m:r>
+                </m:sup>
+              </m:sSubSup>
+            </m:oMath>
+          </w:p>
+        </w:tc>
+        <w:tc>
+          <w:tcPr/>
+          <w:p>
+            <w:pPr>
+              <w:pStyle w:val="Compact"/>
+              <w:jc w:val="center"/>
+            </w:pPr>
+            <w:r>
+              <w:rPr>
+                <w:rFonts w:hint="eastAsia" w:ascii="Times New Roman" w:hAnsi="Times New Roman" w:eastAsia="FangSong" w:cs="Times New Roman"/>
+              </w:rPr>
+              <w:t xml:space="preserve">碱性介质</w:t>
+            </w:r>
+          </w:p>
+        </w:tc>
+        <w:tc>
+          <w:tcPr/>
+          <w:p>
+            <w:pPr>
+              <w:pStyle w:val="Compact"/>
+              <w:jc w:val="center"/>
+            </w:pPr>
+            <m:oMath>
+              <m:r>
+                <m:rPr>
+                  <m:sty m:val="p"/>
+                </m:rPr>
+                <m:t>S</m:t>
+              </m:r>
+              <m:sSubSup>
+                <m:e>
+                  <m:r>
+                    <m:rPr>
+                      <m:sty m:val="p"/>
+                    </m:rPr>
+                    <m:t>O</m:t>
+                  </m:r>
+                </m:e>
+                <m:sub>
+                  <m:r>
+                    <m:rPr>
+                      <m:sty m:val="p"/>
+                    </m:rPr>
+                    <m:t>3</m:t>
+                  </m:r>
+                </m:sub>
+                <m:sup>
+                  <m:r>
+                    <m:rPr>
+                      <m:sty m:val="p"/>
+                    </m:rPr>
+                    <m:t>2</m:t>
+                  </m:r>
+                  <m:r>
+                    <m:rPr>
+                      <m:sty m:val="p"/>
+                    </m:rPr>
+                    <m:t>−</m:t>
+                  </m:r>
+                </m:sup>
+              </m:sSubSup>
+              <m:r>
+                <m:rPr>
+                  <m:sty m:val="p"/>
+                </m:rPr>
+                <m:t>+</m:t>
+              </m:r>
+              <m:r>
+                <m:t>2</m:t>
+              </m:r>
+              <m:r>
+                <m:rPr>
+                  <m:sty m:val="p"/>
+                </m:rPr>
+                <m:t>O</m:t>
+              </m:r>
+              <m:sSup>
+                <m:e>
+                  <m:r>
+                    <m:rPr>
+                      <m:sty m:val="p"/>
+                    </m:rPr>
+                    <m:t>H</m:t>
+                  </m:r>
+                </m:e>
+                <m:sup>
+                  <m:r>
+                    <m:rPr>
+                      <m:sty m:val="p"/>
+                    </m:rPr>
+                    <m:t>−</m:t>
+                  </m:r>
+                </m:sup>
+              </m:sSup>
+              <m:r>
+                <m:rPr>
+                  <m:sty m:val="p"/>
+                </m:rPr>
+                <m:t>−</m:t>
+              </m:r>
+              <m:r>
+                <m:t>2</m:t>
+              </m:r>
+              <m:sSup>
+                <m:e>
+                  <m:r>
+                    <m:rPr>
+                      <m:sty m:val="p"/>
+                    </m:rPr>
+                    <m:t>e</m:t>
+                  </m:r>
+                </m:e>
+                <m:sup>
+                  <m:r>
+                    <m:rPr>
+                      <m:sty m:val="p"/>
+                    </m:rPr>
+                    <m:t>−</m:t>
+                  </m:r>
+                </m:sup>
+              </m:sSup>
+              <m:r>
+                <m:rPr>
+                  <m:sty m:val="p"/>
+                </m:rPr>
+                <m:t>→</m:t>
+              </m:r>
+              <m:r>
+                <m:rPr>
+                  <m:sty m:val="p"/>
+                </m:rPr>
+                <m:t>S</m:t>
+              </m:r>
+              <m:sSubSup>
+                <m:e>
+                  <m:r>
+                    <m:rPr>
+                      <m:sty m:val="p"/>
+                    </m:rPr>
+                    <m:t>O</m:t>
+                  </m:r>
+                </m:e>
+                <m:sub>
+                  <m:r>
+                    <m:rPr>
+                      <m:sty m:val="p"/>
+                    </m:rPr>
+                    <m:t>4</m:t>
+                  </m:r>
+                </m:sub>
+                <m:sup>
+                  <m:r>
+                    <m:rPr>
+                      <m:sty m:val="p"/>
+                    </m:rPr>
+                    <m:t>2</m:t>
+                  </m:r>
+                  <m:r>
+                    <m:rPr>
+                      <m:sty m:val="p"/>
+                    </m:rPr>
+                    <m:t>−</m:t>
+                  </m:r>
+                </m:sup>
+              </m:sSubSup>
+              <m:r>
+                <m:rPr>
+                  <m:sty m:val="p"/>
+                </m:rPr>
+                <m:t>+</m:t>
+              </m:r>
+              <m:sSub>
+                <m:e>
+                  <m:r>
+                    <m:rPr>
+                      <m:sty m:val="p"/>
+                    </m:rPr>
+                    <m:t>H</m:t>
+                  </m:r>
+                </m:e>
+                <m:sub>
+                  <m:r>
+                    <m:rPr>
+                      <m:sty m:val="p"/>
+                    </m:rPr>
+                    <m:t>2</m:t>
+                  </m:r>
+                </m:sub>
+              </m:sSub>
+              <m:r>
+                <m:rPr>
+                  <m:sty m:val="p"/>
+                </m:rPr>
+                <m:t>O</m:t>
+              </m:r>
+            </m:oMath>
+            <w:r>
+              <w:rPr>
+                <w:rFonts w:ascii="Times New Roman" w:hAnsi="Times New Roman" w:eastAsia="Times New Roman" w:cs="Times New Roman"/>
+              </w:rPr>
+              <w:t xml:space="preserve">​</w:t>
+            </w:r>
+          </w:p>
+        </w:tc>
+      </w:tr>
+      <w:tr>
+        <w:tc>
+          <w:tcPr/>
+          <w:p>
+            <w:pPr>
+              <w:pStyle w:val="Compact"/>
+              <w:jc w:val="center"/>
+            </w:pPr>
+            <w:r>
+              <w:rPr>
+                <w:rFonts w:hint="eastAsia" w:ascii="Times New Roman" w:hAnsi="Times New Roman" w:eastAsia="FangSong" w:cs="Times New Roman"/>
+              </w:rPr>
+              <w:t xml:space="preserve">亚硫酸水溶液</w:t>
+            </w:r>
+            <w:r>
+              <w:rPr>
+                <w:rFonts w:ascii="Times New Roman" w:hAnsi="Times New Roman" w:eastAsia="Times New Roman" w:cs="Times New Roman"/>
+              </w:rPr>
+              <w:t xml:space="preserve"> </w:t>
+            </w:r>
+            <m:oMath>
+              <m:sSub>
+                <m:e>
+                  <m:r>
+                    <m:rPr>
+                      <m:sty m:val="p"/>
+                    </m:rPr>
+                    <m:t>H</m:t>
+                  </m:r>
+                </m:e>
+                <m:sub>
+                  <m:r>
+                    <m:rPr>
+                      <m:sty m:val="p"/>
+                    </m:rPr>
+                    <m:t>2</m:t>
+                  </m:r>
+                </m:sub>
+              </m:sSub>
+              <m:r>
+                <m:rPr>
+                  <m:sty m:val="p"/>
+                </m:rPr>
+                <m:t>S</m:t>
+              </m:r>
+              <m:sSub>
+                <m:e>
+                  <m:r>
+                    <m:rPr>
+                      <m:sty m:val="p"/>
+                    </m:rPr>
+                    <m:t>O</m:t>
+                  </m:r>
+                </m:e>
+                <m:sub>
+                  <m:r>
+                    <m:rPr>
+                      <m:sty m:val="p"/>
+                    </m:rPr>
+                    <m:t>3</m:t>
+                  </m:r>
+                </m:sub>
+              </m:sSub>
+            </m:oMath>
+          </w:p>
+        </w:tc>
+        <w:tc>
+          <w:tcPr/>
+          <w:p>
+            <w:pPr>
+              <w:pStyle w:val="Compact"/>
+              <w:jc w:val="center"/>
+            </w:pPr>
+            <w:r>
+              <w:rPr>
+                <w:rFonts w:hint="eastAsia" w:ascii="Times New Roman" w:hAnsi="Times New Roman" w:eastAsia="FangSong" w:cs="Times New Roman"/>
+              </w:rPr>
+              <w:t xml:space="preserve">酸性介质</w:t>
+            </w:r>
+          </w:p>
+        </w:tc>
+        <w:tc>
+          <w:tcPr/>
+          <w:p>
+            <w:pPr>
+              <w:pStyle w:val="Compact"/>
+              <w:jc w:val="center"/>
+            </w:pPr>
+            <m:oMath>
+              <m:sSub>
+                <m:e>
+                  <m:r>
+                    <m:rPr>
+                      <m:sty m:val="p"/>
+                    </m:rPr>
+                    <m:t>H</m:t>
+                  </m:r>
+                </m:e>
+                <m:sub>
+                  <m:r>
+                    <m:rPr>
+                      <m:sty m:val="p"/>
+                    </m:rPr>
+                    <m:t>2</m:t>
+                  </m:r>
+                </m:sub>
+              </m:sSub>
+              <m:r>
+                <m:rPr>
+                  <m:sty m:val="p"/>
+                </m:rPr>
+                <m:t>S</m:t>
+              </m:r>
+              <m:sSub>
+                <m:e>
+                  <m:r>
+                    <m:rPr>
+                      <m:sty m:val="p"/>
+                    </m:rPr>
+                    <m:t>O</m:t>
+                  </m:r>
+                </m:e>
+                <m:sub>
+                  <m:r>
+                    <m:rPr>
+                      <m:sty m:val="p"/>
+                    </m:rPr>
+                    <m:t>3</m:t>
+                  </m:r>
+                </m:sub>
+              </m:sSub>
+              <m:r>
+                <m:rPr>
+                  <m:sty m:val="p"/>
+                </m:rPr>
+                <m:t>+</m:t>
+              </m:r>
+              <m:sSub>
+                <m:e>
+                  <m:r>
+                    <m:rPr>
+                      <m:sty m:val="p"/>
+                    </m:rPr>
+                    <m:t>H</m:t>
+                  </m:r>
+                </m:e>
+                <m:sub>
+                  <m:r>
+                    <m:rPr>
+                      <m:sty m:val="p"/>
+                    </m:rPr>
+                    <m:t>2</m:t>
+                  </m:r>
+                </m:sub>
+              </m:sSub>
+              <m:r>
+                <m:rPr>
+                  <m:sty m:val="p"/>
+                </m:rPr>
+                <m:t>O</m:t>
+              </m:r>
+              <m:r>
+                <m:rPr>
+                  <m:sty m:val="p"/>
+                </m:rPr>
+                <m:t>−</m:t>
+              </m:r>
+              <m:r>
+                <m:t>2</m:t>
+              </m:r>
+              <m:sSup>
+                <m:e>
+                  <m:r>
+                    <m:rPr>
+                      <m:sty m:val="p"/>
+                    </m:rPr>
+                    <m:t>e</m:t>
+                  </m:r>
+                </m:e>
+                <m:sup>
+                  <m:r>
+                    <m:rPr>
+                      <m:sty m:val="p"/>
+                    </m:rPr>
+                    <m:t>−</m:t>
+                  </m:r>
+                </m:sup>
+              </m:sSup>
+              <m:r>
+                <m:rPr>
+                  <m:sty m:val="p"/>
+                </m:rPr>
+                <m:t>→</m:t>
+              </m:r>
+              <m:r>
+                <m:rPr>
+                  <m:sty m:val="p"/>
+                </m:rPr>
+                <m:t>S</m:t>
+              </m:r>
+              <m:sSubSup>
+                <m:e>
+                  <m:r>
+                    <m:rPr>
+                      <m:sty m:val="p"/>
+                    </m:rPr>
+                    <m:t>O</m:t>
+                  </m:r>
+                </m:e>
+                <m:sub>
+                  <m:r>
+                    <m:rPr>
+                      <m:sty m:val="p"/>
+                    </m:rPr>
+                    <m:t>4</m:t>
+                  </m:r>
+                </m:sub>
+                <m:sup>
+                  <m:r>
+                    <m:rPr>
+                      <m:sty m:val="p"/>
+                    </m:rPr>
+                    <m:t>2</m:t>
+                  </m:r>
+                  <m:r>
+                    <m:rPr>
+                      <m:sty m:val="p"/>
+                    </m:rPr>
+                    <m:t>−</m:t>
+                  </m:r>
+                </m:sup>
+              </m:sSubSup>
+              <m:r>
+                <m:rPr>
+                  <m:sty m:val="p"/>
+                </m:rPr>
+                <m:t>+</m:t>
+              </m:r>
+              <m:r>
+                <m:t>4</m:t>
+              </m:r>
+              <m:sSup>
+                <m:e>
+                  <m:r>
+                    <m:rPr>
+                      <m:sty m:val="p"/>
+                    </m:rPr>
+                    <m:t>H</m:t>
+                  </m:r>
+                </m:e>
+                <m:sup>
+                  <m:r>
+                    <m:rPr>
+                      <m:sty m:val="p"/>
+                    </m:rPr>
+                    <m:t>+</m:t>
+                  </m:r>
+                </m:sup>
+              </m:sSup>
+            </m:oMath>
+            <w:r>
+              <w:rPr>
+                <w:rFonts w:ascii="Times New Roman" w:hAnsi="Times New Roman" w:eastAsia="Times New Roman" w:cs="Times New Roman"/>
+              </w:rPr>
+              <w:t xml:space="preserve">​</w:t>
+            </w:r>
+          </w:p>
+        </w:tc>
+      </w:tr>
+      <w:tr>
+        <w:tc>
+          <w:tcPr/>
+          <w:p>
+            <w:pPr>
+              <w:pStyle w:val="Compact"/>
+              <w:jc w:val="center"/>
+            </w:pPr>
+            <w:r>
+              <w:rPr>
+                <w:rFonts w:hint="eastAsia" w:ascii="Times New Roman" w:hAnsi="Times New Roman" w:eastAsia="FangSong" w:cs="Times New Roman"/>
+              </w:rPr>
+              <w:t xml:space="preserve">硫离子</w:t>
+            </w:r>
+            <w:r>
+              <w:rPr>
+                <w:rFonts w:ascii="Times New Roman" w:hAnsi="Times New Roman" w:eastAsia="Times New Roman" w:cs="Times New Roman"/>
+              </w:rPr>
+              <w:t xml:space="preserve"> </w:t>
+            </w:r>
+            <m:oMath>
+              <m:sSup>
+                <m:e>
+                  <m:r>
+                    <m:rPr>
+                      <m:sty m:val="p"/>
+                    </m:rPr>
+                    <m:t>S</m:t>
+                  </m:r>
+                </m:e>
+                <m:sup>
+                  <m:r>
+                    <m:rPr>
+                      <m:sty m:val="p"/>
+                    </m:rPr>
+                    <m:t>2</m:t>
+                  </m:r>
+                  <m:r>
+                    <m:rPr>
+                      <m:sty m:val="p"/>
+                    </m:rPr>
+                    <m:t>−</m:t>
+                  </m:r>
+                </m:sup>
+              </m:sSup>
+            </m:oMath>
+          </w:p>
+        </w:tc>
+        <w:tc>
+          <w:tcPr/>
+          <w:p>
+            <w:pPr>
+              <w:pStyle w:val="Compact"/>
+              <w:jc w:val="center"/>
+            </w:pPr>
+            <w:r>
+              <w:rPr>
+                <w:rFonts w:hint="eastAsia" w:ascii="Times New Roman" w:hAnsi="Times New Roman" w:eastAsia="FangSong" w:cs="Times New Roman"/>
+              </w:rPr>
+              <w:t xml:space="preserve">碱性介质</w:t>
+            </w:r>
+          </w:p>
+        </w:tc>
+        <w:tc>
+          <w:tcPr/>
+          <w:p>
+            <w:pPr>
+              <w:pStyle w:val="Compact"/>
+              <w:jc w:val="center"/>
+            </w:pPr>
+            <m:oMath>
+              <m:sSup>
+                <m:e>
+                  <m:r>
+                    <m:rPr>
+                      <m:sty m:val="p"/>
+                    </m:rPr>
+                    <m:t>S</m:t>
+                  </m:r>
+                </m:e>
+                <m:sup>
+                  <m:r>
+                    <m:rPr>
+                      <m:sty m:val="p"/>
+                    </m:rPr>
+                    <m:t>2</m:t>
+                  </m:r>
+                  <m:r>
+                    <m:rPr>
+                      <m:sty m:val="p"/>
+                    </m:rPr>
+                    <m:t>−</m:t>
+                  </m:r>
+                </m:sup>
+              </m:sSup>
+              <m:r>
+                <m:rPr>
+                  <m:sty m:val="p"/>
+                </m:rPr>
+                <m:t>−</m:t>
+              </m:r>
+              <m:r>
+                <m:t>2</m:t>
+              </m:r>
+              <m:sSup>
+                <m:e>
+                  <m:r>
+                    <m:rPr>
+                      <m:sty m:val="p"/>
+                    </m:rPr>
+                    <m:t>e</m:t>
+                  </m:r>
+                </m:e>
+                <m:sup>
+                  <m:r>
+                    <m:rPr>
+                      <m:sty m:val="p"/>
+                    </m:rPr>
+                    <m:t>−</m:t>
+                  </m:r>
+                </m:sup>
+              </m:sSup>
+              <m:r>
+                <m:rPr>
+                  <m:sty m:val="p"/>
+                </m:rPr>
+                <m:t>→</m:t>
+              </m:r>
+              <m:r>
+                <m:rPr>
+                  <m:sty m:val="p"/>
+                </m:rPr>
+                <m:t>S</m:t>
+              </m:r>
+              <m:r>
+                <m:rPr>
+                  <m:sty m:val="p"/>
+                </m:rPr>
+                <m:t>↓</m:t>
+              </m:r>
+            </m:oMath>
+            <w:r>
+              <w:rPr>
+                <w:rFonts w:ascii="Times New Roman" w:hAnsi="Times New Roman" w:eastAsia="Times New Roman" w:cs="Times New Roman"/>
+              </w:rPr>
+              <w:t xml:space="preserve">​</w:t>
+            </w:r>
+          </w:p>
+        </w:tc>
+      </w:tr>
+      <w:tr>
+        <w:tc>
+          <w:tcPr/>
+          <w:p>
+            <w:pPr>
+              <w:pStyle w:val="Compact"/>
+              <w:jc w:val="center"/>
+            </w:pPr>
+            <w:r>
+              <w:rPr>
+                <w:rFonts w:hint="eastAsia" w:ascii="Times New Roman" w:hAnsi="Times New Roman" w:eastAsia="FangSong" w:cs="Times New Roman"/>
+              </w:rPr>
+              <w:t xml:space="preserve">硫离子</w:t>
+            </w:r>
+            <w:r>
+              <w:rPr>
+                <w:rFonts w:ascii="Times New Roman" w:hAnsi="Times New Roman" w:eastAsia="Times New Roman" w:cs="Times New Roman"/>
+              </w:rPr>
+              <w:t xml:space="preserve"> </w:t>
+            </w:r>
+            <m:oMath>
+              <m:sSup>
+                <m:e>
+                  <m:r>
+                    <m:rPr>
+                      <m:sty m:val="p"/>
+                    </m:rPr>
+                    <m:t>S</m:t>
+                  </m:r>
+                </m:e>
+                <m:sup>
+                  <m:r>
+                    <m:rPr>
+                      <m:sty m:val="p"/>
+                    </m:rPr>
+                    <m:t>2</m:t>
+                  </m:r>
+                  <m:r>
+                    <m:rPr>
+                      <m:sty m:val="p"/>
+                    </m:rPr>
+                    <m:t>−</m:t>
+                  </m:r>
+                </m:sup>
+              </m:sSup>
+            </m:oMath>
+          </w:p>
+        </w:tc>
+        <w:tc>
+          <w:tcPr/>
+          <w:p>
+            <w:pPr>
+              <w:pStyle w:val="Compact"/>
+              <w:jc w:val="center"/>
+            </w:pPr>
+            <w:r>
+              <w:rPr>
+                <w:rFonts w:hint="eastAsia" w:ascii="Times New Roman" w:hAnsi="Times New Roman" w:eastAsia="FangSong" w:cs="Times New Roman"/>
+              </w:rPr>
+              <w:t xml:space="preserve">碱性介质</w:t>
+            </w:r>
+          </w:p>
+        </w:tc>
+        <w:tc>
+          <w:tcPr/>
+          <w:p>
+            <w:pPr>
+              <w:pStyle w:val="Compact"/>
+              <w:jc w:val="center"/>
+            </w:pPr>
+            <m:oMath>
+              <m:sSup>
+                <m:e>
+                  <m:r>
+                    <m:rPr>
+                      <m:sty m:val="p"/>
+                    </m:rPr>
+                    <m:t>S</m:t>
+                  </m:r>
+                </m:e>
+                <m:sup>
+                  <m:r>
+                    <m:rPr>
+                      <m:sty m:val="p"/>
+                    </m:rPr>
+                    <m:t>2</m:t>
+                  </m:r>
+                  <m:r>
+                    <m:rPr>
+                      <m:sty m:val="p"/>
+                    </m:rPr>
+                    <m:t>−</m:t>
+                  </m:r>
+                </m:sup>
+              </m:sSup>
+              <m:r>
+                <m:rPr>
+                  <m:sty m:val="p"/>
+                </m:rPr>
+                <m:t>+</m:t>
+              </m:r>
+              <m:r>
+                <m:t>8</m:t>
+              </m:r>
+              <m:r>
+                <m:rPr>
+                  <m:sty m:val="p"/>
+                </m:rPr>
+                <m:t>O</m:t>
+              </m:r>
+              <m:sSup>
+                <m:e>
+                  <m:r>
+                    <m:rPr>
+                      <m:sty m:val="p"/>
+                    </m:rPr>
+                    <m:t>H</m:t>
+                  </m:r>
+                </m:e>
+                <m:sup>
+                  <m:r>
+                    <m:rPr>
+                      <m:sty m:val="p"/>
+                    </m:rPr>
+                    <m:t>−</m:t>
+                  </m:r>
+                </m:sup>
+              </m:sSup>
+              <m:r>
+                <m:rPr>
+                  <m:sty m:val="p"/>
+                </m:rPr>
+                <m:t>−</m:t>
+              </m:r>
+              <m:r>
+                <m:t>8</m:t>
+              </m:r>
+              <m:sSup>
+                <m:e>
+                  <m:r>
+                    <m:rPr>
+                      <m:sty m:val="p"/>
+                    </m:rPr>
+                    <m:t>e</m:t>
+                  </m:r>
+                </m:e>
+                <m:sup>
+                  <m:r>
+                    <m:rPr>
+                      <m:sty m:val="p"/>
+                    </m:rPr>
+                    <m:t>−</m:t>
+                  </m:r>
+                </m:sup>
+              </m:sSup>
+              <m:r>
+                <m:rPr>
+                  <m:sty m:val="p"/>
+                </m:rPr>
+                <m:t>→</m:t>
+              </m:r>
+              <m:r>
+                <m:rPr>
+                  <m:sty m:val="p"/>
+                </m:rPr>
+                <m:t>S</m:t>
+              </m:r>
+              <m:sSubSup>
+                <m:e>
+                  <m:r>
+                    <m:rPr>
+                      <m:sty m:val="p"/>
+                    </m:rPr>
+                    <m:t>O</m:t>
+                  </m:r>
+                </m:e>
+                <m:sub>
+                  <m:r>
+                    <m:rPr>
+                      <m:sty m:val="p"/>
+                    </m:rPr>
+                    <m:t>4</m:t>
+                  </m:r>
+                </m:sub>
+                <m:sup>
+                  <m:r>
+                    <m:rPr>
+                      <m:sty m:val="p"/>
+                    </m:rPr>
+                    <m:t>2</m:t>
+                  </m:r>
+                  <m:r>
+                    <m:rPr>
+                      <m:sty m:val="p"/>
+                    </m:rPr>
+                    <m:t>−</m:t>
+                  </m:r>
+                </m:sup>
+              </m:sSubSup>
+              <m:r>
+                <m:rPr>
+                  <m:sty m:val="p"/>
+                </m:rPr>
+                <m:t>+</m:t>
+              </m:r>
+              <m:r>
+                <m:t>4</m:t>
+              </m:r>
+              <m:sSub>
+                <m:e>
+                  <m:r>
+                    <m:rPr>
+                      <m:sty m:val="p"/>
+                    </m:rPr>
+                    <m:t>H</m:t>
+                  </m:r>
+                </m:e>
+                <m:sub>
+                  <m:r>
+                    <m:rPr>
+                      <m:sty m:val="p"/>
+                    </m:rPr>
+                    <m:t>2</m:t>
+                  </m:r>
+                </m:sub>
+              </m:sSub>
+              <m:r>
+                <m:rPr>
+                  <m:sty m:val="p"/>
+                </m:rPr>
+                <m:t>O</m:t>
+              </m:r>
+            </m:oMath>
+            <w:r>
+              <w:rPr>
+                <w:rFonts w:ascii="Times New Roman" w:hAnsi="Times New Roman" w:eastAsia="Times New Roman" w:cs="Times New Roman"/>
+              </w:rPr>
+              <w:t xml:space="preserve">​</w:t>
+            </w:r>
+          </w:p>
+        </w:tc>
+      </w:tr>
+      <w:tr>
+        <w:tc>
+          <w:tcPr/>
+          <w:p>
+            <w:pPr>
+              <w:pStyle w:val="Compact"/>
+              <w:jc w:val="center"/>
+            </w:pPr>
+            <w:r>
+              <w:rPr>
+                <w:rFonts w:hint="eastAsia" w:ascii="Times New Roman" w:hAnsi="Times New Roman" w:eastAsia="FangSong" w:cs="Times New Roman"/>
+              </w:rPr>
+              <w:t>草酸</w:t>
+            </w:r>
+            <w:r>
+              <w:rPr>
+                <w:rFonts w:hint="eastAsia" w:ascii="Times New Roman" w:hAnsi="Times New Roman" w:eastAsia="Times New Roman" w:cs="Times New Roman"/>
+              </w:rPr>
+              <w:t>/</w:t>
+            </w:r>
+            <w:r>
+              <w:rPr>
+                <w:rFonts w:hint="eastAsia" w:ascii="Times New Roman" w:hAnsi="Times New Roman" w:eastAsia="FangSong" w:cs="Times New Roman"/>
+              </w:rPr>
+              <w:t>草酸根</w:t>
+            </w:r>
+            <w:r>
+              <w:rPr>
+                <w:rFonts w:ascii="Times New Roman" w:hAnsi="Times New Roman" w:eastAsia="Times New Roman" w:cs="Times New Roman"/>
+              </w:rPr>
+              <w:t xml:space="preserve"> </w:t>
+            </w:r>
+            <m:oMath>
+              <m:sSub>
+                <m:e>
+                  <m:r>
+                    <m:rPr>
+                      <m:sty m:val="p"/>
+                    </m:rPr>
+                    <m:t>H</m:t>
+                  </m:r>
+                </m:e>
+                <m:sub>
+                  <m:r>
+                    <m:rPr>
+                      <m:sty m:val="p"/>
+                    </m:rPr>
+                    <m:t>2</m:t>
+                  </m:r>
+                </m:sub>
+              </m:sSub>
+              <m:sSub>
+                <m:e>
+                  <m:r>
+                    <m:rPr>
+                      <m:sty m:val="p"/>
+                    </m:rPr>
+                    <m:t>C</m:t>
+                  </m:r>
+                </m:e>
+                <m:sub>
+                  <m:r>
+                    <m:rPr>
+                      <m:sty m:val="p"/>
+                    </m:rPr>
+                    <m:t>2</m:t>
+                  </m:r>
+                </m:sub>
+              </m:sSub>
+              <m:sSub>
+                <m:e>
+                  <m:r>
+                    <m:rPr>
+                      <m:sty m:val="p"/>
+                    </m:rPr>
+                    <m:t>O</m:t>
+                  </m:r>
+                </m:e>
+                <m:sub>
+                  <m:r>
+                    <m:rPr>
+                      <m:sty m:val="p"/>
+                    </m:rPr>
+                    <m:t>4</m:t>
+                  </m:r>
+                </m:sub>
+              </m:sSub>
+            </m:oMath>
+          </w:p>
+        </w:tc>
+        <w:tc>
+          <w:tcPr/>
+          <w:p>
+            <w:pPr>
+              <w:pStyle w:val="Compact"/>
+              <w:jc w:val="center"/>
+            </w:pPr>
+            <w:r>
+              <w:rPr>
+                <w:rFonts w:hint="eastAsia" w:ascii="Times New Roman" w:hAnsi="Times New Roman" w:eastAsia="FangSong" w:cs="Times New Roman"/>
+              </w:rPr>
+              <w:t>酸性介质</w:t>
+            </w:r>
+            <w:r>
+              <w:rPr>
+                <w:rFonts w:hint="eastAsia" w:ascii="Times New Roman" w:hAnsi="Times New Roman" w:eastAsia="Times New Roman" w:cs="Times New Roman"/>
+              </w:rPr>
+              <w:t>（</w:t>
+            </w:r>
+            <w:r>
+              <w:rPr>
+                <w:rFonts w:hint="eastAsia" w:ascii="Times New Roman" w:hAnsi="Times New Roman" w:eastAsia="FangSong" w:cs="Times New Roman"/>
+              </w:rPr>
+              <w:t>微热催化</w:t>
+            </w:r>
+            <w:r>
+              <w:rPr>
+                <w:rFonts w:hint="eastAsia" w:ascii="Times New Roman" w:hAnsi="Times New Roman" w:eastAsia="Times New Roman" w:cs="Times New Roman"/>
+              </w:rPr>
+              <w:t>）</w:t>
+            </w:r>
+          </w:p>
+        </w:tc>
+        <w:tc>
+          <w:tcPr/>
+          <w:p>
+            <w:pPr>
+              <w:pStyle w:val="Compact"/>
+              <w:jc w:val="center"/>
+            </w:pPr>
+            <m:oMath>
+              <m:sSub>
+                <m:e>
+                  <m:r>
+                    <m:rPr>
+                      <m:sty m:val="p"/>
+                    </m:rPr>
+                    <m:t>H</m:t>
+                  </m:r>
+                </m:e>
+                <m:sub>
+                  <m:r>
+                    <m:rPr>
+                      <m:sty m:val="p"/>
+                    </m:rPr>
+                    <m:t>2</m:t>
+                  </m:r>
+                </m:sub>
+              </m:sSub>
+              <m:sSub>
+                <m:e>
+                  <m:r>
+                    <m:rPr>
+                      <m:sty m:val="p"/>
+                    </m:rPr>
+                    <m:t>C</m:t>
+                  </m:r>
+                </m:e>
+                <m:sub>
+                  <m:r>
+                    <m:rPr>
+                      <m:sty m:val="p"/>
+                    </m:rPr>
+                    <m:t>2</m:t>
+                  </m:r>
+                </m:sub>
+              </m:sSub>
+              <m:sSub>
+                <m:e>
+                  <m:r>
+                    <m:rPr>
+                      <m:sty m:val="p"/>
+                    </m:rPr>
+                    <m:t>O</m:t>
+                  </m:r>
+                </m:e>
+                <m:sub>
+                  <m:r>
+                    <m:rPr>
+                      <m:sty m:val="p"/>
+                    </m:rPr>
+                    <m:t>4</m:t>
+                  </m:r>
+                </m:sub>
+              </m:sSub>
+              <m:r>
+                <m:rPr>
+                  <m:sty m:val="p"/>
+                </m:rPr>
+                <m:t>−</m:t>
+              </m:r>
+              <m:r>
+                <m:t>2</m:t>
+              </m:r>
+              <m:sSup>
+                <m:e>
+                  <m:r>
+                    <m:rPr>
+                      <m:sty m:val="p"/>
+                    </m:rPr>
+                    <m:t>e</m:t>
+                  </m:r>
+                </m:e>
+                <m:sup>
+                  <m:r>
+                    <m:rPr>
+                      <m:sty m:val="p"/>
+                    </m:rPr>
+                    <m:t>−</m:t>
+                  </m:r>
+                </m:sup>
+              </m:sSup>
+              <m:r>
+                <m:rPr>
+                  <m:sty m:val="p"/>
+                </m:rPr>
+                <m:t>→</m:t>
+              </m:r>
+              <m:r>
+                <m:t>2</m:t>
+              </m:r>
+              <m:r>
+                <m:rPr>
+                  <m:sty m:val="p"/>
+                </m:rPr>
+                <m:t>C</m:t>
+              </m:r>
+              <m:sSub>
+                <m:e>
+                  <m:r>
+                    <m:rPr>
+                      <m:sty m:val="p"/>
+                    </m:rPr>
+                    <m:t>O</m:t>
+                  </m:r>
+                </m:e>
+                <m:sub>
+                  <m:r>
+                    <m:rPr>
+                      <m:sty m:val="p"/>
+                    </m:rPr>
+                    <m:t>2</m:t>
+                  </m:r>
+                </m:sub>
+              </m:sSub>
+              <m:r>
+                <m:rPr>
+                  <m:sty m:val="p"/>
+                </m:rPr>
+                <m:t>↑</m:t>
+              </m:r>
+              <m:r>
+                <m:rPr>
+                  <m:sty m:val="p"/>
+                </m:rPr>
+                <m:t>+</m:t>
+              </m:r>
+              <m:r>
+                <m:t>2</m:t>
+              </m:r>
+              <m:sSup>
+                <m:e>
+                  <m:r>
+                    <m:rPr>
+                      <m:sty m:val="p"/>
+                    </m:rPr>
+                    <m:t>H</m:t>
+                  </m:r>
+                </m:e>
+                <m:sup>
+                  <m:r>
+                    <m:rPr>
+                      <m:sty m:val="p"/>
+                    </m:rPr>
+                    <m:t>+</m:t>
+                  </m:r>
+                </m:sup>
+              </m:sSup>
+            </m:oMath>
+            <w:r>
+              <w:rPr>
+                <w:rFonts w:ascii="Times New Roman" w:hAnsi="Times New Roman" w:eastAsia="Times New Roman" w:cs="Times New Roman"/>
+              </w:rPr>
+              <w:t xml:space="preserve">​</w:t>
+            </w:r>
+          </w:p>
+        </w:tc>
+      </w:tr>
+      <w:tr>
+        <w:tc>
+          <w:tcPr/>
+          <w:p>
+            <w:pPr>
+              <w:pStyle w:val="Compact"/>
+              <w:jc w:val="center"/>
+            </w:pPr>
+            <w:r>
+              <w:rPr>
+                <w:rFonts w:hint="eastAsia" w:ascii="Times New Roman" w:hAnsi="Times New Roman" w:eastAsia="FangSong" w:cs="Times New Roman"/>
+              </w:rPr>
+              <w:t xml:space="preserve">连二亚硫酸根</w:t>
+            </w:r>
+            <w:r>
+              <w:rPr>
+                <w:rFonts w:ascii="Times New Roman" w:hAnsi="Times New Roman" w:eastAsia="Times New Roman" w:cs="Times New Roman"/>
+              </w:rPr>
+              <w:t xml:space="preserve"> </w:t>
+            </w:r>
+            <m:oMath>
+              <m:sSub>
+                <m:e>
+                  <m:r>
+                    <m:rPr>
+                      <m:sty m:val="p"/>
+                    </m:rPr>
+                    <m:t>S</m:t>
+                  </m:r>
+                </m:e>
+                <m:sub>
+                  <m:r>
+                    <m:rPr>
+                      <m:sty m:val="p"/>
+                    </m:rPr>
+                    <m:t>2</m:t>
+                  </m:r>
+                </m:sub>
+              </m:sSub>
+              <m:sSubSup>
+                <m:e>
+                  <m:r>
+                    <m:rPr>
+                      <m:sty m:val="p"/>
+                    </m:rPr>
+                    <m:t>O</m:t>
+                  </m:r>
+                </m:e>
+                <m:sub>
+                  <m:r>
+                    <m:rPr>
+                      <m:sty m:val="p"/>
+                    </m:rPr>
+                    <m:t>4</m:t>
+                  </m:r>
+                </m:sub>
+                <m:sup>
+                  <m:r>
+                    <m:rPr>
+                      <m:sty m:val="p"/>
+                    </m:rPr>
+                    <m:t>2</m:t>
+                  </m:r>
+                  <m:r>
+                    <m:rPr>
+                      <m:sty m:val="p"/>
+                    </m:rPr>
+                    <m:t>−</m:t>
+                  </m:r>
+                </m:sup>
+              </m:sSubSup>
+            </m:oMath>
+          </w:p>
+        </w:tc>
+        <w:tc>
+          <w:tcPr/>
+          <w:p>
+            <w:pPr>
+              <w:pStyle w:val="Compact"/>
+              <w:jc w:val="center"/>
+            </w:pPr>
+            <w:r>
+              <w:rPr>
+                <w:rFonts w:hint="eastAsia" w:ascii="Times New Roman" w:hAnsi="Times New Roman" w:eastAsia="FangSong" w:cs="Times New Roman"/>
+              </w:rPr>
+              <w:t xml:space="preserve">碱性介质</w:t>
+            </w:r>
+          </w:p>
+        </w:tc>
+        <w:tc>
+          <w:tcPr/>
+          <w:p>
+            <w:pPr>
+              <w:pStyle w:val="Compact"/>
+              <w:jc w:val="center"/>
+            </w:pPr>
+            <m:oMath>
+              <m:sSub>
+                <m:e>
+                  <m:r>
+                    <m:rPr>
+                      <m:sty m:val="p"/>
+                    </m:rPr>
+                    <m:t>S</m:t>
+                  </m:r>
+                </m:e>
+                <m:sub>
+                  <m:r>
+                    <m:rPr>
+                      <m:sty m:val="p"/>
+                    </m:rPr>
+                    <m:t>2</m:t>
+                  </m:r>
+                </m:sub>
+              </m:sSub>
+              <m:sSubSup>
+                <m:e>
+                  <m:r>
+                    <m:rPr>
+                      <m:sty m:val="p"/>
+                    </m:rPr>
+                    <m:t>O</m:t>
+                  </m:r>
+                </m:e>
+                <m:sub>
+                  <m:r>
+                    <m:rPr>
+                      <m:sty m:val="p"/>
+                    </m:rPr>
+                    <m:t>4</m:t>
+                  </m:r>
+                </m:sub>
+                <m:sup>
+                  <m:r>
+                    <m:rPr>
+                      <m:sty m:val="p"/>
+                    </m:rPr>
+                    <m:t>2</m:t>
+                  </m:r>
+                  <m:r>
+                    <m:rPr>
+                      <m:sty m:val="p"/>
+                    </m:rPr>
+                    <m:t>−</m:t>
+                  </m:r>
+                </m:sup>
+              </m:sSubSup>
+              <m:r>
+                <m:rPr>
+                  <m:sty m:val="p"/>
+                </m:rPr>
+                <m:t>+</m:t>
+              </m:r>
+              <m:r>
+                <m:t>4</m:t>
+              </m:r>
+              <m:r>
+                <m:rPr>
+                  <m:sty m:val="p"/>
+                </m:rPr>
+                <m:t>O</m:t>
+              </m:r>
+              <m:sSup>
+                <m:e>
+                  <m:r>
+                    <m:rPr>
+                      <m:sty m:val="p"/>
+                    </m:rPr>
+                    <m:t>H</m:t>
+                  </m:r>
+                </m:e>
+                <m:sup>
+                  <m:r>
+                    <m:rPr>
+                      <m:sty m:val="p"/>
+                    </m:rPr>
+                    <m:t>−</m:t>
+                  </m:r>
+                </m:sup>
+              </m:sSup>
+              <m:r>
+                <m:rPr>
+                  <m:sty m:val="p"/>
+                </m:rPr>
+                <m:t>−</m:t>
+              </m:r>
+              <m:r>
+                <m:t>2</m:t>
+              </m:r>
+              <m:sSup>
+                <m:e>
+                  <m:r>
+                    <m:rPr>
+                      <m:sty m:val="p"/>
+                    </m:rPr>
+                    <m:t>e</m:t>
+                  </m:r>
+                </m:e>
+                <m:sup>
+                  <m:r>
+                    <m:rPr>
+                      <m:sty m:val="p"/>
+                    </m:rPr>
+                    <m:t>−</m:t>
+                  </m:r>
+                </m:sup>
+              </m:sSup>
+              <m:r>
+                <m:rPr>
+                  <m:sty m:val="p"/>
+                </m:rPr>
+                <m:t>→</m:t>
+              </m:r>
+              <m:r>
+                <m:t>2</m:t>
+              </m:r>
+              <m:r>
+                <m:rPr>
+                  <m:sty m:val="p"/>
+                </m:rPr>
+                <m:t>S</m:t>
+              </m:r>
+              <m:sSubSup>
+                <m:e>
+                  <m:r>
+                    <m:rPr>
+                      <m:sty m:val="p"/>
+                    </m:rPr>
+                    <m:t>O</m:t>
+                  </m:r>
+                </m:e>
+                <m:sub>
+                  <m:r>
+                    <m:rPr>
+                      <m:sty m:val="p"/>
+                    </m:rPr>
+                    <m:t>3</m:t>
+                  </m:r>
+                </m:sub>
+                <m:sup>
+                  <m:r>
+                    <m:rPr>
+                      <m:sty m:val="p"/>
+                    </m:rPr>
+                    <m:t>2</m:t>
+                  </m:r>
+                  <m:r>
+                    <m:rPr>
+                      <m:sty m:val="p"/>
+                    </m:rPr>
+                    <m:t>−</m:t>
+                  </m:r>
+                </m:sup>
+              </m:sSubSup>
+              <m:r>
+                <m:rPr>
+                  <m:sty m:val="p"/>
+                </m:rPr>
+                <m:t>+</m:t>
+              </m:r>
+              <m:r>
+                <m:t>2</m:t>
+              </m:r>
+              <m:sSub>
+                <m:e>
+                  <m:r>
+                    <m:rPr>
+                      <m:sty m:val="p"/>
+                    </m:rPr>
+                    <m:t>H</m:t>
+                  </m:r>
+                </m:e>
+                <m:sub>
+                  <m:r>
+                    <m:rPr>
+                      <m:sty m:val="p"/>
+                    </m:rPr>
+                    <m:t>2</m:t>
+                  </m:r>
+                </m:sub>
+              </m:sSub>
+              <m:r>
+                <m:rPr>
+                  <m:sty m:val="p"/>
+                </m:rPr>
+                <m:t>O</m:t>
+              </m:r>
+            </m:oMath>
+            <w:r>
+              <w:rPr>
+                <w:rFonts w:ascii="Times New Roman" w:hAnsi="Times New Roman" w:eastAsia="Times New Roman" w:cs="Times New Roman"/>
+              </w:rPr>
+              <w:t xml:space="preserve">​</w:t>
+            </w:r>
+          </w:p>
+        </w:tc>
+      </w:tr>
+      <w:tr>
+        <w:tc>
+          <w:tcPr/>
+          <w:p>
+            <w:pPr>
+              <w:pStyle w:val="Compact"/>
+              <w:jc w:val="center"/>
+            </w:pPr>
+            <w:r>
+              <w:rPr>
+                <w:rFonts w:hint="eastAsia" w:ascii="Times New Roman" w:hAnsi="Times New Roman" w:eastAsia="FangSong" w:cs="Times New Roman"/>
+              </w:rPr>
+              <w:t xml:space="preserve">水合肼</w:t>
+            </w:r>
+            <w:r>
+              <w:rPr>
+                <w:rFonts w:ascii="Times New Roman" w:hAnsi="Times New Roman" w:eastAsia="Times New Roman" w:cs="Times New Roman"/>
+              </w:rPr>
+              <w:t xml:space="preserve"> </w:t>
+            </w:r>
+            <m:oMath>
+              <m:sSub>
+                <m:e>
+                  <m:r>
+                    <m:rPr>
+                      <m:sty m:val="p"/>
+                    </m:rPr>
+                    <m:t>N</m:t>
+                  </m:r>
+                </m:e>
+                <m:sub>
+                  <m:r>
+                    <m:rPr>
+                      <m:sty m:val="p"/>
+                    </m:rPr>
+                    <m:t>2</m:t>
+                  </m:r>
+                </m:sub>
+              </m:sSub>
+              <m:sSub>
+                <m:e>
+                  <m:r>
+                    <m:rPr>
+                      <m:sty m:val="p"/>
+                    </m:rPr>
+                    <m:t>H</m:t>
+                  </m:r>
+                </m:e>
+                <m:sub>
+                  <m:r>
+                    <m:rPr>
+                      <m:sty m:val="p"/>
+                    </m:rPr>
+                    <m:t>4</m:t>
+                  </m:r>
+                </m:sub>
+              </m:sSub>
+              <m:r>
+                <m:rPr>
+                  <m:sty m:val="p"/>
+                </m:rPr>
+                <m:t>⋅</m:t>
+              </m:r>
+              <m:sSub>
+                <m:e>
+                  <m:r>
+                    <m:rPr>
+                      <m:sty m:val="p"/>
+                    </m:rPr>
+                    <m:t>H</m:t>
+                  </m:r>
+                </m:e>
+                <m:sub>
+                  <m:r>
+                    <m:rPr>
+                      <m:sty m:val="p"/>
+                    </m:rPr>
+                    <m:t>2</m:t>
+                  </m:r>
+                </m:sub>
+              </m:sSub>
+              <m:r>
+                <m:rPr>
+                  <m:sty m:val="p"/>
+                </m:rPr>
+                <m:t>O</m:t>
+              </m:r>
+            </m:oMath>
+          </w:p>
+        </w:tc>
+        <w:tc>
+          <w:tcPr/>
+          <w:p>
+            <w:pPr>
+              <w:pStyle w:val="Compact"/>
+              <w:jc w:val="center"/>
+            </w:pPr>
+            <w:r>
+              <w:rPr>
+                <w:rFonts w:hint="eastAsia" w:ascii="Times New Roman" w:hAnsi="Times New Roman" w:eastAsia="FangSong" w:cs="Times New Roman"/>
+              </w:rPr>
+              <w:t xml:space="preserve">碱性介质</w:t>
+            </w:r>
+          </w:p>
+        </w:tc>
         <w:tc>
           <w:tcPr/>
           <w:p>
@@ -28878,113 +31181,6 @@
                 <w:rFonts w:hint="eastAsia" w:ascii="Times New Roman" w:hAnsi="Times New Roman" w:eastAsia="FangSong" w:cs="Times New Roman"/>
               </w:rPr>
               <w:t xml:space="preserve">酸性介质</w:t>
-            </w:r>
-          </w:p>
-        </w:tc>
-        <w:tc>
-          <w:tcPr/>
-          <w:p>
-            <w:pPr>
-              <w:pStyle w:val="Compact"/>
-              <w:jc w:val="center"/>
-            </w:pPr>
-            <m:oMath>
-              <m:sSub>
-                <m:e>
-                  <m:r>
-                    <m:rPr>
-                      <m:sty m:val="p"/>
-                    </m:rPr>
-                    <m:t>I</m:t>
-                  </m:r>
-                </m:e>
-                <m:sub>
-                  <m:r>
-                    <m:rPr>
-                      <m:sty m:val="p"/>
-                    </m:rPr>
-                    <m:t>2</m:t>
-                  </m:r>
-                </m:sub>
-              </m:sSub>
-            </m:oMath>
-            <w:r>
-              <w:rPr>
-                <w:rFonts w:hint="eastAsia" w:ascii="Times New Roman" w:hAnsi="Times New Roman" w:eastAsia="Times New Roman" w:cs="Times New Roman"/>
-              </w:rPr>
-              <w:t>（</w:t>
-            </w:r>
-            <w:r>
-              <w:rPr>
-                <w:rFonts w:hint="eastAsia" w:ascii="Times New Roman" w:hAnsi="Times New Roman" w:eastAsia="FangSong" w:cs="Times New Roman"/>
-              </w:rPr>
-              <w:t>或</w:t>
-            </w:r>
-            <w:r>
-              <w:rPr>
-                <w:rFonts w:ascii="Times New Roman" w:hAnsi="Times New Roman" w:eastAsia="Times New Roman" w:cs="Times New Roman"/>
-              </w:rPr>
-              <w:t xml:space="preserve"> </w:t>
-            </w:r>
-            <m:oMath>
-              <m:sSubSup>
-                <m:e>
-                  <m:r>
-                    <m:rPr>
-                      <m:sty m:val="p"/>
-                    </m:rPr>
-                    <m:t>I</m:t>
-                  </m:r>
-                </m:e>
-                <m:sub>
-                  <m:r>
-                    <m:rPr>
-                      <m:sty m:val="p"/>
-                    </m:rPr>
-                    <m:t>3</m:t>
-                  </m:r>
-                </m:sub>
-                <m:sup>
-                  <m:r>
-                    <m:rPr>
-                      <m:sty m:val="p"/>
-                    </m:rPr>
-                    <m:t>−</m:t>
-                  </m:r>
-                </m:sup>
-              </m:sSubSup>
-            </m:oMath>
-            <w:r>
-              <w:rPr>
-                <w:rFonts w:hint="eastAsia" w:ascii="Times New Roman" w:hAnsi="Times New Roman" w:eastAsia="Times New Roman" w:cs="Times New Roman"/>
-              </w:rPr>
-              <w:t xml:space="preserve">）</w:t>
-            </w:r>
-          </w:p>
-        </w:tc>
-        <w:tc>
-          <w:tcPr/>
-          <w:p>
-            <w:pPr>
-              <w:pStyle w:val="Compact"/>
-              <w:jc w:val="center"/>
-            </w:pPr>
-            <m:oMath>
-              <m:r>
-                <m:rPr>
-                  <m:sty m:val="p"/>
-                </m:rPr>
-                <m:t>+</m:t>
-              </m:r>
-              <m:r>
-                <m:t>0.5355</m:t>
-              </m:r>
-            </m:oMath>
-            <w:r>
-              <w:rPr>
-                <w:rFonts w:ascii="Times New Roman" w:hAnsi="Times New Roman" w:eastAsia="Times New Roman" w:cs="Times New Roman"/>
-              </w:rPr>
-              <w:t xml:space="preserve">​</w:t>
             </w:r>
           </w:p>
         </w:tc>
